--- a/Desktop/ESPE/PREGRASO S2 2026/APLICACIONES BASADAS EN EL CONOCIMIENTO/P1/Optimización por Colonia de Hormigas/entregables/Informe_ACO_Evacuacion_GH.docx
+++ b/Desktop/ESPE/PREGRASO S2 2026/APLICACIONES BASADAS EN EL CONOCIMIENTO/P1/Optimización por Colonia de Hormigas/entregables/Informe_ACO_Evacuacion_GH.docx
@@ -4,48 +4,18 @@
   <w:body>
     <w:p>
       <w:pPr>
-        <w:spacing w:after="200" w:before="200"/>
+        <w:spacing w:after="60" w:before="60"/>
         <w:jc w:val="center"/>
       </w:pPr>
       <w:r>
-        <w:drawing>
-          <wp:inline distT="0" distB="0" distL="0" distR="0">
-            <wp:extent cx="3143250" cy="762000"/>
-            <wp:effectExtent t="0" r="0" b="0" l="0"/>
-            <wp:docPr id="1" name="logo" descr="Logo de la Universidad de las Fuerzas Armadas ESPE" title="Logo ESPE"/>
-            <wp:cNvGraphicFramePr>
-              <a:graphicFrameLocks xmlns:a="http://schemas.openxmlformats.org/drawingml/2006/main" noChangeAspect="1"/>
-            </wp:cNvGraphicFramePr>
-            <a:graphic xmlns:a="http://schemas.openxmlformats.org/drawingml/2006/main">
-              <a:graphicData uri="http://schemas.openxmlformats.org/drawingml/2006/picture">
-                <pic:pic xmlns:pic="http://schemas.openxmlformats.org/drawingml/2006/picture">
-                  <pic:nvPicPr>
-                    <pic:cNvPr id="0" name="" descr=""/>
-                    <pic:cNvPicPr>
-                      <a:picLocks noChangeAspect="1" noChangeArrowheads="1"/>
-                    </pic:cNvPicPr>
-                  </pic:nvPicPr>
-                  <pic:blipFill>
-                    <a:blip r:embed="rId11" cstate="none"/>
-                    <a:srcRect/>
-                    <a:stretch>
-                      <a:fillRect/>
-                    </a:stretch>
-                  </pic:blipFill>
-                  <pic:spPr bwMode="auto">
-                    <a:xfrm>
-                      <a:off x="0" y="0"/>
-                      <a:ext cx="3143250" cy="762000"/>
-                    </a:xfrm>
-                    <a:prstGeom prst="rect">
-                      <a:avLst/>
-                    </a:prstGeom>
-                  </pic:spPr>
-                </pic:pic>
-              </a:graphicData>
-            </a:graphic>
-          </wp:inline>
-        </w:drawing>
+        <w:rPr>
+          <w:b/>
+          <w:bCs/>
+          <w:color w:val="1E6B3A"/>
+          <w:sz w:val="44"/>
+          <w:szCs w:val="44"/>
+        </w:rPr>
+        <w:t xml:space="preserve">INFORME DE PRÁCTICA</w:t>
       </w:r>
     </w:p>
     <w:p>
@@ -55,64 +25,25 @@
       </w:pPr>
       <w:r>
         <w:rPr>
-          <w:rFonts w:ascii="Calibri" w:cs="Calibri" w:eastAsia="Calibri" w:hAnsi="Calibri"/>
           <w:b/>
           <w:bCs/>
           <w:sz w:val="26"/>
           <w:szCs w:val="26"/>
         </w:rPr>
-        <w:t xml:space="preserve">UNIVERSIDAD DE LAS FUERZAS ARMADAS ESPE</w:t>
+        <w:t xml:space="preserve">Aplicaciones basadas en el conocimiento</w:t>
       </w:r>
     </w:p>
     <w:p>
       <w:pPr>
-        <w:spacing w:after="360"/>
+        <w:spacing w:after="160"/>
         <w:jc w:val="center"/>
       </w:pPr>
       <w:r>
         <w:rPr>
-          <w:color w:val="595959"/>
-          <w:sz w:val="22"/>
-          <w:szCs w:val="22"/>
+          <w:sz w:val="21"/>
+          <w:szCs w:val="21"/>
         </w:rPr>
-        <w:t xml:space="preserve">Departamento de Ciencias de la Computación</w:t>
-      </w:r>
-    </w:p>
-    <w:p>
-      <w:pPr>
-        <w:pBdr>
-          <w:top w:val="single" w:color="1B7F3B" w:sz="12" w:space="8"/>
-        </w:pBdr>
-        <w:spacing w:after="80"/>
-        <w:jc w:val="center"/>
-      </w:pPr>
-      <w:r>
-        <w:rPr>
-          <w:b/>
-          <w:bCs/>
-          <w:color w:val="1B7F3B"/>
-          <w:sz w:val="40"/>
-          <w:szCs w:val="40"/>
-        </w:rPr>
-        <w:t xml:space="preserve">INFORME DE PRÁCTICA</w:t>
-      </w:r>
-    </w:p>
-    <w:p>
-      <w:pPr>
-        <w:pBdr>
-          <w:bottom w:val="single" w:color="1B7F3B" w:sz="12" w:space="8"/>
-        </w:pBdr>
-        <w:spacing w:after="300"/>
-        <w:jc w:val="center"/>
-      </w:pPr>
-      <w:r>
-        <w:rPr>
-          <w:b/>
-          <w:bCs/>
-          <w:sz w:val="28"/>
-          <w:szCs w:val="28"/>
-        </w:rPr>
-        <w:t xml:space="preserve">Guiado de evacuación de los bloques G y H ante un sismo mediante Optimización por Colonia de Hormigas</w:t>
+        <w:t xml:space="preserve">Práctica de agente de búsqueda · Guiado de evacuación de los bloques G y H ante un sismo mediante Optimización por Colonia de Hormigas</w:t>
       </w:r>
     </w:p>
     <w:tbl>
@@ -128,8 +59,8 @@
         </w:tblBorders>
       </w:tblPr>
       <w:tblGrid>
-        <w:gridCol w:w="2300"/>
-        <w:gridCol w:w="7112"/>
+        <w:gridCol w:w="2200"/>
+        <w:gridCol w:w="7212"/>
       </w:tblGrid>
       <w:tr>
         <w:trPr>
@@ -137,19 +68,19 @@
         </w:trPr>
         <w:tc>
           <w:tcPr>
-            <w:tcW w:type="dxa" w:w="2300"/>
-            <w:tcBorders>
-              <w:top w:val="single" w:color="BFBFBF" w:sz="4"/>
-              <w:left w:val="single" w:color="BFBFBF" w:sz="4"/>
-              <w:bottom w:val="single" w:color="BFBFBF" w:sz="4"/>
-              <w:right w:val="single" w:color="BFBFBF" w:sz="4"/>
-            </w:tcBorders>
-            <w:shd w:fill="1B7F3B" w:color="auto" w:val="clear"/>
-            <w:tcMar>
-              <w:top w:type="dxa" w:w="90"/>
-              <w:left w:type="dxa" w:w="120"/>
-              <w:bottom w:type="dxa" w:w="90"/>
-              <w:right w:type="dxa" w:w="120"/>
+            <w:tcW w:type="dxa" w:w="2200"/>
+            <w:tcBorders>
+              <w:top w:val="single" w:color="BFBFBF" w:sz="4"/>
+              <w:left w:val="single" w:color="BFBFBF" w:sz="4"/>
+              <w:bottom w:val="single" w:color="BFBFBF" w:sz="4"/>
+              <w:right w:val="single" w:color="BFBFBF" w:sz="4"/>
+            </w:tcBorders>
+            <w:shd w:fill="E8F0EA" w:color="auto" w:val="clear"/>
+            <w:tcMar>
+              <w:top w:type="dxa" w:w="70"/>
+              <w:left w:type="dxa" w:w="110"/>
+              <w:bottom w:type="dxa" w:w="70"/>
+              <w:right w:type="dxa" w:w="110"/>
             </w:tcMar>
             <w:vAlign w:val="center"/>
           </w:tcPr>
@@ -158,38 +89,37 @@
               <w:rPr>
                 <w:b/>
                 <w:bCs/>
-                <w:color w:val="FFFFFF"/>
-                <w:sz w:val="22"/>
-                <w:szCs w:val="22"/>
-              </w:rPr>
-              <w:t xml:space="preserve">Carrera</w:t>
-            </w:r>
-          </w:p>
-        </w:tc>
-        <w:tc>
-          <w:tcPr>
-            <w:tcW w:type="dxa" w:w="7112"/>
-            <w:tcBorders>
-              <w:top w:val="single" w:color="BFBFBF" w:sz="4"/>
-              <w:left w:val="single" w:color="BFBFBF" w:sz="4"/>
-              <w:bottom w:val="single" w:color="BFBFBF" w:sz="4"/>
-              <w:right w:val="single" w:color="BFBFBF" w:sz="4"/>
-            </w:tcBorders>
-            <w:tcMar>
-              <w:top w:type="dxa" w:w="90"/>
-              <w:left w:type="dxa" w:w="120"/>
-              <w:bottom w:type="dxa" w:w="90"/>
-              <w:right w:type="dxa" w:w="120"/>
-            </w:tcMar>
-            <w:vAlign w:val="center"/>
-          </w:tcPr>
-          <w:p>
-            <w:r>
-              <w:rPr>
-                <w:sz w:val="22"/>
-                <w:szCs w:val="22"/>
-              </w:rPr>
-              <w:t xml:space="preserve">Ingeniería de Software</w:t>
+                <w:sz w:val="20"/>
+                <w:szCs w:val="20"/>
+              </w:rPr>
+              <w:t xml:space="preserve">Integrantes</w:t>
+            </w:r>
+          </w:p>
+        </w:tc>
+        <w:tc>
+          <w:tcPr>
+            <w:tcW w:type="dxa" w:w="7212"/>
+            <w:tcBorders>
+              <w:top w:val="single" w:color="BFBFBF" w:sz="4"/>
+              <w:left w:val="single" w:color="BFBFBF" w:sz="4"/>
+              <w:bottom w:val="single" w:color="BFBFBF" w:sz="4"/>
+              <w:right w:val="single" w:color="BFBFBF" w:sz="4"/>
+            </w:tcBorders>
+            <w:tcMar>
+              <w:top w:type="dxa" w:w="70"/>
+              <w:left w:type="dxa" w:w="110"/>
+              <w:bottom w:type="dxa" w:w="70"/>
+              <w:right w:type="dxa" w:w="110"/>
+            </w:tcMar>
+            <w:vAlign w:val="center"/>
+          </w:tcPr>
+          <w:p>
+            <w:r>
+              <w:rPr>
+                <w:sz w:val="20"/>
+                <w:szCs w:val="20"/>
+              </w:rPr>
+              <w:t xml:space="preserve">Maycol Celi, Erika Guayanay y Alejandro Obando</w:t>
             </w:r>
           </w:p>
         </w:tc>
@@ -200,19 +130,19 @@
         </w:trPr>
         <w:tc>
           <w:tcPr>
-            <w:tcW w:type="dxa" w:w="2300"/>
-            <w:tcBorders>
-              <w:top w:val="single" w:color="BFBFBF" w:sz="4"/>
-              <w:left w:val="single" w:color="BFBFBF" w:sz="4"/>
-              <w:bottom w:val="single" w:color="BFBFBF" w:sz="4"/>
-              <w:right w:val="single" w:color="BFBFBF" w:sz="4"/>
-            </w:tcBorders>
-            <w:shd w:fill="1B7F3B" w:color="auto" w:val="clear"/>
-            <w:tcMar>
-              <w:top w:type="dxa" w:w="90"/>
-              <w:left w:type="dxa" w:w="120"/>
-              <w:bottom w:type="dxa" w:w="90"/>
-              <w:right w:type="dxa" w:w="120"/>
+            <w:tcW w:type="dxa" w:w="2200"/>
+            <w:tcBorders>
+              <w:top w:val="single" w:color="BFBFBF" w:sz="4"/>
+              <w:left w:val="single" w:color="BFBFBF" w:sz="4"/>
+              <w:bottom w:val="single" w:color="BFBFBF" w:sz="4"/>
+              <w:right w:val="single" w:color="BFBFBF" w:sz="4"/>
+            </w:tcBorders>
+            <w:shd w:fill="E8F0EA" w:color="auto" w:val="clear"/>
+            <w:tcMar>
+              <w:top w:type="dxa" w:w="70"/>
+              <w:left w:type="dxa" w:w="110"/>
+              <w:bottom w:type="dxa" w:w="70"/>
+              <w:right w:type="dxa" w:w="110"/>
             </w:tcMar>
             <w:vAlign w:val="center"/>
           </w:tcPr>
@@ -221,38 +151,37 @@
               <w:rPr>
                 <w:b/>
                 <w:bCs/>
-                <w:color w:val="FFFFFF"/>
-                <w:sz w:val="22"/>
-                <w:szCs w:val="22"/>
-              </w:rPr>
-              <w:t xml:space="preserve">Asignatura</w:t>
-            </w:r>
-          </w:p>
-        </w:tc>
-        <w:tc>
-          <w:tcPr>
-            <w:tcW w:type="dxa" w:w="7112"/>
-            <w:tcBorders>
-              <w:top w:val="single" w:color="BFBFBF" w:sz="4"/>
-              <w:left w:val="single" w:color="BFBFBF" w:sz="4"/>
-              <w:bottom w:val="single" w:color="BFBFBF" w:sz="4"/>
-              <w:right w:val="single" w:color="BFBFBF" w:sz="4"/>
-            </w:tcBorders>
-            <w:tcMar>
-              <w:top w:type="dxa" w:w="90"/>
-              <w:left w:type="dxa" w:w="120"/>
-              <w:bottom w:type="dxa" w:w="90"/>
-              <w:right w:type="dxa" w:w="120"/>
-            </w:tcMar>
-            <w:vAlign w:val="center"/>
-          </w:tcPr>
-          <w:p>
-            <w:r>
-              <w:rPr>
-                <w:sz w:val="22"/>
-                <w:szCs w:val="22"/>
-              </w:rPr>
-              <w:t xml:space="preserve">Aplicaciones basadas en el conocimiento</w:t>
+                <w:sz w:val="20"/>
+                <w:szCs w:val="20"/>
+              </w:rPr>
+              <w:t xml:space="preserve">NRC</w:t>
+            </w:r>
+          </w:p>
+        </w:tc>
+        <w:tc>
+          <w:tcPr>
+            <w:tcW w:type="dxa" w:w="7212"/>
+            <w:tcBorders>
+              <w:top w:val="single" w:color="BFBFBF" w:sz="4"/>
+              <w:left w:val="single" w:color="BFBFBF" w:sz="4"/>
+              <w:bottom w:val="single" w:color="BFBFBF" w:sz="4"/>
+              <w:right w:val="single" w:color="BFBFBF" w:sz="4"/>
+            </w:tcBorders>
+            <w:tcMar>
+              <w:top w:type="dxa" w:w="70"/>
+              <w:left w:type="dxa" w:w="110"/>
+              <w:bottom w:type="dxa" w:w="70"/>
+              <w:right w:type="dxa" w:w="110"/>
+            </w:tcMar>
+            <w:vAlign w:val="center"/>
+          </w:tcPr>
+          <w:p>
+            <w:r>
+              <w:rPr>
+                <w:sz w:val="20"/>
+                <w:szCs w:val="20"/>
+              </w:rPr>
+              <w:t xml:space="preserve">36859</w:t>
             </w:r>
           </w:p>
         </w:tc>
@@ -263,19 +192,19 @@
         </w:trPr>
         <w:tc>
           <w:tcPr>
-            <w:tcW w:type="dxa" w:w="2300"/>
-            <w:tcBorders>
-              <w:top w:val="single" w:color="BFBFBF" w:sz="4"/>
-              <w:left w:val="single" w:color="BFBFBF" w:sz="4"/>
-              <w:bottom w:val="single" w:color="BFBFBF" w:sz="4"/>
-              <w:right w:val="single" w:color="BFBFBF" w:sz="4"/>
-            </w:tcBorders>
-            <w:shd w:fill="1B7F3B" w:color="auto" w:val="clear"/>
-            <w:tcMar>
-              <w:top w:type="dxa" w:w="90"/>
-              <w:left w:type="dxa" w:w="120"/>
-              <w:bottom w:type="dxa" w:w="90"/>
-              <w:right w:type="dxa" w:w="120"/>
+            <w:tcW w:type="dxa" w:w="2200"/>
+            <w:tcBorders>
+              <w:top w:val="single" w:color="BFBFBF" w:sz="4"/>
+              <w:left w:val="single" w:color="BFBFBF" w:sz="4"/>
+              <w:bottom w:val="single" w:color="BFBFBF" w:sz="4"/>
+              <w:right w:val="single" w:color="BFBFBF" w:sz="4"/>
+            </w:tcBorders>
+            <w:shd w:fill="E8F0EA" w:color="auto" w:val="clear"/>
+            <w:tcMar>
+              <w:top w:type="dxa" w:w="70"/>
+              <w:left w:type="dxa" w:w="110"/>
+              <w:bottom w:type="dxa" w:w="70"/>
+              <w:right w:type="dxa" w:w="110"/>
             </w:tcMar>
             <w:vAlign w:val="center"/>
           </w:tcPr>
@@ -284,337 +213,58 @@
               <w:rPr>
                 <w:b/>
                 <w:bCs/>
-                <w:color w:val="FFFFFF"/>
-                <w:sz w:val="22"/>
-                <w:szCs w:val="22"/>
-              </w:rPr>
-              <w:t xml:space="preserve">NRC</w:t>
-            </w:r>
-          </w:p>
-        </w:tc>
-        <w:tc>
-          <w:tcPr>
-            <w:tcW w:type="dxa" w:w="7112"/>
-            <w:tcBorders>
-              <w:top w:val="single" w:color="BFBFBF" w:sz="4"/>
-              <w:left w:val="single" w:color="BFBFBF" w:sz="4"/>
-              <w:bottom w:val="single" w:color="BFBFBF" w:sz="4"/>
-              <w:right w:val="single" w:color="BFBFBF" w:sz="4"/>
-            </w:tcBorders>
-            <w:tcMar>
-              <w:top w:type="dxa" w:w="90"/>
-              <w:left w:type="dxa" w:w="120"/>
-              <w:bottom w:type="dxa" w:w="90"/>
-              <w:right w:type="dxa" w:w="120"/>
-            </w:tcMar>
-            <w:vAlign w:val="center"/>
-          </w:tcPr>
-          <w:p>
-            <w:r>
-              <w:rPr>
-                <w:sz w:val="22"/>
-                <w:szCs w:val="22"/>
-              </w:rPr>
-              <w:t xml:space="preserve">36859</w:t>
-            </w:r>
-          </w:p>
-        </w:tc>
-      </w:tr>
-      <w:tr>
-        <w:trPr>
-          <w:cantSplit/>
-        </w:trPr>
-        <w:tc>
-          <w:tcPr>
-            <w:tcW w:type="dxa" w:w="2300"/>
-            <w:tcBorders>
-              <w:top w:val="single" w:color="BFBFBF" w:sz="4"/>
-              <w:left w:val="single" w:color="BFBFBF" w:sz="4"/>
-              <w:bottom w:val="single" w:color="BFBFBF" w:sz="4"/>
-              <w:right w:val="single" w:color="BFBFBF" w:sz="4"/>
-            </w:tcBorders>
-            <w:shd w:fill="1B7F3B" w:color="auto" w:val="clear"/>
-            <w:tcMar>
-              <w:top w:type="dxa" w:w="90"/>
-              <w:left w:type="dxa" w:w="120"/>
-              <w:bottom w:type="dxa" w:w="90"/>
-              <w:right w:type="dxa" w:w="120"/>
-            </w:tcMar>
-            <w:vAlign w:val="center"/>
-          </w:tcPr>
-          <w:p>
-            <w:r>
-              <w:rPr>
-                <w:b/>
-                <w:bCs/>
-                <w:color w:val="FFFFFF"/>
-                <w:sz w:val="22"/>
-                <w:szCs w:val="22"/>
-              </w:rPr>
-              <w:t xml:space="preserve">Integrantes</w:t>
-            </w:r>
-          </w:p>
-        </w:tc>
-        <w:tc>
-          <w:tcPr>
-            <w:tcW w:type="dxa" w:w="7112"/>
-            <w:tcBorders>
-              <w:top w:val="single" w:color="BFBFBF" w:sz="4"/>
-              <w:left w:val="single" w:color="BFBFBF" w:sz="4"/>
-              <w:bottom w:val="single" w:color="BFBFBF" w:sz="4"/>
-              <w:right w:val="single" w:color="BFBFBF" w:sz="4"/>
-            </w:tcBorders>
-            <w:tcMar>
-              <w:top w:type="dxa" w:w="90"/>
-              <w:left w:type="dxa" w:w="120"/>
-              <w:bottom w:type="dxa" w:w="90"/>
-              <w:right w:type="dxa" w:w="120"/>
-            </w:tcMar>
-            <w:vAlign w:val="center"/>
-          </w:tcPr>
-          <w:p>
-            <w:r>
-              <w:rPr>
-                <w:sz w:val="22"/>
-                <w:szCs w:val="22"/>
-              </w:rPr>
-              <w:t xml:space="preserve">Maycol Celi</w:t>
-            </w:r>
-          </w:p>
-          <w:p>
-            <w:r>
-              <w:rPr>
-                <w:sz w:val="22"/>
-                <w:szCs w:val="22"/>
-              </w:rPr>
-              <w:t xml:space="preserve">Erika Guayanay</w:t>
-            </w:r>
-          </w:p>
-          <w:p>
-            <w:r>
-              <w:rPr>
-                <w:sz w:val="22"/>
-                <w:szCs w:val="22"/>
-              </w:rPr>
-              <w:t xml:space="preserve">Alejandro Obando</w:t>
-            </w:r>
-          </w:p>
-        </w:tc>
-      </w:tr>
-      <w:tr>
-        <w:trPr>
-          <w:cantSplit/>
-        </w:trPr>
-        <w:tc>
-          <w:tcPr>
-            <w:tcW w:type="dxa" w:w="2300"/>
-            <w:tcBorders>
-              <w:top w:val="single" w:color="BFBFBF" w:sz="4"/>
-              <w:left w:val="single" w:color="BFBFBF" w:sz="4"/>
-              <w:bottom w:val="single" w:color="BFBFBF" w:sz="4"/>
-              <w:right w:val="single" w:color="BFBFBF" w:sz="4"/>
-            </w:tcBorders>
-            <w:shd w:fill="1B7F3B" w:color="auto" w:val="clear"/>
-            <w:tcMar>
-              <w:top w:type="dxa" w:w="90"/>
-              <w:left w:type="dxa" w:w="120"/>
-              <w:bottom w:type="dxa" w:w="90"/>
-              <w:right w:type="dxa" w:w="120"/>
-            </w:tcMar>
-            <w:vAlign w:val="center"/>
-          </w:tcPr>
-          <w:p>
-            <w:r>
-              <w:rPr>
-                <w:b/>
-                <w:bCs/>
-                <w:color w:val="FFFFFF"/>
-                <w:sz w:val="22"/>
-                <w:szCs w:val="22"/>
-              </w:rPr>
-              <w:t xml:space="preserve">Tema</w:t>
-            </w:r>
-          </w:p>
-        </w:tc>
-        <w:tc>
-          <w:tcPr>
-            <w:tcW w:type="dxa" w:w="7112"/>
-            <w:tcBorders>
-              <w:top w:val="single" w:color="BFBFBF" w:sz="4"/>
-              <w:left w:val="single" w:color="BFBFBF" w:sz="4"/>
-              <w:bottom w:val="single" w:color="BFBFBF" w:sz="4"/>
-              <w:right w:val="single" w:color="BFBFBF" w:sz="4"/>
-            </w:tcBorders>
-            <w:tcMar>
-              <w:top w:type="dxa" w:w="90"/>
-              <w:left w:type="dxa" w:w="120"/>
-              <w:bottom w:type="dxa" w:w="90"/>
-              <w:right w:type="dxa" w:w="120"/>
-            </w:tcMar>
-            <w:vAlign w:val="center"/>
-          </w:tcPr>
-          <w:p>
-            <w:r>
-              <w:rPr>
-                <w:sz w:val="22"/>
-                <w:szCs w:val="22"/>
-              </w:rPr>
-              <w:t xml:space="preserve">Agente de búsqueda para guiar la evacuación de los bloques G y H del campus Matriz (Sangolquí) hacia un punto de encuentro</w:t>
-            </w:r>
-          </w:p>
-        </w:tc>
-      </w:tr>
-      <w:tr>
-        <w:trPr>
-          <w:cantSplit/>
-        </w:trPr>
-        <w:tc>
-          <w:tcPr>
-            <w:tcW w:type="dxa" w:w="2300"/>
-            <w:tcBorders>
-              <w:top w:val="single" w:color="BFBFBF" w:sz="4"/>
-              <w:left w:val="single" w:color="BFBFBF" w:sz="4"/>
-              <w:bottom w:val="single" w:color="BFBFBF" w:sz="4"/>
-              <w:right w:val="single" w:color="BFBFBF" w:sz="4"/>
-            </w:tcBorders>
-            <w:shd w:fill="1B7F3B" w:color="auto" w:val="clear"/>
-            <w:tcMar>
-              <w:top w:type="dxa" w:w="90"/>
-              <w:left w:type="dxa" w:w="120"/>
-              <w:bottom w:type="dxa" w:w="90"/>
-              <w:right w:type="dxa" w:w="120"/>
-            </w:tcMar>
-            <w:vAlign w:val="center"/>
-          </w:tcPr>
-          <w:p>
-            <w:r>
-              <w:rPr>
-                <w:b/>
-                <w:bCs/>
-                <w:color w:val="FFFFFF"/>
-                <w:sz w:val="22"/>
-                <w:szCs w:val="22"/>
-              </w:rPr>
-              <w:t xml:space="preserve">Fecha</w:t>
-            </w:r>
-          </w:p>
-        </w:tc>
-        <w:tc>
-          <w:tcPr>
-            <w:tcW w:type="dxa" w:w="7112"/>
-            <w:tcBorders>
-              <w:top w:val="single" w:color="BFBFBF" w:sz="4"/>
-              <w:left w:val="single" w:color="BFBFBF" w:sz="4"/>
-              <w:bottom w:val="single" w:color="BFBFBF" w:sz="4"/>
-              <w:right w:val="single" w:color="BFBFBF" w:sz="4"/>
-            </w:tcBorders>
-            <w:tcMar>
-              <w:top w:type="dxa" w:w="90"/>
-              <w:left w:type="dxa" w:w="120"/>
-              <w:bottom w:type="dxa" w:w="90"/>
-              <w:right w:type="dxa" w:w="120"/>
-            </w:tcMar>
-            <w:vAlign w:val="center"/>
-          </w:tcPr>
-          <w:p>
-            <w:r>
-              <w:rPr>
-                <w:sz w:val="22"/>
-                <w:szCs w:val="22"/>
-              </w:rPr>
-              <w:t xml:space="preserve">26 de octubre de 2026</w:t>
+                <w:sz w:val="20"/>
+                <w:szCs w:val="20"/>
+              </w:rPr>
+              <w:t xml:space="preserve">Fecha de entrega</w:t>
+            </w:r>
+          </w:p>
+        </w:tc>
+        <w:tc>
+          <w:tcPr>
+            <w:tcW w:type="dxa" w:w="7212"/>
+            <w:tcBorders>
+              <w:top w:val="single" w:color="BFBFBF" w:sz="4"/>
+              <w:left w:val="single" w:color="BFBFBF" w:sz="4"/>
+              <w:bottom w:val="single" w:color="BFBFBF" w:sz="4"/>
+              <w:right w:val="single" w:color="BFBFBF" w:sz="4"/>
+            </w:tcBorders>
+            <w:tcMar>
+              <w:top w:type="dxa" w:w="70"/>
+              <w:left w:type="dxa" w:w="110"/>
+              <w:bottom w:type="dxa" w:w="70"/>
+              <w:right w:type="dxa" w:w="110"/>
+            </w:tcMar>
+            <w:vAlign w:val="center"/>
+          </w:tcPr>
+          <w:p>
+            <w:r>
+              <w:rPr>
+                <w:sz w:val="20"/>
+                <w:szCs w:val="20"/>
+              </w:rPr>
+              <w:t xml:space="preserve">26/10/2026</w:t>
             </w:r>
           </w:p>
         </w:tc>
       </w:tr>
     </w:tbl>
-    <w:p>
-      <w:r>
-        <w:br w:type="page"/>
-      </w:r>
-    </w:p>
     <w:p>
       <w:pPr>
         <w:pStyle w:val="Heading1"/>
         <w:keepNext/>
-        <w:pBdr>
-          <w:bottom w:val="single" w:color="1B7F3B" w:sz="8" w:space="2"/>
-        </w:pBdr>
-        <w:spacing w:after="140" w:before="320"/>
+        <w:spacing w:after="120" w:before="280"/>
       </w:pPr>
       <w:r>
         <w:rPr>
-          <w:rFonts w:ascii="Calibri" w:cs="Calibri" w:eastAsia="Calibri" w:hAnsi="Calibri"/>
+          <w:rFonts w:ascii="Arial" w:cs="Arial" w:eastAsia="Arial" w:hAnsi="Arial"/>
           <w:b/>
           <w:bCs/>
-          <w:color w:val="1B7F3B"/>
+          <w:color w:val="1E6B3A"/>
           <w:sz w:val="28"/>
           <w:szCs w:val="28"/>
         </w:rPr>
-        <w:t xml:space="preserve">1. INTRODUCCIÓN</w:t>
-      </w:r>
-    </w:p>
-    <w:p>
-      <w:pPr>
-        <w:spacing w:after="120" w:line="276"/>
-        <w:jc w:val="both"/>
-      </w:pPr>
-      <w:r>
-        <w:t xml:space="preserve">Ecuador es un país sísmico y las instituciones educativas deben tener claro cómo sacar a su gente de los edificios en pocos minutos. En el campus Matriz de la ESPE, los bloques G y H concentran laboratorios en cinco niveles (planta baja y cuatro pisos), y todo el complejo que forman junto con los bloques C y D tiene solo dos secciones de gradas y dos salidas. Con tan pocas vías, saber qué ruta tomar desde cada aula y qué pasa si una de esas vías se bloquea es una pregunta concreta y medible.</w:t>
-      </w:r>
-    </w:p>
-    <w:p>
-      <w:pPr>
-        <w:spacing w:after="120" w:line="276"/>
-        <w:jc w:val="both"/>
-      </w:pPr>
-      <w:r>
-        <w:t xml:space="preserve">En este trabajo planteamos ese problema como una búsqueda sobre un grafo y lo resolvimos con un agente que usa Optimización por Colonia de Hormigas (ACO, por sus siglas en inglés), un algoritmo inspirado en cómo las hormigas encuentran caminos cortos. Como referencia usamos Dijkstra, que entrega el óptimo exacto, para saber cuánto se aleja ACO de la mejor ruta posible.</w:t>
-      </w:r>
-    </w:p>
-    <w:p>
-      <w:pPr>
-        <w:pStyle w:val="Heading2"/>
-        <w:keepNext/>
-        <w:spacing w:after="100" w:before="220"/>
-      </w:pPr>
-      <w:r>
-        <w:rPr>
-          <w:rFonts w:ascii="Calibri" w:cs="Calibri" w:eastAsia="Calibri" w:hAnsi="Calibri"/>
-          <w:b/>
-          <w:bCs/>
-          <w:color w:val="1B7F3B"/>
-          <w:sz w:val="24"/>
-          <w:szCs w:val="24"/>
-        </w:rPr>
-        <w:t xml:space="preserve">1.1 Objetivo general</w:t>
-      </w:r>
-    </w:p>
-    <w:p>
-      <w:pPr>
-        <w:spacing w:after="120" w:line="276"/>
-        <w:jc w:val="both"/>
-      </w:pPr>
-      <w:r>
-        <w:t xml:space="preserve">Guiar a los miembros de la comunidad universitaria que se encuentran en los bloques G y H hacia un punto de encuentro en caso de un desastre natural (sismo), mediante un agente de búsqueda basado en ACO, y evaluar su desempeño frente a Dijkstra.</w:t>
-      </w:r>
-    </w:p>
-    <w:p>
-      <w:pPr>
-        <w:pStyle w:val="Heading2"/>
-        <w:keepNext/>
-        <w:spacing w:after="100" w:before="220"/>
-      </w:pPr>
-      <w:r>
-        <w:rPr>
-          <w:rFonts w:ascii="Calibri" w:cs="Calibri" w:eastAsia="Calibri" w:hAnsi="Calibri"/>
-          <w:b/>
-          <w:bCs/>
-          <w:color w:val="1B7F3B"/>
-          <w:sz w:val="24"/>
-          <w:szCs w:val="24"/>
-        </w:rPr>
-        <w:t xml:space="preserve">1.2 Objetivos específicos</w:t>
+        <w:t xml:space="preserve">1. Objetivos</w:t>
       </w:r>
     </w:p>
     <w:p>
@@ -628,7 +278,7 @@
         <w:jc w:val="both"/>
       </w:pPr>
       <w:r>
-        <w:t xml:space="preserve">Modelar el complejo G/H como un grafo con 42 orígenes, 2 secciones de gradas, 2 salidas y puntos de encuentro, indicando qué datos son medidos y cuáles son supuestos.</w:t>
+        <w:t xml:space="preserve">Modelar el complejo de los bloques G y H como un grafo con 42 orígenes, 2 secciones de gradas, 2 salidas y puntos de encuentro, indicando qué datos son medidos y cuáles son supuestos.</w:t>
       </w:r>
     </w:p>
     <w:p>
@@ -656,7 +306,7 @@
         <w:jc w:val="both"/>
       </w:pPr>
       <w:r>
-        <w:t xml:space="preserve">Implementar Dijkstra y dos variantes de ACO (clásico y guiado) y auditar si ACO depende de Dijkstra o de alguna ayuda externa.</w:t>
+        <w:t xml:space="preserve">Implementar Dijkstra y dos variantes de Optimización por Colonia de Hormigas (ACO, clásico y guiado) y auditar si ACO depende de Dijkstra o de alguna ayuda externa.</w:t>
       </w:r>
     </w:p>
     <w:p>
@@ -691,39 +341,72 @@
       <w:pPr>
         <w:pStyle w:val="Heading1"/>
         <w:keepNext/>
-        <w:pBdr>
-          <w:bottom w:val="single" w:color="1B7F3B" w:sz="8" w:space="2"/>
-        </w:pBdr>
-        <w:spacing w:after="140" w:before="320"/>
+        <w:spacing w:after="120" w:before="280"/>
       </w:pPr>
       <w:r>
         <w:rPr>
-          <w:rFonts w:ascii="Calibri" w:cs="Calibri" w:eastAsia="Calibri" w:hAnsi="Calibri"/>
+          <w:rFonts w:ascii="Arial" w:cs="Arial" w:eastAsia="Arial" w:hAnsi="Arial"/>
           <w:b/>
           <w:bCs/>
-          <w:color w:val="1B7F3B"/>
+          <w:color w:val="1E6B3A"/>
           <w:sz w:val="28"/>
           <w:szCs w:val="28"/>
         </w:rPr>
-        <w:t xml:space="preserve">2. MARCO TEÓRICO</w:t>
+        <w:t xml:space="preserve">2. Introducción</w:t>
+      </w:r>
+    </w:p>
+    <w:p>
+      <w:pPr>
+        <w:spacing w:after="120" w:line="276"/>
+        <w:jc w:val="both"/>
+      </w:pPr>
+      <w:r>
+        <w:t xml:space="preserve">Ecuador es un país sísmico y las instituciones educativas deben tener claro cómo sacar a su gente de los edificios en pocos minutos. En el campus Matriz de la ESPE, los bloques G y H concentran laboratorios en cinco niveles (planta baja y cuatro pisos), y todo el complejo que forman junto con los bloques C y D tiene solo dos secciones de gradas y dos salidas. Con tan pocas vías, saber qué ruta tomar desde cada aula y qué pasa si una de esas vías se bloquea es una pregunta concreta y medible.</w:t>
+      </w:r>
+    </w:p>
+    <w:p>
+      <w:pPr>
+        <w:spacing w:after="120" w:line="276"/>
+        <w:jc w:val="both"/>
+      </w:pPr>
+      <w:r>
+        <w:t xml:space="preserve">El problema que plantea la actividad es guiar a los miembros de la comunidad universitaria que se encuentran en los bloques G y H hacia un punto de evacuación o de encuentro en caso de un desastre natural, aplicando un algoritmo de búsqueda, de preferencia con el agente de búsqueda seleccionado. Nosotros lo planteamos como una búsqueda sobre un grafo y lo resolvimos con un agente que usa ACO, un algoritmo inspirado en cómo las hormigas encuentran caminos cortos. Como referencia usamos Dijkstra, que entrega el óptimo exacto, para saber cuánto se aleja ACO de la mejor ruta posible.</w:t>
+      </w:r>
+    </w:p>
+    <w:p>
+      <w:pPr>
+        <w:pStyle w:val="Heading1"/>
+        <w:keepNext/>
+        <w:spacing w:after="120" w:before="280"/>
+      </w:pPr>
+      <w:r>
+        <w:rPr>
+          <w:rFonts w:ascii="Arial" w:cs="Arial" w:eastAsia="Arial" w:hAnsi="Arial"/>
+          <w:b/>
+          <w:bCs/>
+          <w:color w:val="1E6B3A"/>
+          <w:sz w:val="28"/>
+          <w:szCs w:val="28"/>
+        </w:rPr>
+        <w:t xml:space="preserve">3. Marco teórico</w:t>
       </w:r>
     </w:p>
     <w:p>
       <w:pPr>
         <w:pStyle w:val="Heading2"/>
         <w:keepNext/>
-        <w:spacing w:after="100" w:before="220"/>
+        <w:spacing w:after="90" w:before="200"/>
       </w:pPr>
       <w:r>
         <w:rPr>
-          <w:rFonts w:ascii="Calibri" w:cs="Calibri" w:eastAsia="Calibri" w:hAnsi="Calibri"/>
+          <w:rFonts w:ascii="Arial" w:cs="Arial" w:eastAsia="Arial" w:hAnsi="Arial"/>
           <w:b/>
           <w:bCs/>
-          <w:color w:val="1B7F3B"/>
-          <w:sz w:val="24"/>
-          <w:szCs w:val="24"/>
+          <w:color w:val="1E6B3A"/>
+          <w:sz w:val="23"/>
+          <w:szCs w:val="23"/>
         </w:rPr>
-        <w:t xml:space="preserve">2.1 Problemas de búsqueda y agentes</w:t>
+        <w:t xml:space="preserve">3.1 Problemas de búsqueda y agentes</w:t>
       </w:r>
     </w:p>
     <w:p>
@@ -739,18 +422,18 @@
       <w:pPr>
         <w:pStyle w:val="Heading2"/>
         <w:keepNext/>
-        <w:spacing w:after="100" w:before="220"/>
+        <w:spacing w:after="90" w:before="200"/>
       </w:pPr>
       <w:r>
         <w:rPr>
-          <w:rFonts w:ascii="Calibri" w:cs="Calibri" w:eastAsia="Calibri" w:hAnsi="Calibri"/>
+          <w:rFonts w:ascii="Arial" w:cs="Arial" w:eastAsia="Arial" w:hAnsi="Arial"/>
           <w:b/>
           <w:bCs/>
-          <w:color w:val="1B7F3B"/>
-          <w:sz w:val="24"/>
-          <w:szCs w:val="24"/>
+          <w:color w:val="1E6B3A"/>
+          <w:sz w:val="23"/>
+          <w:szCs w:val="23"/>
         </w:rPr>
-        <w:t xml:space="preserve">2.2 Algoritmo de Dijkstra</w:t>
+        <w:t xml:space="preserve">3.2 Algoritmo de Dijkstra</w:t>
       </w:r>
     </w:p>
     <w:p>
@@ -766,18 +449,18 @@
       <w:pPr>
         <w:pStyle w:val="Heading2"/>
         <w:keepNext/>
-        <w:spacing w:after="100" w:before="220"/>
+        <w:spacing w:after="90" w:before="200"/>
       </w:pPr>
       <w:r>
         <w:rPr>
-          <w:rFonts w:ascii="Calibri" w:cs="Calibri" w:eastAsia="Calibri" w:hAnsi="Calibri"/>
+          <w:rFonts w:ascii="Arial" w:cs="Arial" w:eastAsia="Arial" w:hAnsi="Arial"/>
           <w:b/>
           <w:bCs/>
-          <w:color w:val="1B7F3B"/>
-          <w:sz w:val="24"/>
-          <w:szCs w:val="24"/>
+          <w:color w:val="1E6B3A"/>
+          <w:sz w:val="23"/>
+          <w:szCs w:val="23"/>
         </w:rPr>
-        <w:t xml:space="preserve">2.3 Optimización por Colonia de Hormigas</w:t>
+        <w:t xml:space="preserve">3.3 Optimización por Colonia de Hormigas</w:t>
       </w:r>
     </w:p>
     <w:p>
@@ -793,21 +476,18 @@
       <w:pPr>
         <w:pStyle w:val="Heading1"/>
         <w:keepNext/>
-        <w:pBdr>
-          <w:bottom w:val="single" w:color="1B7F3B" w:sz="8" w:space="2"/>
-        </w:pBdr>
-        <w:spacing w:after="140" w:before="320"/>
+        <w:spacing w:after="120" w:before="280"/>
       </w:pPr>
       <w:r>
         <w:rPr>
-          <w:rFonts w:ascii="Calibri" w:cs="Calibri" w:eastAsia="Calibri" w:hAnsi="Calibri"/>
+          <w:rFonts w:ascii="Arial" w:cs="Arial" w:eastAsia="Arial" w:hAnsi="Arial"/>
           <w:b/>
           <w:bCs/>
-          <w:color w:val="1B7F3B"/>
+          <w:color w:val="1E6B3A"/>
           <w:sz w:val="28"/>
           <w:szCs w:val="28"/>
         </w:rPr>
-        <w:t xml:space="preserve">3. EL PROBLEMA Y LAS RESTRICCIONES OFICIALES</w:t>
+        <w:t xml:space="preserve">4. El problema y las restricciones oficiales</w:t>
       </w:r>
     </w:p>
     <w:p>
@@ -829,7 +509,7 @@
         <w:rPr>
           <w:b/>
           <w:bCs/>
-          <w:color w:val="1B7F3B"/>
+          <w:color w:val="1E6B3A"/>
           <w:sz w:val="19"/>
           <w:szCs w:val="19"/>
         </w:rPr>
@@ -876,7 +556,7 @@
               <w:bottom w:val="single" w:color="BFBFBF" w:sz="4"/>
               <w:right w:val="single" w:color="BFBFBF" w:sz="4"/>
             </w:tcBorders>
-            <w:shd w:fill="1B7F3B" w:color="auto" w:val="clear"/>
+            <w:shd w:fill="1E6B3A" w:color="auto" w:val="clear"/>
             <w:tcMar>
               <w:top w:type="dxa" w:w="50"/>
               <w:left w:type="dxa" w:w="80"/>
@@ -911,7 +591,7 @@
               <w:bottom w:val="single" w:color="BFBFBF" w:sz="4"/>
               <w:right w:val="single" w:color="BFBFBF" w:sz="4"/>
             </w:tcBorders>
-            <w:shd w:fill="1B7F3B" w:color="auto" w:val="clear"/>
+            <w:shd w:fill="1E6B3A" w:color="auto" w:val="clear"/>
             <w:tcMar>
               <w:top w:type="dxa" w:w="50"/>
               <w:left w:type="dxa" w:w="80"/>
@@ -946,7 +626,7 @@
               <w:bottom w:val="single" w:color="BFBFBF" w:sz="4"/>
               <w:right w:val="single" w:color="BFBFBF" w:sz="4"/>
             </w:tcBorders>
-            <w:shd w:fill="1B7F3B" w:color="auto" w:val="clear"/>
+            <w:shd w:fill="1E6B3A" w:color="auto" w:val="clear"/>
             <w:tcMar>
               <w:top w:type="dxa" w:w="50"/>
               <w:left w:type="dxa" w:w="80"/>
@@ -981,7 +661,7 @@
               <w:bottom w:val="single" w:color="BFBFBF" w:sz="4"/>
               <w:right w:val="single" w:color="BFBFBF" w:sz="4"/>
             </w:tcBorders>
-            <w:shd w:fill="1B7F3B" w:color="auto" w:val="clear"/>
+            <w:shd w:fill="1E6B3A" w:color="auto" w:val="clear"/>
             <w:tcMar>
               <w:top w:type="dxa" w:w="50"/>
               <w:left w:type="dxa" w:w="80"/>
@@ -1152,7 +832,7 @@
               <w:bottom w:val="single" w:color="BFBFBF" w:sz="4"/>
               <w:right w:val="single" w:color="BFBFBF" w:sz="4"/>
             </w:tcBorders>
-            <w:shd w:fill="E8F3EC" w:color="auto" w:val="clear"/>
+            <w:shd w:fill="E8F0EA" w:color="auto" w:val="clear"/>
             <w:tcMar>
               <w:top w:type="dxa" w:w="50"/>
               <w:left w:type="dxa" w:w="80"/>
@@ -1184,7 +864,7 @@
               <w:bottom w:val="single" w:color="BFBFBF" w:sz="4"/>
               <w:right w:val="single" w:color="BFBFBF" w:sz="4"/>
             </w:tcBorders>
-            <w:shd w:fill="E8F3EC" w:color="auto" w:val="clear"/>
+            <w:shd w:fill="E8F0EA" w:color="auto" w:val="clear"/>
             <w:tcMar>
               <w:top w:type="dxa" w:w="50"/>
               <w:left w:type="dxa" w:w="80"/>
@@ -1216,7 +896,7 @@
               <w:bottom w:val="single" w:color="BFBFBF" w:sz="4"/>
               <w:right w:val="single" w:color="BFBFBF" w:sz="4"/>
             </w:tcBorders>
-            <w:shd w:fill="E8F3EC" w:color="auto" w:val="clear"/>
+            <w:shd w:fill="E8F0EA" w:color="auto" w:val="clear"/>
             <w:tcMar>
               <w:top w:type="dxa" w:w="50"/>
               <w:left w:type="dxa" w:w="80"/>
@@ -1248,7 +928,7 @@
               <w:bottom w:val="single" w:color="BFBFBF" w:sz="4"/>
               <w:right w:val="single" w:color="BFBFBF" w:sz="4"/>
             </w:tcBorders>
-            <w:shd w:fill="E8F3EC" w:color="auto" w:val="clear"/>
+            <w:shd w:fill="E8F0EA" w:color="auto" w:val="clear"/>
             <w:tcMar>
               <w:top w:type="dxa" w:w="50"/>
               <w:left w:type="dxa" w:w="80"/>
@@ -1416,7 +1096,7 @@
               <w:bottom w:val="single" w:color="BFBFBF" w:sz="4"/>
               <w:right w:val="single" w:color="BFBFBF" w:sz="4"/>
             </w:tcBorders>
-            <w:shd w:fill="E8F3EC" w:color="auto" w:val="clear"/>
+            <w:shd w:fill="E8F0EA" w:color="auto" w:val="clear"/>
             <w:tcMar>
               <w:top w:type="dxa" w:w="50"/>
               <w:left w:type="dxa" w:w="80"/>
@@ -1448,7 +1128,7 @@
               <w:bottom w:val="single" w:color="BFBFBF" w:sz="4"/>
               <w:right w:val="single" w:color="BFBFBF" w:sz="4"/>
             </w:tcBorders>
-            <w:shd w:fill="E8F3EC" w:color="auto" w:val="clear"/>
+            <w:shd w:fill="E8F0EA" w:color="auto" w:val="clear"/>
             <w:tcMar>
               <w:top w:type="dxa" w:w="50"/>
               <w:left w:type="dxa" w:w="80"/>
@@ -1480,7 +1160,7 @@
               <w:bottom w:val="single" w:color="BFBFBF" w:sz="4"/>
               <w:right w:val="single" w:color="BFBFBF" w:sz="4"/>
             </w:tcBorders>
-            <w:shd w:fill="E8F3EC" w:color="auto" w:val="clear"/>
+            <w:shd w:fill="E8F0EA" w:color="auto" w:val="clear"/>
             <w:tcMar>
               <w:top w:type="dxa" w:w="50"/>
               <w:left w:type="dxa" w:w="80"/>
@@ -1512,7 +1192,7 @@
               <w:bottom w:val="single" w:color="BFBFBF" w:sz="4"/>
               <w:right w:val="single" w:color="BFBFBF" w:sz="4"/>
             </w:tcBorders>
-            <w:shd w:fill="E8F3EC" w:color="auto" w:val="clear"/>
+            <w:shd w:fill="E8F0EA" w:color="auto" w:val="clear"/>
             <w:tcMar>
               <w:top w:type="dxa" w:w="50"/>
               <w:left w:type="dxa" w:w="80"/>
@@ -1680,7 +1360,7 @@
               <w:bottom w:val="single" w:color="BFBFBF" w:sz="4"/>
               <w:right w:val="single" w:color="BFBFBF" w:sz="4"/>
             </w:tcBorders>
-            <w:shd w:fill="E8F3EC" w:color="auto" w:val="clear"/>
+            <w:shd w:fill="E8F0EA" w:color="auto" w:val="clear"/>
             <w:tcMar>
               <w:top w:type="dxa" w:w="50"/>
               <w:left w:type="dxa" w:w="80"/>
@@ -1712,7 +1392,7 @@
               <w:bottom w:val="single" w:color="BFBFBF" w:sz="4"/>
               <w:right w:val="single" w:color="BFBFBF" w:sz="4"/>
             </w:tcBorders>
-            <w:shd w:fill="E8F3EC" w:color="auto" w:val="clear"/>
+            <w:shd w:fill="E8F0EA" w:color="auto" w:val="clear"/>
             <w:tcMar>
               <w:top w:type="dxa" w:w="50"/>
               <w:left w:type="dxa" w:w="80"/>
@@ -1744,7 +1424,7 @@
               <w:bottom w:val="single" w:color="BFBFBF" w:sz="4"/>
               <w:right w:val="single" w:color="BFBFBF" w:sz="4"/>
             </w:tcBorders>
-            <w:shd w:fill="E8F3EC" w:color="auto" w:val="clear"/>
+            <w:shd w:fill="E8F0EA" w:color="auto" w:val="clear"/>
             <w:tcMar>
               <w:top w:type="dxa" w:w="50"/>
               <w:left w:type="dxa" w:w="80"/>
@@ -1776,7 +1456,7 @@
               <w:bottom w:val="single" w:color="BFBFBF" w:sz="4"/>
               <w:right w:val="single" w:color="BFBFBF" w:sz="4"/>
             </w:tcBorders>
-            <w:shd w:fill="E8F3EC" w:color="auto" w:val="clear"/>
+            <w:shd w:fill="E8F0EA" w:color="auto" w:val="clear"/>
             <w:tcMar>
               <w:top w:type="dxa" w:w="50"/>
               <w:left w:type="dxa" w:w="80"/>
@@ -1944,7 +1624,7 @@
               <w:bottom w:val="single" w:color="BFBFBF" w:sz="4"/>
               <w:right w:val="single" w:color="BFBFBF" w:sz="4"/>
             </w:tcBorders>
-            <w:shd w:fill="E8F3EC" w:color="auto" w:val="clear"/>
+            <w:shd w:fill="E8F0EA" w:color="auto" w:val="clear"/>
             <w:tcMar>
               <w:top w:type="dxa" w:w="50"/>
               <w:left w:type="dxa" w:w="80"/>
@@ -1976,7 +1656,7 @@
               <w:bottom w:val="single" w:color="BFBFBF" w:sz="4"/>
               <w:right w:val="single" w:color="BFBFBF" w:sz="4"/>
             </w:tcBorders>
-            <w:shd w:fill="E8F3EC" w:color="auto" w:val="clear"/>
+            <w:shd w:fill="E8F0EA" w:color="auto" w:val="clear"/>
             <w:tcMar>
               <w:top w:type="dxa" w:w="50"/>
               <w:left w:type="dxa" w:w="80"/>
@@ -2008,7 +1688,7 @@
               <w:bottom w:val="single" w:color="BFBFBF" w:sz="4"/>
               <w:right w:val="single" w:color="BFBFBF" w:sz="4"/>
             </w:tcBorders>
-            <w:shd w:fill="E8F3EC" w:color="auto" w:val="clear"/>
+            <w:shd w:fill="E8F0EA" w:color="auto" w:val="clear"/>
             <w:tcMar>
               <w:top w:type="dxa" w:w="50"/>
               <w:left w:type="dxa" w:w="80"/>
@@ -2040,7 +1720,7 @@
               <w:bottom w:val="single" w:color="BFBFBF" w:sz="4"/>
               <w:right w:val="single" w:color="BFBFBF" w:sz="4"/>
             </w:tcBorders>
-            <w:shd w:fill="E8F3EC" w:color="auto" w:val="clear"/>
+            <w:shd w:fill="E8F0EA" w:color="auto" w:val="clear"/>
             <w:tcMar>
               <w:top w:type="dxa" w:w="50"/>
               <w:left w:type="dxa" w:w="80"/>
@@ -2208,7 +1888,7 @@
               <w:bottom w:val="single" w:color="BFBFBF" w:sz="4"/>
               <w:right w:val="single" w:color="BFBFBF" w:sz="4"/>
             </w:tcBorders>
-            <w:shd w:fill="E8F3EC" w:color="auto" w:val="clear"/>
+            <w:shd w:fill="E8F0EA" w:color="auto" w:val="clear"/>
             <w:tcMar>
               <w:top w:type="dxa" w:w="50"/>
               <w:left w:type="dxa" w:w="80"/>
@@ -2240,7 +1920,7 @@
               <w:bottom w:val="single" w:color="BFBFBF" w:sz="4"/>
               <w:right w:val="single" w:color="BFBFBF" w:sz="4"/>
             </w:tcBorders>
-            <w:shd w:fill="E8F3EC" w:color="auto" w:val="clear"/>
+            <w:shd w:fill="E8F0EA" w:color="auto" w:val="clear"/>
             <w:tcMar>
               <w:top w:type="dxa" w:w="50"/>
               <w:left w:type="dxa" w:w="80"/>
@@ -2272,7 +1952,7 @@
               <w:bottom w:val="single" w:color="BFBFBF" w:sz="4"/>
               <w:right w:val="single" w:color="BFBFBF" w:sz="4"/>
             </w:tcBorders>
-            <w:shd w:fill="E8F3EC" w:color="auto" w:val="clear"/>
+            <w:shd w:fill="E8F0EA" w:color="auto" w:val="clear"/>
             <w:tcMar>
               <w:top w:type="dxa" w:w="50"/>
               <w:left w:type="dxa" w:w="80"/>
@@ -2304,7 +1984,7 @@
               <w:bottom w:val="single" w:color="BFBFBF" w:sz="4"/>
               <w:right w:val="single" w:color="BFBFBF" w:sz="4"/>
             </w:tcBorders>
-            <w:shd w:fill="E8F3EC" w:color="auto" w:val="clear"/>
+            <w:shd w:fill="E8F0EA" w:color="auto" w:val="clear"/>
             <w:tcMar>
               <w:top w:type="dxa" w:w="50"/>
               <w:left w:type="dxa" w:w="80"/>
@@ -2472,7 +2152,7 @@
               <w:bottom w:val="single" w:color="BFBFBF" w:sz="4"/>
               <w:right w:val="single" w:color="BFBFBF" w:sz="4"/>
             </w:tcBorders>
-            <w:shd w:fill="E8F3EC" w:color="auto" w:val="clear"/>
+            <w:shd w:fill="E8F0EA" w:color="auto" w:val="clear"/>
             <w:tcMar>
               <w:top w:type="dxa" w:w="50"/>
               <w:left w:type="dxa" w:w="80"/>
@@ -2504,7 +2184,7 @@
               <w:bottom w:val="single" w:color="BFBFBF" w:sz="4"/>
               <w:right w:val="single" w:color="BFBFBF" w:sz="4"/>
             </w:tcBorders>
-            <w:shd w:fill="E8F3EC" w:color="auto" w:val="clear"/>
+            <w:shd w:fill="E8F0EA" w:color="auto" w:val="clear"/>
             <w:tcMar>
               <w:top w:type="dxa" w:w="50"/>
               <w:left w:type="dxa" w:w="80"/>
@@ -2536,7 +2216,7 @@
               <w:bottom w:val="single" w:color="BFBFBF" w:sz="4"/>
               <w:right w:val="single" w:color="BFBFBF" w:sz="4"/>
             </w:tcBorders>
-            <w:shd w:fill="E8F3EC" w:color="auto" w:val="clear"/>
+            <w:shd w:fill="E8F0EA" w:color="auto" w:val="clear"/>
             <w:tcMar>
               <w:top w:type="dxa" w:w="50"/>
               <w:left w:type="dxa" w:w="80"/>
@@ -2568,7 +2248,7 @@
               <w:bottom w:val="single" w:color="BFBFBF" w:sz="4"/>
               <w:right w:val="single" w:color="BFBFBF" w:sz="4"/>
             </w:tcBorders>
-            <w:shd w:fill="E8F3EC" w:color="auto" w:val="clear"/>
+            <w:shd w:fill="E8F0EA" w:color="auto" w:val="clear"/>
             <w:tcMar>
               <w:top w:type="dxa" w:w="50"/>
               <w:left w:type="dxa" w:w="80"/>
@@ -2736,7 +2416,7 @@
               <w:bottom w:val="single" w:color="BFBFBF" w:sz="4"/>
               <w:right w:val="single" w:color="BFBFBF" w:sz="4"/>
             </w:tcBorders>
-            <w:shd w:fill="E8F3EC" w:color="auto" w:val="clear"/>
+            <w:shd w:fill="E8F0EA" w:color="auto" w:val="clear"/>
             <w:tcMar>
               <w:top w:type="dxa" w:w="50"/>
               <w:left w:type="dxa" w:w="80"/>
@@ -2768,7 +2448,7 @@
               <w:bottom w:val="single" w:color="BFBFBF" w:sz="4"/>
               <w:right w:val="single" w:color="BFBFBF" w:sz="4"/>
             </w:tcBorders>
-            <w:shd w:fill="E8F3EC" w:color="auto" w:val="clear"/>
+            <w:shd w:fill="E8F0EA" w:color="auto" w:val="clear"/>
             <w:tcMar>
               <w:top w:type="dxa" w:w="50"/>
               <w:left w:type="dxa" w:w="80"/>
@@ -2800,7 +2480,7 @@
               <w:bottom w:val="single" w:color="BFBFBF" w:sz="4"/>
               <w:right w:val="single" w:color="BFBFBF" w:sz="4"/>
             </w:tcBorders>
-            <w:shd w:fill="E8F3EC" w:color="auto" w:val="clear"/>
+            <w:shd w:fill="E8F0EA" w:color="auto" w:val="clear"/>
             <w:tcMar>
               <w:top w:type="dxa" w:w="50"/>
               <w:left w:type="dxa" w:w="80"/>
@@ -2832,7 +2512,7 @@
               <w:bottom w:val="single" w:color="BFBFBF" w:sz="4"/>
               <w:right w:val="single" w:color="BFBFBF" w:sz="4"/>
             </w:tcBorders>
-            <w:shd w:fill="E8F3EC" w:color="auto" w:val="clear"/>
+            <w:shd w:fill="E8F0EA" w:color="auto" w:val="clear"/>
             <w:tcMar>
               <w:top w:type="dxa" w:w="50"/>
               <w:left w:type="dxa" w:w="80"/>
@@ -3015,21 +2695,18 @@
       <w:pPr>
         <w:pStyle w:val="Heading1"/>
         <w:keepNext/>
-        <w:pBdr>
-          <w:bottom w:val="single" w:color="1B7F3B" w:sz="8" w:space="2"/>
-        </w:pBdr>
-        <w:spacing w:after="140" w:before="320"/>
+        <w:spacing w:after="120" w:before="280"/>
       </w:pPr>
       <w:r>
         <w:rPr>
-          <w:rFonts w:ascii="Calibri" w:cs="Calibri" w:eastAsia="Calibri" w:hAnsi="Calibri"/>
+          <w:rFonts w:ascii="Arial" w:cs="Arial" w:eastAsia="Arial" w:hAnsi="Arial"/>
           <w:b/>
           <w:bCs/>
-          <w:color w:val="1B7F3B"/>
+          <w:color w:val="1E6B3A"/>
           <w:sz w:val="28"/>
           <w:szCs w:val="28"/>
         </w:rPr>
-        <w:t xml:space="preserve">4. MODELADO DEL EDIFICIO</w:t>
+        <w:t xml:space="preserve">5. Modelado del edificio</w:t>
       </w:r>
     </w:p>
     <w:p>
@@ -3134,7 +2811,7 @@
                     </pic:cNvPicPr>
                   </pic:nvPicPr>
                   <pic:blipFill>
-                    <a:blip r:embed="rId12" cstate="none"/>
+                    <a:blip r:embed="rId9" cstate="none"/>
                     <a:srcRect/>
                     <a:stretch>
                       <a:fillRect/>
@@ -3165,7 +2842,7 @@
         <w:rPr>
           <w:b/>
           <w:bCs/>
-          <w:color w:val="1B7F3B"/>
+          <w:color w:val="1E6B3A"/>
           <w:sz w:val="19"/>
           <w:szCs w:val="19"/>
         </w:rPr>
@@ -3184,18 +2861,18 @@
       <w:pPr>
         <w:pStyle w:val="Heading2"/>
         <w:keepNext/>
-        <w:spacing w:after="100" w:before="220"/>
+        <w:spacing w:after="90" w:before="200"/>
       </w:pPr>
       <w:r>
         <w:rPr>
-          <w:rFonts w:ascii="Calibri" w:cs="Calibri" w:eastAsia="Calibri" w:hAnsi="Calibri"/>
+          <w:rFonts w:ascii="Arial" w:cs="Arial" w:eastAsia="Arial" w:hAnsi="Arial"/>
           <w:b/>
           <w:bCs/>
-          <w:color w:val="1B7F3B"/>
-          <w:sz w:val="24"/>
-          <w:szCs w:val="24"/>
+          <w:color w:val="1E6B3A"/>
+          <w:sz w:val="23"/>
+          <w:szCs w:val="23"/>
         </w:rPr>
-        <w:t xml:space="preserve">4.1 Qué es medido y qué es supuesto</w:t>
+        <w:t xml:space="preserve">5.1 Qué es medido y qué es supuesto</w:t>
       </w:r>
     </w:p>
     <w:p>
@@ -3247,7 +2924,7 @@
         <w:rPr>
           <w:b/>
           <w:bCs/>
-          <w:color w:val="1B7F3B"/>
+          <w:color w:val="1E6B3A"/>
           <w:sz w:val="19"/>
           <w:szCs w:val="19"/>
         </w:rPr>
@@ -3294,7 +2971,7 @@
               <w:bottom w:val="single" w:color="BFBFBF" w:sz="4"/>
               <w:right w:val="single" w:color="BFBFBF" w:sz="4"/>
             </w:tcBorders>
-            <w:shd w:fill="1B7F3B" w:color="auto" w:val="clear"/>
+            <w:shd w:fill="1E6B3A" w:color="auto" w:val="clear"/>
             <w:tcMar>
               <w:top w:type="dxa" w:w="50"/>
               <w:left w:type="dxa" w:w="80"/>
@@ -3329,7 +3006,7 @@
               <w:bottom w:val="single" w:color="BFBFBF" w:sz="4"/>
               <w:right w:val="single" w:color="BFBFBF" w:sz="4"/>
             </w:tcBorders>
-            <w:shd w:fill="1B7F3B" w:color="auto" w:val="clear"/>
+            <w:shd w:fill="1E6B3A" w:color="auto" w:val="clear"/>
             <w:tcMar>
               <w:top w:type="dxa" w:w="50"/>
               <w:left w:type="dxa" w:w="80"/>
@@ -3364,7 +3041,7 @@
               <w:bottom w:val="single" w:color="BFBFBF" w:sz="4"/>
               <w:right w:val="single" w:color="BFBFBF" w:sz="4"/>
             </w:tcBorders>
-            <w:shd w:fill="1B7F3B" w:color="auto" w:val="clear"/>
+            <w:shd w:fill="1E6B3A" w:color="auto" w:val="clear"/>
             <w:tcMar>
               <w:top w:type="dxa" w:w="50"/>
               <w:left w:type="dxa" w:w="80"/>
@@ -3399,7 +3076,7 @@
               <w:bottom w:val="single" w:color="BFBFBF" w:sz="4"/>
               <w:right w:val="single" w:color="BFBFBF" w:sz="4"/>
             </w:tcBorders>
-            <w:shd w:fill="1B7F3B" w:color="auto" w:val="clear"/>
+            <w:shd w:fill="1E6B3A" w:color="auto" w:val="clear"/>
             <w:tcMar>
               <w:top w:type="dxa" w:w="50"/>
               <w:left w:type="dxa" w:w="80"/>
@@ -3570,7 +3247,7 @@
               <w:bottom w:val="single" w:color="BFBFBF" w:sz="4"/>
               <w:right w:val="single" w:color="BFBFBF" w:sz="4"/>
             </w:tcBorders>
-            <w:shd w:fill="E8F3EC" w:color="auto" w:val="clear"/>
+            <w:shd w:fill="E8F0EA" w:color="auto" w:val="clear"/>
             <w:tcMar>
               <w:top w:type="dxa" w:w="50"/>
               <w:left w:type="dxa" w:w="80"/>
@@ -3602,7 +3279,7 @@
               <w:bottom w:val="single" w:color="BFBFBF" w:sz="4"/>
               <w:right w:val="single" w:color="BFBFBF" w:sz="4"/>
             </w:tcBorders>
-            <w:shd w:fill="E8F3EC" w:color="auto" w:val="clear"/>
+            <w:shd w:fill="E8F0EA" w:color="auto" w:val="clear"/>
             <w:tcMar>
               <w:top w:type="dxa" w:w="50"/>
               <w:left w:type="dxa" w:w="80"/>
@@ -3634,7 +3311,7 @@
               <w:bottom w:val="single" w:color="BFBFBF" w:sz="4"/>
               <w:right w:val="single" w:color="BFBFBF" w:sz="4"/>
             </w:tcBorders>
-            <w:shd w:fill="E8F3EC" w:color="auto" w:val="clear"/>
+            <w:shd w:fill="E8F0EA" w:color="auto" w:val="clear"/>
             <w:tcMar>
               <w:top w:type="dxa" w:w="50"/>
               <w:left w:type="dxa" w:w="80"/>
@@ -3666,7 +3343,7 @@
               <w:bottom w:val="single" w:color="BFBFBF" w:sz="4"/>
               <w:right w:val="single" w:color="BFBFBF" w:sz="4"/>
             </w:tcBorders>
-            <w:shd w:fill="E8F3EC" w:color="auto" w:val="clear"/>
+            <w:shd w:fill="E8F0EA" w:color="auto" w:val="clear"/>
             <w:tcMar>
               <w:top w:type="dxa" w:w="50"/>
               <w:left w:type="dxa" w:w="80"/>
@@ -3834,7 +3511,7 @@
               <w:bottom w:val="single" w:color="BFBFBF" w:sz="4"/>
               <w:right w:val="single" w:color="BFBFBF" w:sz="4"/>
             </w:tcBorders>
-            <w:shd w:fill="E8F3EC" w:color="auto" w:val="clear"/>
+            <w:shd w:fill="E8F0EA" w:color="auto" w:val="clear"/>
             <w:tcMar>
               <w:top w:type="dxa" w:w="50"/>
               <w:left w:type="dxa" w:w="80"/>
@@ -3866,7 +3543,7 @@
               <w:bottom w:val="single" w:color="BFBFBF" w:sz="4"/>
               <w:right w:val="single" w:color="BFBFBF" w:sz="4"/>
             </w:tcBorders>
-            <w:shd w:fill="E8F3EC" w:color="auto" w:val="clear"/>
+            <w:shd w:fill="E8F0EA" w:color="auto" w:val="clear"/>
             <w:tcMar>
               <w:top w:type="dxa" w:w="50"/>
               <w:left w:type="dxa" w:w="80"/>
@@ -3898,7 +3575,7 @@
               <w:bottom w:val="single" w:color="BFBFBF" w:sz="4"/>
               <w:right w:val="single" w:color="BFBFBF" w:sz="4"/>
             </w:tcBorders>
-            <w:shd w:fill="E8F3EC" w:color="auto" w:val="clear"/>
+            <w:shd w:fill="E8F0EA" w:color="auto" w:val="clear"/>
             <w:tcMar>
               <w:top w:type="dxa" w:w="50"/>
               <w:left w:type="dxa" w:w="80"/>
@@ -3930,7 +3607,7 @@
               <w:bottom w:val="single" w:color="BFBFBF" w:sz="4"/>
               <w:right w:val="single" w:color="BFBFBF" w:sz="4"/>
             </w:tcBorders>
-            <w:shd w:fill="E8F3EC" w:color="auto" w:val="clear"/>
+            <w:shd w:fill="E8F0EA" w:color="auto" w:val="clear"/>
             <w:tcMar>
               <w:top w:type="dxa" w:w="50"/>
               <w:left w:type="dxa" w:w="80"/>
@@ -4098,7 +3775,7 @@
               <w:bottom w:val="single" w:color="BFBFBF" w:sz="4"/>
               <w:right w:val="single" w:color="BFBFBF" w:sz="4"/>
             </w:tcBorders>
-            <w:shd w:fill="E8F3EC" w:color="auto" w:val="clear"/>
+            <w:shd w:fill="E8F0EA" w:color="auto" w:val="clear"/>
             <w:tcMar>
               <w:top w:type="dxa" w:w="50"/>
               <w:left w:type="dxa" w:w="80"/>
@@ -4130,7 +3807,7 @@
               <w:bottom w:val="single" w:color="BFBFBF" w:sz="4"/>
               <w:right w:val="single" w:color="BFBFBF" w:sz="4"/>
             </w:tcBorders>
-            <w:shd w:fill="E8F3EC" w:color="auto" w:val="clear"/>
+            <w:shd w:fill="E8F0EA" w:color="auto" w:val="clear"/>
             <w:tcMar>
               <w:top w:type="dxa" w:w="50"/>
               <w:left w:type="dxa" w:w="80"/>
@@ -4162,7 +3839,7 @@
               <w:bottom w:val="single" w:color="BFBFBF" w:sz="4"/>
               <w:right w:val="single" w:color="BFBFBF" w:sz="4"/>
             </w:tcBorders>
-            <w:shd w:fill="E8F3EC" w:color="auto" w:val="clear"/>
+            <w:shd w:fill="E8F0EA" w:color="auto" w:val="clear"/>
             <w:tcMar>
               <w:top w:type="dxa" w:w="50"/>
               <w:left w:type="dxa" w:w="80"/>
@@ -4194,7 +3871,7 @@
               <w:bottom w:val="single" w:color="BFBFBF" w:sz="4"/>
               <w:right w:val="single" w:color="BFBFBF" w:sz="4"/>
             </w:tcBorders>
-            <w:shd w:fill="E8F3EC" w:color="auto" w:val="clear"/>
+            <w:shd w:fill="E8F0EA" w:color="auto" w:val="clear"/>
             <w:tcMar>
               <w:top w:type="dxa" w:w="50"/>
               <w:left w:type="dxa" w:w="80"/>
@@ -4362,7 +4039,7 @@
               <w:bottom w:val="single" w:color="BFBFBF" w:sz="4"/>
               <w:right w:val="single" w:color="BFBFBF" w:sz="4"/>
             </w:tcBorders>
-            <w:shd w:fill="E8F3EC" w:color="auto" w:val="clear"/>
+            <w:shd w:fill="E8F0EA" w:color="auto" w:val="clear"/>
             <w:tcMar>
               <w:top w:type="dxa" w:w="50"/>
               <w:left w:type="dxa" w:w="80"/>
@@ -4394,7 +4071,7 @@
               <w:bottom w:val="single" w:color="BFBFBF" w:sz="4"/>
               <w:right w:val="single" w:color="BFBFBF" w:sz="4"/>
             </w:tcBorders>
-            <w:shd w:fill="E8F3EC" w:color="auto" w:val="clear"/>
+            <w:shd w:fill="E8F0EA" w:color="auto" w:val="clear"/>
             <w:tcMar>
               <w:top w:type="dxa" w:w="50"/>
               <w:left w:type="dxa" w:w="80"/>
@@ -4426,7 +4103,7 @@
               <w:bottom w:val="single" w:color="BFBFBF" w:sz="4"/>
               <w:right w:val="single" w:color="BFBFBF" w:sz="4"/>
             </w:tcBorders>
-            <w:shd w:fill="E8F3EC" w:color="auto" w:val="clear"/>
+            <w:shd w:fill="E8F0EA" w:color="auto" w:val="clear"/>
             <w:tcMar>
               <w:top w:type="dxa" w:w="50"/>
               <w:left w:type="dxa" w:w="80"/>
@@ -4458,7 +4135,7 @@
               <w:bottom w:val="single" w:color="BFBFBF" w:sz="4"/>
               <w:right w:val="single" w:color="BFBFBF" w:sz="4"/>
             </w:tcBorders>
-            <w:shd w:fill="E8F3EC" w:color="auto" w:val="clear"/>
+            <w:shd w:fill="E8F0EA" w:color="auto" w:val="clear"/>
             <w:tcMar>
               <w:top w:type="dxa" w:w="50"/>
               <w:left w:type="dxa" w:w="80"/>
@@ -4626,7 +4303,7 @@
               <w:bottom w:val="single" w:color="BFBFBF" w:sz="4"/>
               <w:right w:val="single" w:color="BFBFBF" w:sz="4"/>
             </w:tcBorders>
-            <w:shd w:fill="E8F3EC" w:color="auto" w:val="clear"/>
+            <w:shd w:fill="E8F0EA" w:color="auto" w:val="clear"/>
             <w:tcMar>
               <w:top w:type="dxa" w:w="50"/>
               <w:left w:type="dxa" w:w="80"/>
@@ -4658,7 +4335,7 @@
               <w:bottom w:val="single" w:color="BFBFBF" w:sz="4"/>
               <w:right w:val="single" w:color="BFBFBF" w:sz="4"/>
             </w:tcBorders>
-            <w:shd w:fill="E8F3EC" w:color="auto" w:val="clear"/>
+            <w:shd w:fill="E8F0EA" w:color="auto" w:val="clear"/>
             <w:tcMar>
               <w:top w:type="dxa" w:w="50"/>
               <w:left w:type="dxa" w:w="80"/>
@@ -4690,7 +4367,7 @@
               <w:bottom w:val="single" w:color="BFBFBF" w:sz="4"/>
               <w:right w:val="single" w:color="BFBFBF" w:sz="4"/>
             </w:tcBorders>
-            <w:shd w:fill="E8F3EC" w:color="auto" w:val="clear"/>
+            <w:shd w:fill="E8F0EA" w:color="auto" w:val="clear"/>
             <w:tcMar>
               <w:top w:type="dxa" w:w="50"/>
               <w:left w:type="dxa" w:w="80"/>
@@ -4722,7 +4399,7 @@
               <w:bottom w:val="single" w:color="BFBFBF" w:sz="4"/>
               <w:right w:val="single" w:color="BFBFBF" w:sz="4"/>
             </w:tcBorders>
-            <w:shd w:fill="E8F3EC" w:color="auto" w:val="clear"/>
+            <w:shd w:fill="E8F0EA" w:color="auto" w:val="clear"/>
             <w:tcMar>
               <w:top w:type="dxa" w:w="50"/>
               <w:left w:type="dxa" w:w="80"/>
@@ -4890,7 +4567,7 @@
               <w:bottom w:val="single" w:color="BFBFBF" w:sz="4"/>
               <w:right w:val="single" w:color="BFBFBF" w:sz="4"/>
             </w:tcBorders>
-            <w:shd w:fill="E8F3EC" w:color="auto" w:val="clear"/>
+            <w:shd w:fill="E8F0EA" w:color="auto" w:val="clear"/>
             <w:tcMar>
               <w:top w:type="dxa" w:w="50"/>
               <w:left w:type="dxa" w:w="80"/>
@@ -4922,7 +4599,7 @@
               <w:bottom w:val="single" w:color="BFBFBF" w:sz="4"/>
               <w:right w:val="single" w:color="BFBFBF" w:sz="4"/>
             </w:tcBorders>
-            <w:shd w:fill="E8F3EC" w:color="auto" w:val="clear"/>
+            <w:shd w:fill="E8F0EA" w:color="auto" w:val="clear"/>
             <w:tcMar>
               <w:top w:type="dxa" w:w="50"/>
               <w:left w:type="dxa" w:w="80"/>
@@ -4954,7 +4631,7 @@
               <w:bottom w:val="single" w:color="BFBFBF" w:sz="4"/>
               <w:right w:val="single" w:color="BFBFBF" w:sz="4"/>
             </w:tcBorders>
-            <w:shd w:fill="E8F3EC" w:color="auto" w:val="clear"/>
+            <w:shd w:fill="E8F0EA" w:color="auto" w:val="clear"/>
             <w:tcMar>
               <w:top w:type="dxa" w:w="50"/>
               <w:left w:type="dxa" w:w="80"/>
@@ -4986,7 +4663,7 @@
               <w:bottom w:val="single" w:color="BFBFBF" w:sz="4"/>
               <w:right w:val="single" w:color="BFBFBF" w:sz="4"/>
             </w:tcBorders>
-            <w:shd w:fill="E8F3EC" w:color="auto" w:val="clear"/>
+            <w:shd w:fill="E8F0EA" w:color="auto" w:val="clear"/>
             <w:tcMar>
               <w:top w:type="dxa" w:w="50"/>
               <w:left w:type="dxa" w:w="80"/>
@@ -5154,7 +4831,7 @@
               <w:bottom w:val="single" w:color="BFBFBF" w:sz="4"/>
               <w:right w:val="single" w:color="BFBFBF" w:sz="4"/>
             </w:tcBorders>
-            <w:shd w:fill="E8F3EC" w:color="auto" w:val="clear"/>
+            <w:shd w:fill="E8F0EA" w:color="auto" w:val="clear"/>
             <w:tcMar>
               <w:top w:type="dxa" w:w="50"/>
               <w:left w:type="dxa" w:w="80"/>
@@ -5186,7 +4863,7 @@
               <w:bottom w:val="single" w:color="BFBFBF" w:sz="4"/>
               <w:right w:val="single" w:color="BFBFBF" w:sz="4"/>
             </w:tcBorders>
-            <w:shd w:fill="E8F3EC" w:color="auto" w:val="clear"/>
+            <w:shd w:fill="E8F0EA" w:color="auto" w:val="clear"/>
             <w:tcMar>
               <w:top w:type="dxa" w:w="50"/>
               <w:left w:type="dxa" w:w="80"/>
@@ -5218,7 +4895,7 @@
               <w:bottom w:val="single" w:color="BFBFBF" w:sz="4"/>
               <w:right w:val="single" w:color="BFBFBF" w:sz="4"/>
             </w:tcBorders>
-            <w:shd w:fill="E8F3EC" w:color="auto" w:val="clear"/>
+            <w:shd w:fill="E8F0EA" w:color="auto" w:val="clear"/>
             <w:tcMar>
               <w:top w:type="dxa" w:w="50"/>
               <w:left w:type="dxa" w:w="80"/>
@@ -5250,7 +4927,7 @@
               <w:bottom w:val="single" w:color="BFBFBF" w:sz="4"/>
               <w:right w:val="single" w:color="BFBFBF" w:sz="4"/>
             </w:tcBorders>
-            <w:shd w:fill="E8F3EC" w:color="auto" w:val="clear"/>
+            <w:shd w:fill="E8F0EA" w:color="auto" w:val="clear"/>
             <w:tcMar>
               <w:top w:type="dxa" w:w="50"/>
               <w:left w:type="dxa" w:w="80"/>
@@ -5418,7 +5095,7 @@
               <w:bottom w:val="single" w:color="BFBFBF" w:sz="4"/>
               <w:right w:val="single" w:color="BFBFBF" w:sz="4"/>
             </w:tcBorders>
-            <w:shd w:fill="E8F3EC" w:color="auto" w:val="clear"/>
+            <w:shd w:fill="E8F0EA" w:color="auto" w:val="clear"/>
             <w:tcMar>
               <w:top w:type="dxa" w:w="50"/>
               <w:left w:type="dxa" w:w="80"/>
@@ -5450,7 +5127,7 @@
               <w:bottom w:val="single" w:color="BFBFBF" w:sz="4"/>
               <w:right w:val="single" w:color="BFBFBF" w:sz="4"/>
             </w:tcBorders>
-            <w:shd w:fill="E8F3EC" w:color="auto" w:val="clear"/>
+            <w:shd w:fill="E8F0EA" w:color="auto" w:val="clear"/>
             <w:tcMar>
               <w:top w:type="dxa" w:w="50"/>
               <w:left w:type="dxa" w:w="80"/>
@@ -5482,7 +5159,7 @@
               <w:bottom w:val="single" w:color="BFBFBF" w:sz="4"/>
               <w:right w:val="single" w:color="BFBFBF" w:sz="4"/>
             </w:tcBorders>
-            <w:shd w:fill="E8F3EC" w:color="auto" w:val="clear"/>
+            <w:shd w:fill="E8F0EA" w:color="auto" w:val="clear"/>
             <w:tcMar>
               <w:top w:type="dxa" w:w="50"/>
               <w:left w:type="dxa" w:w="80"/>
@@ -5514,7 +5191,7 @@
               <w:bottom w:val="single" w:color="BFBFBF" w:sz="4"/>
               <w:right w:val="single" w:color="BFBFBF" w:sz="4"/>
             </w:tcBorders>
-            <w:shd w:fill="E8F3EC" w:color="auto" w:val="clear"/>
+            <w:shd w:fill="E8F0EA" w:color="auto" w:val="clear"/>
             <w:tcMar>
               <w:top w:type="dxa" w:w="50"/>
               <w:left w:type="dxa" w:w="80"/>
@@ -5682,7 +5359,7 @@
               <w:bottom w:val="single" w:color="BFBFBF" w:sz="4"/>
               <w:right w:val="single" w:color="BFBFBF" w:sz="4"/>
             </w:tcBorders>
-            <w:shd w:fill="E8F3EC" w:color="auto" w:val="clear"/>
+            <w:shd w:fill="E8F0EA" w:color="auto" w:val="clear"/>
             <w:tcMar>
               <w:top w:type="dxa" w:w="50"/>
               <w:left w:type="dxa" w:w="80"/>
@@ -5714,7 +5391,7 @@
               <w:bottom w:val="single" w:color="BFBFBF" w:sz="4"/>
               <w:right w:val="single" w:color="BFBFBF" w:sz="4"/>
             </w:tcBorders>
-            <w:shd w:fill="E8F3EC" w:color="auto" w:val="clear"/>
+            <w:shd w:fill="E8F0EA" w:color="auto" w:val="clear"/>
             <w:tcMar>
               <w:top w:type="dxa" w:w="50"/>
               <w:left w:type="dxa" w:w="80"/>
@@ -5746,7 +5423,7 @@
               <w:bottom w:val="single" w:color="BFBFBF" w:sz="4"/>
               <w:right w:val="single" w:color="BFBFBF" w:sz="4"/>
             </w:tcBorders>
-            <w:shd w:fill="E8F3EC" w:color="auto" w:val="clear"/>
+            <w:shd w:fill="E8F0EA" w:color="auto" w:val="clear"/>
             <w:tcMar>
               <w:top w:type="dxa" w:w="50"/>
               <w:left w:type="dxa" w:w="80"/>
@@ -5778,7 +5455,7 @@
               <w:bottom w:val="single" w:color="BFBFBF" w:sz="4"/>
               <w:right w:val="single" w:color="BFBFBF" w:sz="4"/>
             </w:tcBorders>
-            <w:shd w:fill="E8F3EC" w:color="auto" w:val="clear"/>
+            <w:shd w:fill="E8F0EA" w:color="auto" w:val="clear"/>
             <w:tcMar>
               <w:top w:type="dxa" w:w="50"/>
               <w:left w:type="dxa" w:w="80"/>
@@ -5946,7 +5623,7 @@
               <w:bottom w:val="single" w:color="BFBFBF" w:sz="4"/>
               <w:right w:val="single" w:color="BFBFBF" w:sz="4"/>
             </w:tcBorders>
-            <w:shd w:fill="E8F3EC" w:color="auto" w:val="clear"/>
+            <w:shd w:fill="E8F0EA" w:color="auto" w:val="clear"/>
             <w:tcMar>
               <w:top w:type="dxa" w:w="50"/>
               <w:left w:type="dxa" w:w="80"/>
@@ -5978,7 +5655,7 @@
               <w:bottom w:val="single" w:color="BFBFBF" w:sz="4"/>
               <w:right w:val="single" w:color="BFBFBF" w:sz="4"/>
             </w:tcBorders>
-            <w:shd w:fill="E8F3EC" w:color="auto" w:val="clear"/>
+            <w:shd w:fill="E8F0EA" w:color="auto" w:val="clear"/>
             <w:tcMar>
               <w:top w:type="dxa" w:w="50"/>
               <w:left w:type="dxa" w:w="80"/>
@@ -6010,7 +5687,7 @@
               <w:bottom w:val="single" w:color="BFBFBF" w:sz="4"/>
               <w:right w:val="single" w:color="BFBFBF" w:sz="4"/>
             </w:tcBorders>
-            <w:shd w:fill="E8F3EC" w:color="auto" w:val="clear"/>
+            <w:shd w:fill="E8F0EA" w:color="auto" w:val="clear"/>
             <w:tcMar>
               <w:top w:type="dxa" w:w="50"/>
               <w:left w:type="dxa" w:w="80"/>
@@ -6042,7 +5719,7 @@
               <w:bottom w:val="single" w:color="BFBFBF" w:sz="4"/>
               <w:right w:val="single" w:color="BFBFBF" w:sz="4"/>
             </w:tcBorders>
-            <w:shd w:fill="E8F3EC" w:color="auto" w:val="clear"/>
+            <w:shd w:fill="E8F0EA" w:color="auto" w:val="clear"/>
             <w:tcMar>
               <w:top w:type="dxa" w:w="50"/>
               <w:left w:type="dxa" w:w="80"/>
@@ -6210,7 +5887,7 @@
               <w:bottom w:val="single" w:color="BFBFBF" w:sz="4"/>
               <w:right w:val="single" w:color="BFBFBF" w:sz="4"/>
             </w:tcBorders>
-            <w:shd w:fill="E8F3EC" w:color="auto" w:val="clear"/>
+            <w:shd w:fill="E8F0EA" w:color="auto" w:val="clear"/>
             <w:tcMar>
               <w:top w:type="dxa" w:w="50"/>
               <w:left w:type="dxa" w:w="80"/>
@@ -6242,7 +5919,7 @@
               <w:bottom w:val="single" w:color="BFBFBF" w:sz="4"/>
               <w:right w:val="single" w:color="BFBFBF" w:sz="4"/>
             </w:tcBorders>
-            <w:shd w:fill="E8F3EC" w:color="auto" w:val="clear"/>
+            <w:shd w:fill="E8F0EA" w:color="auto" w:val="clear"/>
             <w:tcMar>
               <w:top w:type="dxa" w:w="50"/>
               <w:left w:type="dxa" w:w="80"/>
@@ -6274,7 +5951,7 @@
               <w:bottom w:val="single" w:color="BFBFBF" w:sz="4"/>
               <w:right w:val="single" w:color="BFBFBF" w:sz="4"/>
             </w:tcBorders>
-            <w:shd w:fill="E8F3EC" w:color="auto" w:val="clear"/>
+            <w:shd w:fill="E8F0EA" w:color="auto" w:val="clear"/>
             <w:tcMar>
               <w:top w:type="dxa" w:w="50"/>
               <w:left w:type="dxa" w:w="80"/>
@@ -6306,7 +5983,7 @@
               <w:bottom w:val="single" w:color="BFBFBF" w:sz="4"/>
               <w:right w:val="single" w:color="BFBFBF" w:sz="4"/>
             </w:tcBorders>
-            <w:shd w:fill="E8F3EC" w:color="auto" w:val="clear"/>
+            <w:shd w:fill="E8F0EA" w:color="auto" w:val="clear"/>
             <w:tcMar>
               <w:top w:type="dxa" w:w="50"/>
               <w:left w:type="dxa" w:w="80"/>
@@ -6340,18 +6017,18 @@
       <w:pPr>
         <w:pStyle w:val="Heading2"/>
         <w:keepNext/>
-        <w:spacing w:after="100" w:before="220"/>
+        <w:spacing w:after="90" w:before="200"/>
       </w:pPr>
       <w:r>
         <w:rPr>
-          <w:rFonts w:ascii="Calibri" w:cs="Calibri" w:eastAsia="Calibri" w:hAnsi="Calibri"/>
+          <w:rFonts w:ascii="Arial" w:cs="Arial" w:eastAsia="Arial" w:hAnsi="Arial"/>
           <w:b/>
           <w:bCs/>
-          <w:color w:val="1B7F3B"/>
-          <w:sz w:val="24"/>
-          <w:szCs w:val="24"/>
+          <w:color w:val="1E6B3A"/>
+          <w:sz w:val="23"/>
+          <w:szCs w:val="23"/>
         </w:rPr>
-        <w:t xml:space="preserve">4.2 Limitaciones del modelo</w:t>
+        <w:t xml:space="preserve">5.2 Limitaciones del modelo</w:t>
       </w:r>
     </w:p>
     <w:p>
@@ -6508,21 +6185,18 @@
       <w:pPr>
         <w:pStyle w:val="Heading1"/>
         <w:keepNext/>
-        <w:pBdr>
-          <w:bottom w:val="single" w:color="1B7F3B" w:sz="8" w:space="2"/>
-        </w:pBdr>
-        <w:spacing w:after="140" w:before="320"/>
+        <w:spacing w:after="120" w:before="280"/>
       </w:pPr>
       <w:r>
         <w:rPr>
-          <w:rFonts w:ascii="Calibri" w:cs="Calibri" w:eastAsia="Calibri" w:hAnsi="Calibri"/>
+          <w:rFonts w:ascii="Arial" w:cs="Arial" w:eastAsia="Arial" w:hAnsi="Arial"/>
           <w:b/>
           <w:bCs/>
-          <w:color w:val="1B7F3B"/>
+          <w:color w:val="1E6B3A"/>
           <w:sz w:val="28"/>
           <w:szCs w:val="28"/>
         </w:rPr>
-        <w:t xml:space="preserve">5. DISEÑO DEL AGENTE</w:t>
+        <w:t xml:space="preserve">6. Diseño del agente</w:t>
       </w:r>
     </w:p>
     <w:p>
@@ -6544,7 +6218,7 @@
         <w:rPr>
           <w:b/>
           <w:bCs/>
-          <w:color w:val="1B7F3B"/>
+          <w:color w:val="1E6B3A"/>
           <w:sz w:val="19"/>
           <w:szCs w:val="19"/>
         </w:rPr>
@@ -6589,7 +6263,7 @@
               <w:bottom w:val="single" w:color="BFBFBF" w:sz="4"/>
               <w:right w:val="single" w:color="BFBFBF" w:sz="4"/>
             </w:tcBorders>
-            <w:shd w:fill="1B7F3B" w:color="auto" w:val="clear"/>
+            <w:shd w:fill="1E6B3A" w:color="auto" w:val="clear"/>
             <w:tcMar>
               <w:top w:type="dxa" w:w="50"/>
               <w:left w:type="dxa" w:w="80"/>
@@ -6624,7 +6298,7 @@
               <w:bottom w:val="single" w:color="BFBFBF" w:sz="4"/>
               <w:right w:val="single" w:color="BFBFBF" w:sz="4"/>
             </w:tcBorders>
-            <w:shd w:fill="1B7F3B" w:color="auto" w:val="clear"/>
+            <w:shd w:fill="1E6B3A" w:color="auto" w:val="clear"/>
             <w:tcMar>
               <w:top w:type="dxa" w:w="50"/>
               <w:left w:type="dxa" w:w="80"/>
@@ -6735,7 +6409,7 @@
               <w:bottom w:val="single" w:color="BFBFBF" w:sz="4"/>
               <w:right w:val="single" w:color="BFBFBF" w:sz="4"/>
             </w:tcBorders>
-            <w:shd w:fill="E8F3EC" w:color="auto" w:val="clear"/>
+            <w:shd w:fill="E8F0EA" w:color="auto" w:val="clear"/>
             <w:tcMar>
               <w:top w:type="dxa" w:w="50"/>
               <w:left w:type="dxa" w:w="80"/>
@@ -6769,7 +6443,7 @@
               <w:bottom w:val="single" w:color="BFBFBF" w:sz="4"/>
               <w:right w:val="single" w:color="BFBFBF" w:sz="4"/>
             </w:tcBorders>
-            <w:shd w:fill="E8F3EC" w:color="auto" w:val="clear"/>
+            <w:shd w:fill="E8F0EA" w:color="auto" w:val="clear"/>
             <w:tcMar>
               <w:top w:type="dxa" w:w="50"/>
               <w:left w:type="dxa" w:w="80"/>
@@ -6877,7 +6551,7 @@
               <w:bottom w:val="single" w:color="BFBFBF" w:sz="4"/>
               <w:right w:val="single" w:color="BFBFBF" w:sz="4"/>
             </w:tcBorders>
-            <w:shd w:fill="E8F3EC" w:color="auto" w:val="clear"/>
+            <w:shd w:fill="E8F0EA" w:color="auto" w:val="clear"/>
             <w:tcMar>
               <w:top w:type="dxa" w:w="50"/>
               <w:left w:type="dxa" w:w="80"/>
@@ -6911,7 +6585,7 @@
               <w:bottom w:val="single" w:color="BFBFBF" w:sz="4"/>
               <w:right w:val="single" w:color="BFBFBF" w:sz="4"/>
             </w:tcBorders>
-            <w:shd w:fill="E8F3EC" w:color="auto" w:val="clear"/>
+            <w:shd w:fill="E8F0EA" w:color="auto" w:val="clear"/>
             <w:tcMar>
               <w:top w:type="dxa" w:w="50"/>
               <w:left w:type="dxa" w:w="80"/>
@@ -6951,7 +6625,7 @@
         <w:rPr>
           <w:b/>
           <w:bCs/>
-          <w:color w:val="1B7F3B"/>
+          <w:color w:val="1E6B3A"/>
           <w:sz w:val="19"/>
           <w:szCs w:val="19"/>
         </w:rPr>
@@ -6997,7 +6671,7 @@
               <w:bottom w:val="single" w:color="BFBFBF" w:sz="4"/>
               <w:right w:val="single" w:color="BFBFBF" w:sz="4"/>
             </w:tcBorders>
-            <w:shd w:fill="1B7F3B" w:color="auto" w:val="clear"/>
+            <w:shd w:fill="1E6B3A" w:color="auto" w:val="clear"/>
             <w:tcMar>
               <w:top w:type="dxa" w:w="50"/>
               <w:left w:type="dxa" w:w="80"/>
@@ -7032,7 +6706,7 @@
               <w:bottom w:val="single" w:color="BFBFBF" w:sz="4"/>
               <w:right w:val="single" w:color="BFBFBF" w:sz="4"/>
             </w:tcBorders>
-            <w:shd w:fill="1B7F3B" w:color="auto" w:val="clear"/>
+            <w:shd w:fill="1E6B3A" w:color="auto" w:val="clear"/>
             <w:tcMar>
               <w:top w:type="dxa" w:w="50"/>
               <w:left w:type="dxa" w:w="80"/>
@@ -7067,7 +6741,7 @@
               <w:bottom w:val="single" w:color="BFBFBF" w:sz="4"/>
               <w:right w:val="single" w:color="BFBFBF" w:sz="4"/>
             </w:tcBorders>
-            <w:shd w:fill="1B7F3B" w:color="auto" w:val="clear"/>
+            <w:shd w:fill="1E6B3A" w:color="auto" w:val="clear"/>
             <w:tcMar>
               <w:top w:type="dxa" w:w="50"/>
               <w:left w:type="dxa" w:w="80"/>
@@ -7207,7 +6881,7 @@
               <w:bottom w:val="single" w:color="BFBFBF" w:sz="4"/>
               <w:right w:val="single" w:color="BFBFBF" w:sz="4"/>
             </w:tcBorders>
-            <w:shd w:fill="E8F3EC" w:color="auto" w:val="clear"/>
+            <w:shd w:fill="E8F0EA" w:color="auto" w:val="clear"/>
             <w:tcMar>
               <w:top w:type="dxa" w:w="50"/>
               <w:left w:type="dxa" w:w="80"/>
@@ -7239,7 +6913,7 @@
               <w:bottom w:val="single" w:color="BFBFBF" w:sz="4"/>
               <w:right w:val="single" w:color="BFBFBF" w:sz="4"/>
             </w:tcBorders>
-            <w:shd w:fill="E8F3EC" w:color="auto" w:val="clear"/>
+            <w:shd w:fill="E8F0EA" w:color="auto" w:val="clear"/>
             <w:tcMar>
               <w:top w:type="dxa" w:w="50"/>
               <w:left w:type="dxa" w:w="80"/>
@@ -7271,7 +6945,7 @@
               <w:bottom w:val="single" w:color="BFBFBF" w:sz="4"/>
               <w:right w:val="single" w:color="BFBFBF" w:sz="4"/>
             </w:tcBorders>
-            <w:shd w:fill="E8F3EC" w:color="auto" w:val="clear"/>
+            <w:shd w:fill="E8F0EA" w:color="auto" w:val="clear"/>
             <w:tcMar>
               <w:top w:type="dxa" w:w="50"/>
               <w:left w:type="dxa" w:w="80"/>
@@ -7408,7 +7082,7 @@
               <w:bottom w:val="single" w:color="BFBFBF" w:sz="4"/>
               <w:right w:val="single" w:color="BFBFBF" w:sz="4"/>
             </w:tcBorders>
-            <w:shd w:fill="E8F3EC" w:color="auto" w:val="clear"/>
+            <w:shd w:fill="E8F0EA" w:color="auto" w:val="clear"/>
             <w:tcMar>
               <w:top w:type="dxa" w:w="50"/>
               <w:left w:type="dxa" w:w="80"/>
@@ -7440,7 +7114,7 @@
               <w:bottom w:val="single" w:color="BFBFBF" w:sz="4"/>
               <w:right w:val="single" w:color="BFBFBF" w:sz="4"/>
             </w:tcBorders>
-            <w:shd w:fill="E8F3EC" w:color="auto" w:val="clear"/>
+            <w:shd w:fill="E8F0EA" w:color="auto" w:val="clear"/>
             <w:tcMar>
               <w:top w:type="dxa" w:w="50"/>
               <w:left w:type="dxa" w:w="80"/>
@@ -7472,7 +7146,7 @@
               <w:bottom w:val="single" w:color="BFBFBF" w:sz="4"/>
               <w:right w:val="single" w:color="BFBFBF" w:sz="4"/>
             </w:tcBorders>
-            <w:shd w:fill="E8F3EC" w:color="auto" w:val="clear"/>
+            <w:shd w:fill="E8F0EA" w:color="auto" w:val="clear"/>
             <w:tcMar>
               <w:top w:type="dxa" w:w="50"/>
               <w:left w:type="dxa" w:w="80"/>
@@ -7609,7 +7283,7 @@
               <w:bottom w:val="single" w:color="BFBFBF" w:sz="4"/>
               <w:right w:val="single" w:color="BFBFBF" w:sz="4"/>
             </w:tcBorders>
-            <w:shd w:fill="E8F3EC" w:color="auto" w:val="clear"/>
+            <w:shd w:fill="E8F0EA" w:color="auto" w:val="clear"/>
             <w:tcMar>
               <w:top w:type="dxa" w:w="50"/>
               <w:left w:type="dxa" w:w="80"/>
@@ -7641,7 +7315,7 @@
               <w:bottom w:val="single" w:color="BFBFBF" w:sz="4"/>
               <w:right w:val="single" w:color="BFBFBF" w:sz="4"/>
             </w:tcBorders>
-            <w:shd w:fill="E8F3EC" w:color="auto" w:val="clear"/>
+            <w:shd w:fill="E8F0EA" w:color="auto" w:val="clear"/>
             <w:tcMar>
               <w:top w:type="dxa" w:w="50"/>
               <w:left w:type="dxa" w:w="80"/>
@@ -7673,7 +7347,7 @@
               <w:bottom w:val="single" w:color="BFBFBF" w:sz="4"/>
               <w:right w:val="single" w:color="BFBFBF" w:sz="4"/>
             </w:tcBorders>
-            <w:shd w:fill="E8F3EC" w:color="auto" w:val="clear"/>
+            <w:shd w:fill="E8F0EA" w:color="auto" w:val="clear"/>
             <w:tcMar>
               <w:top w:type="dxa" w:w="50"/>
               <w:left w:type="dxa" w:w="80"/>
@@ -7806,18 +7480,18 @@
       <w:pPr>
         <w:pStyle w:val="Heading2"/>
         <w:keepNext/>
-        <w:spacing w:after="100" w:before="220"/>
+        <w:spacing w:after="90" w:before="200"/>
       </w:pPr>
       <w:r>
         <w:rPr>
-          <w:rFonts w:ascii="Calibri" w:cs="Calibri" w:eastAsia="Calibri" w:hAnsi="Calibri"/>
+          <w:rFonts w:ascii="Arial" w:cs="Arial" w:eastAsia="Arial" w:hAnsi="Arial"/>
           <w:b/>
           <w:bCs/>
-          <w:color w:val="1B7F3B"/>
-          <w:sz w:val="24"/>
-          <w:szCs w:val="24"/>
+          <w:color w:val="1E6B3A"/>
+          <w:sz w:val="23"/>
+          <w:szCs w:val="23"/>
         </w:rPr>
-        <w:t xml:space="preserve">5.1 Delimitación del agente</w:t>
+        <w:t xml:space="preserve">6.1 Delimitación del agente</w:t>
       </w:r>
     </w:p>
     <w:p>
@@ -7839,7 +7513,7 @@
         <w:rPr>
           <w:b/>
           <w:bCs/>
-          <w:color w:val="1B7F3B"/>
+          <w:color w:val="1E6B3A"/>
           <w:sz w:val="19"/>
           <w:szCs w:val="19"/>
         </w:rPr>
@@ -7884,7 +7558,7 @@
               <w:bottom w:val="single" w:color="BFBFBF" w:sz="4"/>
               <w:right w:val="single" w:color="BFBFBF" w:sz="4"/>
             </w:tcBorders>
-            <w:shd w:fill="1B7F3B" w:color="auto" w:val="clear"/>
+            <w:shd w:fill="1E6B3A" w:color="auto" w:val="clear"/>
             <w:tcMar>
               <w:top w:type="dxa" w:w="50"/>
               <w:left w:type="dxa" w:w="80"/>
@@ -7919,7 +7593,7 @@
               <w:bottom w:val="single" w:color="BFBFBF" w:sz="4"/>
               <w:right w:val="single" w:color="BFBFBF" w:sz="4"/>
             </w:tcBorders>
-            <w:shd w:fill="1B7F3B" w:color="auto" w:val="clear"/>
+            <w:shd w:fill="1E6B3A" w:color="auto" w:val="clear"/>
             <w:tcMar>
               <w:top w:type="dxa" w:w="50"/>
               <w:left w:type="dxa" w:w="80"/>
@@ -8060,7 +7734,7 @@
               <w:bottom w:val="single" w:color="BFBFBF" w:sz="4"/>
               <w:right w:val="single" w:color="BFBFBF" w:sz="4"/>
             </w:tcBorders>
-            <w:shd w:fill="E8F3EC" w:color="auto" w:val="clear"/>
+            <w:shd w:fill="E8F0EA" w:color="auto" w:val="clear"/>
             <w:tcMar>
               <w:top w:type="dxa" w:w="50"/>
               <w:left w:type="dxa" w:w="80"/>
@@ -8092,7 +7766,7 @@
               <w:bottom w:val="single" w:color="BFBFBF" w:sz="4"/>
               <w:right w:val="single" w:color="BFBFBF" w:sz="4"/>
             </w:tcBorders>
-            <w:shd w:fill="E8F3EC" w:color="auto" w:val="clear"/>
+            <w:shd w:fill="E8F0EA" w:color="auto" w:val="clear"/>
             <w:tcMar>
               <w:top w:type="dxa" w:w="50"/>
               <w:left w:type="dxa" w:w="80"/>
@@ -8230,7 +7904,7 @@
               <w:bottom w:val="single" w:color="BFBFBF" w:sz="4"/>
               <w:right w:val="single" w:color="BFBFBF" w:sz="4"/>
             </w:tcBorders>
-            <w:shd w:fill="E8F3EC" w:color="auto" w:val="clear"/>
+            <w:shd w:fill="E8F0EA" w:color="auto" w:val="clear"/>
             <w:tcMar>
               <w:top w:type="dxa" w:w="50"/>
               <w:left w:type="dxa" w:w="80"/>
@@ -8262,7 +7936,7 @@
               <w:bottom w:val="single" w:color="BFBFBF" w:sz="4"/>
               <w:right w:val="single" w:color="BFBFBF" w:sz="4"/>
             </w:tcBorders>
-            <w:shd w:fill="E8F3EC" w:color="auto" w:val="clear"/>
+            <w:shd w:fill="E8F0EA" w:color="auto" w:val="clear"/>
             <w:tcMar>
               <w:top w:type="dxa" w:w="50"/>
               <w:left w:type="dxa" w:w="80"/>
@@ -8384,7 +8058,7 @@
               <w:bottom w:val="single" w:color="BFBFBF" w:sz="4"/>
               <w:right w:val="single" w:color="BFBFBF" w:sz="4"/>
             </w:tcBorders>
-            <w:shd w:fill="E8F3EC" w:color="auto" w:val="clear"/>
+            <w:shd w:fill="E8F0EA" w:color="auto" w:val="clear"/>
             <w:tcMar>
               <w:top w:type="dxa" w:w="50"/>
               <w:left w:type="dxa" w:w="80"/>
@@ -8416,7 +8090,7 @@
               <w:bottom w:val="single" w:color="BFBFBF" w:sz="4"/>
               <w:right w:val="single" w:color="BFBFBF" w:sz="4"/>
             </w:tcBorders>
-            <w:shd w:fill="E8F3EC" w:color="auto" w:val="clear"/>
+            <w:shd w:fill="E8F0EA" w:color="auto" w:val="clear"/>
             <w:tcMar>
               <w:top w:type="dxa" w:w="50"/>
               <w:left w:type="dxa" w:w="80"/>
@@ -8522,7 +8196,7 @@
               <w:bottom w:val="single" w:color="BFBFBF" w:sz="4"/>
               <w:right w:val="single" w:color="BFBFBF" w:sz="4"/>
             </w:tcBorders>
-            <w:shd w:fill="E8F3EC" w:color="auto" w:val="clear"/>
+            <w:shd w:fill="E8F0EA" w:color="auto" w:val="clear"/>
             <w:tcMar>
               <w:top w:type="dxa" w:w="50"/>
               <w:left w:type="dxa" w:w="80"/>
@@ -8554,7 +8228,7 @@
               <w:bottom w:val="single" w:color="BFBFBF" w:sz="4"/>
               <w:right w:val="single" w:color="BFBFBF" w:sz="4"/>
             </w:tcBorders>
-            <w:shd w:fill="E8F3EC" w:color="auto" w:val="clear"/>
+            <w:shd w:fill="E8F0EA" w:color="auto" w:val="clear"/>
             <w:tcMar>
               <w:top w:type="dxa" w:w="50"/>
               <w:left w:type="dxa" w:w="80"/>
@@ -8660,7 +8334,7 @@
               <w:bottom w:val="single" w:color="BFBFBF" w:sz="4"/>
               <w:right w:val="single" w:color="BFBFBF" w:sz="4"/>
             </w:tcBorders>
-            <w:shd w:fill="E8F3EC" w:color="auto" w:val="clear"/>
+            <w:shd w:fill="E8F0EA" w:color="auto" w:val="clear"/>
             <w:tcMar>
               <w:top w:type="dxa" w:w="50"/>
               <w:left w:type="dxa" w:w="80"/>
@@ -8692,7 +8366,7 @@
               <w:bottom w:val="single" w:color="BFBFBF" w:sz="4"/>
               <w:right w:val="single" w:color="BFBFBF" w:sz="4"/>
             </w:tcBorders>
-            <w:shd w:fill="E8F3EC" w:color="auto" w:val="clear"/>
+            <w:shd w:fill="E8F0EA" w:color="auto" w:val="clear"/>
             <w:tcMar>
               <w:top w:type="dxa" w:w="50"/>
               <w:left w:type="dxa" w:w="80"/>
@@ -8794,18 +8468,18 @@
       <w:pPr>
         <w:pStyle w:val="Heading2"/>
         <w:keepNext/>
-        <w:spacing w:after="100" w:before="220"/>
+        <w:spacing w:after="90" w:before="200"/>
       </w:pPr>
       <w:r>
         <w:rPr>
-          <w:rFonts w:ascii="Calibri" w:cs="Calibri" w:eastAsia="Calibri" w:hAnsi="Calibri"/>
+          <w:rFonts w:ascii="Arial" w:cs="Arial" w:eastAsia="Arial" w:hAnsi="Arial"/>
           <w:b/>
           <w:bCs/>
-          <w:color w:val="1B7F3B"/>
-          <w:sz w:val="24"/>
-          <w:szCs w:val="24"/>
+          <w:color w:val="1E6B3A"/>
+          <w:sz w:val="23"/>
+          <w:szCs w:val="23"/>
         </w:rPr>
-        <w:t xml:space="preserve">5.2 Tipo de agente</w:t>
+        <w:t xml:space="preserve">6.2 Tipo de agente</w:t>
       </w:r>
     </w:p>
     <w:p>
@@ -8831,39 +8505,36 @@
       <w:pPr>
         <w:pStyle w:val="Heading1"/>
         <w:keepNext/>
-        <w:pBdr>
-          <w:bottom w:val="single" w:color="1B7F3B" w:sz="8" w:space="2"/>
-        </w:pBdr>
-        <w:spacing w:after="140" w:before="320"/>
+        <w:spacing w:after="120" w:before="280"/>
       </w:pPr>
       <w:r>
         <w:rPr>
-          <w:rFonts w:ascii="Calibri" w:cs="Calibri" w:eastAsia="Calibri" w:hAnsi="Calibri"/>
+          <w:rFonts w:ascii="Arial" w:cs="Arial" w:eastAsia="Arial" w:hAnsi="Arial"/>
           <w:b/>
           <w:bCs/>
-          <w:color w:val="1B7F3B"/>
+          <w:color w:val="1E6B3A"/>
           <w:sz w:val="28"/>
           <w:szCs w:val="28"/>
         </w:rPr>
-        <w:t xml:space="preserve">6. ALGORITMOS</w:t>
+        <w:t xml:space="preserve">7. Algoritmos</w:t>
       </w:r>
     </w:p>
     <w:p>
       <w:pPr>
         <w:pStyle w:val="Heading2"/>
         <w:keepNext/>
-        <w:spacing w:after="100" w:before="220"/>
+        <w:spacing w:after="90" w:before="200"/>
       </w:pPr>
       <w:r>
         <w:rPr>
-          <w:rFonts w:ascii="Calibri" w:cs="Calibri" w:eastAsia="Calibri" w:hAnsi="Calibri"/>
+          <w:rFonts w:ascii="Arial" w:cs="Arial" w:eastAsia="Arial" w:hAnsi="Arial"/>
           <w:b/>
           <w:bCs/>
-          <w:color w:val="1B7F3B"/>
-          <w:sz w:val="24"/>
-          <w:szCs w:val="24"/>
+          <w:color w:val="1E6B3A"/>
+          <w:sz w:val="23"/>
+          <w:szCs w:val="23"/>
         </w:rPr>
-        <w:t xml:space="preserve">6.1 Dijkstra como referencia</w:t>
+        <w:t xml:space="preserve">7.1 Dijkstra como referencia</w:t>
       </w:r>
     </w:p>
     <w:p>
@@ -8879,18 +8550,18 @@
       <w:pPr>
         <w:pStyle w:val="Heading2"/>
         <w:keepNext/>
-        <w:spacing w:after="100" w:before="220"/>
+        <w:spacing w:after="90" w:before="200"/>
       </w:pPr>
       <w:r>
         <w:rPr>
-          <w:rFonts w:ascii="Calibri" w:cs="Calibri" w:eastAsia="Calibri" w:hAnsi="Calibri"/>
+          <w:rFonts w:ascii="Arial" w:cs="Arial" w:eastAsia="Arial" w:hAnsi="Arial"/>
           <w:b/>
           <w:bCs/>
-          <w:color w:val="1B7F3B"/>
-          <w:sz w:val="24"/>
-          <w:szCs w:val="24"/>
+          <w:color w:val="1E6B3A"/>
+          <w:sz w:val="23"/>
+          <w:szCs w:val="23"/>
         </w:rPr>
-        <w:t xml:space="preserve">6.2 ACO: formulación</w:t>
+        <w:t xml:space="preserve">7.2 ACO: formulación</w:t>
       </w:r>
     </w:p>
     <w:p>
@@ -8969,18 +8640,18 @@
       <w:pPr>
         <w:pStyle w:val="Heading2"/>
         <w:keepNext/>
-        <w:spacing w:after="100" w:before="220"/>
+        <w:spacing w:after="90" w:before="200"/>
       </w:pPr>
       <w:r>
         <w:rPr>
-          <w:rFonts w:ascii="Calibri" w:cs="Calibri" w:eastAsia="Calibri" w:hAnsi="Calibri"/>
+          <w:rFonts w:ascii="Arial" w:cs="Arial" w:eastAsia="Arial" w:hAnsi="Arial"/>
           <w:b/>
           <w:bCs/>
-          <w:color w:val="1B7F3B"/>
-          <w:sz w:val="24"/>
-          <w:szCs w:val="24"/>
+          <w:color w:val="1E6B3A"/>
+          <w:sz w:val="23"/>
+          <w:szCs w:val="23"/>
         </w:rPr>
-        <w:t xml:space="preserve">6.3 Las dos variantes de ACO</w:t>
+        <w:t xml:space="preserve">7.3 Las dos variantes de ACO</w:t>
       </w:r>
     </w:p>
     <w:p>
@@ -9044,7 +8715,7 @@
         <w:rPr>
           <w:b/>
           <w:bCs/>
-          <w:color w:val="1B7F3B"/>
+          <w:color w:val="1E6B3A"/>
           <w:sz w:val="19"/>
           <w:szCs w:val="19"/>
         </w:rPr>
@@ -9090,7 +8761,7 @@
               <w:bottom w:val="single" w:color="BFBFBF" w:sz="4"/>
               <w:right w:val="single" w:color="BFBFBF" w:sz="4"/>
             </w:tcBorders>
-            <w:shd w:fill="1B7F3B" w:color="auto" w:val="clear"/>
+            <w:shd w:fill="1E6B3A" w:color="auto" w:val="clear"/>
             <w:tcMar>
               <w:top w:type="dxa" w:w="50"/>
               <w:left w:type="dxa" w:w="80"/>
@@ -9125,7 +8796,7 @@
               <w:bottom w:val="single" w:color="BFBFBF" w:sz="4"/>
               <w:right w:val="single" w:color="BFBFBF" w:sz="4"/>
             </w:tcBorders>
-            <w:shd w:fill="1B7F3B" w:color="auto" w:val="clear"/>
+            <w:shd w:fill="1E6B3A" w:color="auto" w:val="clear"/>
             <w:tcMar>
               <w:top w:type="dxa" w:w="50"/>
               <w:left w:type="dxa" w:w="80"/>
@@ -9160,7 +8831,7 @@
               <w:bottom w:val="single" w:color="BFBFBF" w:sz="4"/>
               <w:right w:val="single" w:color="BFBFBF" w:sz="4"/>
             </w:tcBorders>
-            <w:shd w:fill="1B7F3B" w:color="auto" w:val="clear"/>
+            <w:shd w:fill="1E6B3A" w:color="auto" w:val="clear"/>
             <w:tcMar>
               <w:top w:type="dxa" w:w="50"/>
               <w:left w:type="dxa" w:w="80"/>
@@ -9300,7 +8971,7 @@
               <w:bottom w:val="single" w:color="BFBFBF" w:sz="4"/>
               <w:right w:val="single" w:color="BFBFBF" w:sz="4"/>
             </w:tcBorders>
-            <w:shd w:fill="E8F3EC" w:color="auto" w:val="clear"/>
+            <w:shd w:fill="E8F0EA" w:color="auto" w:val="clear"/>
             <w:tcMar>
               <w:top w:type="dxa" w:w="50"/>
               <w:left w:type="dxa" w:w="80"/>
@@ -9332,7 +9003,7 @@
               <w:bottom w:val="single" w:color="BFBFBF" w:sz="4"/>
               <w:right w:val="single" w:color="BFBFBF" w:sz="4"/>
             </w:tcBorders>
-            <w:shd w:fill="E8F3EC" w:color="auto" w:val="clear"/>
+            <w:shd w:fill="E8F0EA" w:color="auto" w:val="clear"/>
             <w:tcMar>
               <w:top w:type="dxa" w:w="50"/>
               <w:left w:type="dxa" w:w="80"/>
@@ -9364,7 +9035,7 @@
               <w:bottom w:val="single" w:color="BFBFBF" w:sz="4"/>
               <w:right w:val="single" w:color="BFBFBF" w:sz="4"/>
             </w:tcBorders>
-            <w:shd w:fill="E8F3EC" w:color="auto" w:val="clear"/>
+            <w:shd w:fill="E8F0EA" w:color="auto" w:val="clear"/>
             <w:tcMar>
               <w:top w:type="dxa" w:w="50"/>
               <w:left w:type="dxa" w:w="80"/>
@@ -9501,7 +9172,7 @@
               <w:bottom w:val="single" w:color="BFBFBF" w:sz="4"/>
               <w:right w:val="single" w:color="BFBFBF" w:sz="4"/>
             </w:tcBorders>
-            <w:shd w:fill="E8F3EC" w:color="auto" w:val="clear"/>
+            <w:shd w:fill="E8F0EA" w:color="auto" w:val="clear"/>
             <w:tcMar>
               <w:top w:type="dxa" w:w="50"/>
               <w:left w:type="dxa" w:w="80"/>
@@ -9533,7 +9204,7 @@
               <w:bottom w:val="single" w:color="BFBFBF" w:sz="4"/>
               <w:right w:val="single" w:color="BFBFBF" w:sz="4"/>
             </w:tcBorders>
-            <w:shd w:fill="E8F3EC" w:color="auto" w:val="clear"/>
+            <w:shd w:fill="E8F0EA" w:color="auto" w:val="clear"/>
             <w:tcMar>
               <w:top w:type="dxa" w:w="50"/>
               <w:left w:type="dxa" w:w="80"/>
@@ -9565,7 +9236,7 @@
               <w:bottom w:val="single" w:color="BFBFBF" w:sz="4"/>
               <w:right w:val="single" w:color="BFBFBF" w:sz="4"/>
             </w:tcBorders>
-            <w:shd w:fill="E8F3EC" w:color="auto" w:val="clear"/>
+            <w:shd w:fill="E8F0EA" w:color="auto" w:val="clear"/>
             <w:tcMar>
               <w:top w:type="dxa" w:w="50"/>
               <w:left w:type="dxa" w:w="80"/>
@@ -9702,7 +9373,7 @@
               <w:bottom w:val="single" w:color="BFBFBF" w:sz="4"/>
               <w:right w:val="single" w:color="BFBFBF" w:sz="4"/>
             </w:tcBorders>
-            <w:shd w:fill="E8F3EC" w:color="auto" w:val="clear"/>
+            <w:shd w:fill="E8F0EA" w:color="auto" w:val="clear"/>
             <w:tcMar>
               <w:top w:type="dxa" w:w="50"/>
               <w:left w:type="dxa" w:w="80"/>
@@ -9734,7 +9405,7 @@
               <w:bottom w:val="single" w:color="BFBFBF" w:sz="4"/>
               <w:right w:val="single" w:color="BFBFBF" w:sz="4"/>
             </w:tcBorders>
-            <w:shd w:fill="E8F3EC" w:color="auto" w:val="clear"/>
+            <w:shd w:fill="E8F0EA" w:color="auto" w:val="clear"/>
             <w:tcMar>
               <w:top w:type="dxa" w:w="50"/>
               <w:left w:type="dxa" w:w="80"/>
@@ -9766,7 +9437,7 @@
               <w:bottom w:val="single" w:color="BFBFBF" w:sz="4"/>
               <w:right w:val="single" w:color="BFBFBF" w:sz="4"/>
             </w:tcBorders>
-            <w:shd w:fill="E8F3EC" w:color="auto" w:val="clear"/>
+            <w:shd w:fill="E8F0EA" w:color="auto" w:val="clear"/>
             <w:tcMar>
               <w:top w:type="dxa" w:w="50"/>
               <w:left w:type="dxa" w:w="80"/>
@@ -9903,7 +9574,7 @@
               <w:bottom w:val="single" w:color="BFBFBF" w:sz="4"/>
               <w:right w:val="single" w:color="BFBFBF" w:sz="4"/>
             </w:tcBorders>
-            <w:shd w:fill="E8F3EC" w:color="auto" w:val="clear"/>
+            <w:shd w:fill="E8F0EA" w:color="auto" w:val="clear"/>
             <w:tcMar>
               <w:top w:type="dxa" w:w="50"/>
               <w:left w:type="dxa" w:w="80"/>
@@ -9935,7 +9606,7 @@
               <w:bottom w:val="single" w:color="BFBFBF" w:sz="4"/>
               <w:right w:val="single" w:color="BFBFBF" w:sz="4"/>
             </w:tcBorders>
-            <w:shd w:fill="E8F3EC" w:color="auto" w:val="clear"/>
+            <w:shd w:fill="E8F0EA" w:color="auto" w:val="clear"/>
             <w:tcMar>
               <w:top w:type="dxa" w:w="50"/>
               <w:left w:type="dxa" w:w="80"/>
@@ -9967,7 +9638,7 @@
               <w:bottom w:val="single" w:color="BFBFBF" w:sz="4"/>
               <w:right w:val="single" w:color="BFBFBF" w:sz="4"/>
             </w:tcBorders>
-            <w:shd w:fill="E8F3EC" w:color="auto" w:val="clear"/>
+            <w:shd w:fill="E8F0EA" w:color="auto" w:val="clear"/>
             <w:tcMar>
               <w:top w:type="dxa" w:w="50"/>
               <w:left w:type="dxa" w:w="80"/>
@@ -10104,7 +9775,7 @@
               <w:bottom w:val="single" w:color="BFBFBF" w:sz="4"/>
               <w:right w:val="single" w:color="BFBFBF" w:sz="4"/>
             </w:tcBorders>
-            <w:shd w:fill="E8F3EC" w:color="auto" w:val="clear"/>
+            <w:shd w:fill="E8F0EA" w:color="auto" w:val="clear"/>
             <w:tcMar>
               <w:top w:type="dxa" w:w="50"/>
               <w:left w:type="dxa" w:w="80"/>
@@ -10136,7 +9807,7 @@
               <w:bottom w:val="single" w:color="BFBFBF" w:sz="4"/>
               <w:right w:val="single" w:color="BFBFBF" w:sz="4"/>
             </w:tcBorders>
-            <w:shd w:fill="E8F3EC" w:color="auto" w:val="clear"/>
+            <w:shd w:fill="E8F0EA" w:color="auto" w:val="clear"/>
             <w:tcMar>
               <w:top w:type="dxa" w:w="50"/>
               <w:left w:type="dxa" w:w="80"/>
@@ -10168,7 +9839,7 @@
               <w:bottom w:val="single" w:color="BFBFBF" w:sz="4"/>
               <w:right w:val="single" w:color="BFBFBF" w:sz="4"/>
             </w:tcBorders>
-            <w:shd w:fill="E8F3EC" w:color="auto" w:val="clear"/>
+            <w:shd w:fill="E8F0EA" w:color="auto" w:val="clear"/>
             <w:tcMar>
               <w:top w:type="dxa" w:w="50"/>
               <w:left w:type="dxa" w:w="80"/>
@@ -10305,7 +9976,7 @@
               <w:bottom w:val="single" w:color="BFBFBF" w:sz="4"/>
               <w:right w:val="single" w:color="BFBFBF" w:sz="4"/>
             </w:tcBorders>
-            <w:shd w:fill="E8F3EC" w:color="auto" w:val="clear"/>
+            <w:shd w:fill="E8F0EA" w:color="auto" w:val="clear"/>
             <w:tcMar>
               <w:top w:type="dxa" w:w="50"/>
               <w:left w:type="dxa" w:w="80"/>
@@ -10337,7 +10008,7 @@
               <w:bottom w:val="single" w:color="BFBFBF" w:sz="4"/>
               <w:right w:val="single" w:color="BFBFBF" w:sz="4"/>
             </w:tcBorders>
-            <w:shd w:fill="E8F3EC" w:color="auto" w:val="clear"/>
+            <w:shd w:fill="E8F0EA" w:color="auto" w:val="clear"/>
             <w:tcMar>
               <w:top w:type="dxa" w:w="50"/>
               <w:left w:type="dxa" w:w="80"/>
@@ -10369,7 +10040,7 @@
               <w:bottom w:val="single" w:color="BFBFBF" w:sz="4"/>
               <w:right w:val="single" w:color="BFBFBF" w:sz="4"/>
             </w:tcBorders>
-            <w:shd w:fill="E8F3EC" w:color="auto" w:val="clear"/>
+            <w:shd w:fill="E8F0EA" w:color="auto" w:val="clear"/>
             <w:tcMar>
               <w:top w:type="dxa" w:w="50"/>
               <w:left w:type="dxa" w:w="80"/>
@@ -10502,18 +10173,18 @@
       <w:pPr>
         <w:pStyle w:val="Heading2"/>
         <w:keepNext/>
-        <w:spacing w:after="100" w:before="220"/>
+        <w:spacing w:after="90" w:before="200"/>
       </w:pPr>
       <w:r>
         <w:rPr>
-          <w:rFonts w:ascii="Calibri" w:cs="Calibri" w:eastAsia="Calibri" w:hAnsi="Calibri"/>
+          <w:rFonts w:ascii="Arial" w:cs="Arial" w:eastAsia="Arial" w:hAnsi="Arial"/>
           <w:b/>
           <w:bCs/>
-          <w:color w:val="1B7F3B"/>
-          <w:sz w:val="24"/>
-          <w:szCs w:val="24"/>
+          <w:color w:val="1E6B3A"/>
+          <w:sz w:val="23"/>
+          <w:szCs w:val="23"/>
         </w:rPr>
-        <w:t xml:space="preserve">6.4 Auditoría de ACO</w:t>
+        <w:t xml:space="preserve">7.4 Auditoría de ACO</w:t>
       </w:r>
     </w:p>
     <w:p>
@@ -10545,7 +10216,7 @@
         <w:rPr>
           <w:b/>
           <w:bCs/>
-          <w:color w:val="1B7F3B"/>
+          <w:color w:val="1E6B3A"/>
           <w:sz w:val="19"/>
           <w:szCs w:val="19"/>
         </w:rPr>
@@ -10573,12 +10244,12 @@
         </w:tblBorders>
       </w:tblPr>
       <w:tblGrid>
-        <w:gridCol w:w="3478"/>
-        <w:gridCol w:w="1432"/>
-        <w:gridCol w:w="1125"/>
-        <w:gridCol w:w="1125"/>
-        <w:gridCol w:w="1125"/>
-        <w:gridCol w:w="1127"/>
+        <w:gridCol w:w="2497"/>
+        <w:gridCol w:w="1536"/>
+        <w:gridCol w:w="1344"/>
+        <w:gridCol w:w="1344"/>
+        <w:gridCol w:w="1344"/>
+        <w:gridCol w:w="1347"/>
       </w:tblGrid>
       <w:tr>
         <w:trPr>
@@ -10587,14 +10258,14 @@
         </w:trPr>
         <w:tc>
           <w:tcPr>
-            <w:tcW w:type="dxa" w:w="3478"/>
-            <w:tcBorders>
-              <w:top w:val="single" w:color="BFBFBF" w:sz="4"/>
-              <w:left w:val="single" w:color="BFBFBF" w:sz="4"/>
-              <w:bottom w:val="single" w:color="BFBFBF" w:sz="4"/>
-              <w:right w:val="single" w:color="BFBFBF" w:sz="4"/>
-            </w:tcBorders>
-            <w:shd w:fill="1B7F3B" w:color="auto" w:val="clear"/>
+            <w:tcW w:type="dxa" w:w="2497"/>
+            <w:tcBorders>
+              <w:top w:val="single" w:color="BFBFBF" w:sz="4"/>
+              <w:left w:val="single" w:color="BFBFBF" w:sz="4"/>
+              <w:bottom w:val="single" w:color="BFBFBF" w:sz="4"/>
+              <w:right w:val="single" w:color="BFBFBF" w:sz="4"/>
+            </w:tcBorders>
+            <w:shd w:fill="1E6B3A" w:color="auto" w:val="clear"/>
             <w:tcMar>
               <w:top w:type="dxa" w:w="50"/>
               <w:left w:type="dxa" w:w="80"/>
@@ -10613,8 +10284,8 @@
                 <w:b/>
                 <w:bCs/>
                 <w:color w:val="FFFFFF"/>
-                <w:sz w:val="15"/>
-                <w:szCs w:val="15"/>
+                <w:sz w:val="14"/>
+                <w:szCs w:val="14"/>
               </w:rPr>
               <w:t xml:space="preserve">Variante</w:t>
             </w:r>
@@ -10622,14 +10293,14 @@
         </w:tc>
         <w:tc>
           <w:tcPr>
-            <w:tcW w:type="dxa" w:w="1432"/>
-            <w:tcBorders>
-              <w:top w:val="single" w:color="BFBFBF" w:sz="4"/>
-              <w:left w:val="single" w:color="BFBFBF" w:sz="4"/>
-              <w:bottom w:val="single" w:color="BFBFBF" w:sz="4"/>
-              <w:right w:val="single" w:color="BFBFBF" w:sz="4"/>
-            </w:tcBorders>
-            <w:shd w:fill="1B7F3B" w:color="auto" w:val="clear"/>
+            <w:tcW w:type="dxa" w:w="1536"/>
+            <w:tcBorders>
+              <w:top w:val="single" w:color="BFBFBF" w:sz="4"/>
+              <w:left w:val="single" w:color="BFBFBF" w:sz="4"/>
+              <w:bottom w:val="single" w:color="BFBFBF" w:sz="4"/>
+              <w:right w:val="single" w:color="BFBFBF" w:sz="4"/>
+            </w:tcBorders>
+            <w:shd w:fill="1E6B3A" w:color="auto" w:val="clear"/>
             <w:tcMar>
               <w:top w:type="dxa" w:w="50"/>
               <w:left w:type="dxa" w:w="80"/>
@@ -10648,8 +10319,8 @@
                 <w:b/>
                 <w:bCs/>
                 <w:color w:val="FFFFFF"/>
-                <w:sz w:val="15"/>
-                <w:szCs w:val="15"/>
+                <w:sz w:val="14"/>
+                <w:szCs w:val="14"/>
               </w:rPr>
               <w:t xml:space="preserve">H-PB-OFICINAS_CC</w:t>
             </w:r>
@@ -10657,14 +10328,14 @@
         </w:tc>
         <w:tc>
           <w:tcPr>
-            <w:tcW w:type="dxa" w:w="1125"/>
-            <w:tcBorders>
-              <w:top w:val="single" w:color="BFBFBF" w:sz="4"/>
-              <w:left w:val="single" w:color="BFBFBF" w:sz="4"/>
-              <w:bottom w:val="single" w:color="BFBFBF" w:sz="4"/>
-              <w:right w:val="single" w:color="BFBFBF" w:sz="4"/>
-            </w:tcBorders>
-            <w:shd w:fill="1B7F3B" w:color="auto" w:val="clear"/>
+            <w:tcW w:type="dxa" w:w="1344"/>
+            <w:tcBorders>
+              <w:top w:val="single" w:color="BFBFBF" w:sz="4"/>
+              <w:left w:val="single" w:color="BFBFBF" w:sz="4"/>
+              <w:bottom w:val="single" w:color="BFBFBF" w:sz="4"/>
+              <w:right w:val="single" w:color="BFBFBF" w:sz="4"/>
+            </w:tcBorders>
+            <w:shd w:fill="1E6B3A" w:color="auto" w:val="clear"/>
             <w:tcMar>
               <w:top w:type="dxa" w:w="50"/>
               <w:left w:type="dxa" w:w="80"/>
@@ -10683,8 +10354,8 @@
                 <w:b/>
                 <w:bCs/>
                 <w:color w:val="FFFFFF"/>
-                <w:sz w:val="15"/>
-                <w:szCs w:val="15"/>
+                <w:sz w:val="14"/>
+                <w:szCs w:val="14"/>
               </w:rPr>
               <w:t xml:space="preserve">H101</w:t>
             </w:r>
@@ -10692,14 +10363,14 @@
         </w:tc>
         <w:tc>
           <w:tcPr>
-            <w:tcW w:type="dxa" w:w="1125"/>
-            <w:tcBorders>
-              <w:top w:val="single" w:color="BFBFBF" w:sz="4"/>
-              <w:left w:val="single" w:color="BFBFBF" w:sz="4"/>
-              <w:bottom w:val="single" w:color="BFBFBF" w:sz="4"/>
-              <w:right w:val="single" w:color="BFBFBF" w:sz="4"/>
-            </w:tcBorders>
-            <w:shd w:fill="1B7F3B" w:color="auto" w:val="clear"/>
+            <w:tcW w:type="dxa" w:w="1344"/>
+            <w:tcBorders>
+              <w:top w:val="single" w:color="BFBFBF" w:sz="4"/>
+              <w:left w:val="single" w:color="BFBFBF" w:sz="4"/>
+              <w:bottom w:val="single" w:color="BFBFBF" w:sz="4"/>
+              <w:right w:val="single" w:color="BFBFBF" w:sz="4"/>
+            </w:tcBorders>
+            <w:shd w:fill="1E6B3A" w:color="auto" w:val="clear"/>
             <w:tcMar>
               <w:top w:type="dxa" w:w="50"/>
               <w:left w:type="dxa" w:w="80"/>
@@ -10718,8 +10389,8 @@
                 <w:b/>
                 <w:bCs/>
                 <w:color w:val="FFFFFF"/>
-                <w:sz w:val="15"/>
-                <w:szCs w:val="15"/>
+                <w:sz w:val="14"/>
+                <w:szCs w:val="14"/>
               </w:rPr>
               <w:t xml:space="preserve">H201</w:t>
             </w:r>
@@ -10727,14 +10398,14 @@
         </w:tc>
         <w:tc>
           <w:tcPr>
-            <w:tcW w:type="dxa" w:w="1125"/>
-            <w:tcBorders>
-              <w:top w:val="single" w:color="BFBFBF" w:sz="4"/>
-              <w:left w:val="single" w:color="BFBFBF" w:sz="4"/>
-              <w:bottom w:val="single" w:color="BFBFBF" w:sz="4"/>
-              <w:right w:val="single" w:color="BFBFBF" w:sz="4"/>
-            </w:tcBorders>
-            <w:shd w:fill="1B7F3B" w:color="auto" w:val="clear"/>
+            <w:tcW w:type="dxa" w:w="1344"/>
+            <w:tcBorders>
+              <w:top w:val="single" w:color="BFBFBF" w:sz="4"/>
+              <w:left w:val="single" w:color="BFBFBF" w:sz="4"/>
+              <w:bottom w:val="single" w:color="BFBFBF" w:sz="4"/>
+              <w:right w:val="single" w:color="BFBFBF" w:sz="4"/>
+            </w:tcBorders>
+            <w:shd w:fill="1E6B3A" w:color="auto" w:val="clear"/>
             <w:tcMar>
               <w:top w:type="dxa" w:w="50"/>
               <w:left w:type="dxa" w:w="80"/>
@@ -10753,8 +10424,8 @@
                 <w:b/>
                 <w:bCs/>
                 <w:color w:val="FFFFFF"/>
-                <w:sz w:val="15"/>
-                <w:szCs w:val="15"/>
+                <w:sz w:val="14"/>
+                <w:szCs w:val="14"/>
               </w:rPr>
               <w:t xml:space="preserve">H301</w:t>
             </w:r>
@@ -10762,14 +10433,14 @@
         </w:tc>
         <w:tc>
           <w:tcPr>
-            <w:tcW w:type="dxa" w:w="1127"/>
-            <w:tcBorders>
-              <w:top w:val="single" w:color="BFBFBF" w:sz="4"/>
-              <w:left w:val="single" w:color="BFBFBF" w:sz="4"/>
-              <w:bottom w:val="single" w:color="BFBFBF" w:sz="4"/>
-              <w:right w:val="single" w:color="BFBFBF" w:sz="4"/>
-            </w:tcBorders>
-            <w:shd w:fill="1B7F3B" w:color="auto" w:val="clear"/>
+            <w:tcW w:type="dxa" w:w="1347"/>
+            <w:tcBorders>
+              <w:top w:val="single" w:color="BFBFBF" w:sz="4"/>
+              <w:left w:val="single" w:color="BFBFBF" w:sz="4"/>
+              <w:bottom w:val="single" w:color="BFBFBF" w:sz="4"/>
+              <w:right w:val="single" w:color="BFBFBF" w:sz="4"/>
+            </w:tcBorders>
+            <w:shd w:fill="1E6B3A" w:color="auto" w:val="clear"/>
             <w:tcMar>
               <w:top w:type="dxa" w:w="50"/>
               <w:left w:type="dxa" w:w="80"/>
@@ -10788,8 +10459,8 @@
                 <w:b/>
                 <w:bCs/>
                 <w:color w:val="FFFFFF"/>
-                <w:sz w:val="15"/>
-                <w:szCs w:val="15"/>
+                <w:sz w:val="14"/>
+                <w:szCs w:val="14"/>
               </w:rPr>
               <w:t xml:space="preserve">H401</w:t>
             </w:r>
@@ -10803,7 +10474,7 @@
         </w:trPr>
         <w:tc>
           <w:tcPr>
-            <w:tcW w:type="dxa" w:w="3478"/>
+            <w:tcW w:type="dxa" w:w="2497"/>
             <w:tcBorders>
               <w:top w:val="single" w:color="BFBFBF" w:sz="4"/>
               <w:left w:val="single" w:color="BFBFBF" w:sz="4"/>
@@ -10825,8 +10496,8 @@
             </w:pPr>
             <w:r>
               <w:rPr>
-                <w:sz w:val="15"/>
-                <w:szCs w:val="15"/>
+                <w:sz w:val="14"/>
+                <w:szCs w:val="14"/>
               </w:rPr>
               <w:t xml:space="preserve">(a) Actual: poda + retroceso + heurística, beta = 1</w:t>
             </w:r>
@@ -10834,7 +10505,7 @@
         </w:tc>
         <w:tc>
           <w:tcPr>
-            <w:tcW w:type="dxa" w:w="1432"/>
+            <w:tcW w:type="dxa" w:w="1536"/>
             <w:tcBorders>
               <w:top w:val="single" w:color="BFBFBF" w:sz="4"/>
               <w:left w:val="single" w:color="BFBFBF" w:sz="4"/>
@@ -10856,8 +10527,8 @@
             </w:pPr>
             <w:r>
               <w:rPr>
-                <w:sz w:val="15"/>
-                <w:szCs w:val="15"/>
+                <w:sz w:val="14"/>
+                <w:szCs w:val="14"/>
               </w:rPr>
               <w:t xml:space="preserve">100 % / 0.00 %</w:t>
             </w:r>
@@ -10865,7 +10536,7 @@
         </w:tc>
         <w:tc>
           <w:tcPr>
-            <w:tcW w:type="dxa" w:w="1125"/>
+            <w:tcW w:type="dxa" w:w="1344"/>
             <w:tcBorders>
               <w:top w:val="single" w:color="BFBFBF" w:sz="4"/>
               <w:left w:val="single" w:color="BFBFBF" w:sz="4"/>
@@ -10887,8 +10558,8 @@
             </w:pPr>
             <w:r>
               <w:rPr>
-                <w:sz w:val="15"/>
-                <w:szCs w:val="15"/>
+                <w:sz w:val="14"/>
+                <w:szCs w:val="14"/>
               </w:rPr>
               <w:t xml:space="preserve">100 % / 0.00 %</w:t>
             </w:r>
@@ -10896,7 +10567,7 @@
         </w:tc>
         <w:tc>
           <w:tcPr>
-            <w:tcW w:type="dxa" w:w="1125"/>
+            <w:tcW w:type="dxa" w:w="1344"/>
             <w:tcBorders>
               <w:top w:val="single" w:color="BFBFBF" w:sz="4"/>
               <w:left w:val="single" w:color="BFBFBF" w:sz="4"/>
@@ -10918,8 +10589,8 @@
             </w:pPr>
             <w:r>
               <w:rPr>
-                <w:sz w:val="15"/>
-                <w:szCs w:val="15"/>
+                <w:sz w:val="14"/>
+                <w:szCs w:val="14"/>
               </w:rPr>
               <w:t xml:space="preserve">100 % / 0.00 %</w:t>
             </w:r>
@@ -10927,7 +10598,7 @@
         </w:tc>
         <w:tc>
           <w:tcPr>
-            <w:tcW w:type="dxa" w:w="1125"/>
+            <w:tcW w:type="dxa" w:w="1344"/>
             <w:tcBorders>
               <w:top w:val="single" w:color="BFBFBF" w:sz="4"/>
               <w:left w:val="single" w:color="BFBFBF" w:sz="4"/>
@@ -10949,8 +10620,8 @@
             </w:pPr>
             <w:r>
               <w:rPr>
-                <w:sz w:val="15"/>
-                <w:szCs w:val="15"/>
+                <w:sz w:val="14"/>
+                <w:szCs w:val="14"/>
               </w:rPr>
               <w:t xml:space="preserve">100 % / 0.00 %</w:t>
             </w:r>
@@ -10958,7 +10629,7 @@
         </w:tc>
         <w:tc>
           <w:tcPr>
-            <w:tcW w:type="dxa" w:w="1127"/>
+            <w:tcW w:type="dxa" w:w="1347"/>
             <w:tcBorders>
               <w:top w:val="single" w:color="BFBFBF" w:sz="4"/>
               <w:left w:val="single" w:color="BFBFBF" w:sz="4"/>
@@ -10980,8 +10651,8 @@
             </w:pPr>
             <w:r>
               <w:rPr>
-                <w:sz w:val="15"/>
-                <w:szCs w:val="15"/>
+                <w:sz w:val="14"/>
+                <w:szCs w:val="14"/>
               </w:rPr>
               <w:t xml:space="preserve">100 % / 0.00 %</w:t>
             </w:r>
@@ -10995,14 +10666,14 @@
         </w:trPr>
         <w:tc>
           <w:tcPr>
-            <w:tcW w:type="dxa" w:w="3478"/>
-            <w:tcBorders>
-              <w:top w:val="single" w:color="BFBFBF" w:sz="4"/>
-              <w:left w:val="single" w:color="BFBFBF" w:sz="4"/>
-              <w:bottom w:val="single" w:color="BFBFBF" w:sz="4"/>
-              <w:right w:val="single" w:color="BFBFBF" w:sz="4"/>
-            </w:tcBorders>
-            <w:shd w:fill="E8F3EC" w:color="auto" w:val="clear"/>
+            <w:tcW w:type="dxa" w:w="2497"/>
+            <w:tcBorders>
+              <w:top w:val="single" w:color="BFBFBF" w:sz="4"/>
+              <w:left w:val="single" w:color="BFBFBF" w:sz="4"/>
+              <w:bottom w:val="single" w:color="BFBFBF" w:sz="4"/>
+              <w:right w:val="single" w:color="BFBFBF" w:sz="4"/>
+            </w:tcBorders>
+            <w:shd w:fill="E8F0EA" w:color="auto" w:val="clear"/>
             <w:tcMar>
               <w:top w:type="dxa" w:w="50"/>
               <w:left w:type="dxa" w:w="80"/>
@@ -11018,8 +10689,8 @@
             </w:pPr>
             <w:r>
               <w:rPr>
-                <w:sz w:val="15"/>
-                <w:szCs w:val="15"/>
+                <w:sz w:val="14"/>
+                <w:szCs w:val="14"/>
               </w:rPr>
               <w:t xml:space="preserve">(b) Sin heurística (beta = 0), con poda y retroceso</w:t>
             </w:r>
@@ -11027,14 +10698,14 @@
         </w:tc>
         <w:tc>
           <w:tcPr>
-            <w:tcW w:type="dxa" w:w="1432"/>
-            <w:tcBorders>
-              <w:top w:val="single" w:color="BFBFBF" w:sz="4"/>
-              <w:left w:val="single" w:color="BFBFBF" w:sz="4"/>
-              <w:bottom w:val="single" w:color="BFBFBF" w:sz="4"/>
-              <w:right w:val="single" w:color="BFBFBF" w:sz="4"/>
-            </w:tcBorders>
-            <w:shd w:fill="E8F3EC" w:color="auto" w:val="clear"/>
+            <w:tcW w:type="dxa" w:w="1536"/>
+            <w:tcBorders>
+              <w:top w:val="single" w:color="BFBFBF" w:sz="4"/>
+              <w:left w:val="single" w:color="BFBFBF" w:sz="4"/>
+              <w:bottom w:val="single" w:color="BFBFBF" w:sz="4"/>
+              <w:right w:val="single" w:color="BFBFBF" w:sz="4"/>
+            </w:tcBorders>
+            <w:shd w:fill="E8F0EA" w:color="auto" w:val="clear"/>
             <w:tcMar>
               <w:top w:type="dxa" w:w="50"/>
               <w:left w:type="dxa" w:w="80"/>
@@ -11050,8 +10721,8 @@
             </w:pPr>
             <w:r>
               <w:rPr>
-                <w:sz w:val="15"/>
-                <w:szCs w:val="15"/>
+                <w:sz w:val="14"/>
+                <w:szCs w:val="14"/>
               </w:rPr>
               <w:t xml:space="preserve">100 % / 0.00 %</w:t>
             </w:r>
@@ -11059,14 +10730,14 @@
         </w:tc>
         <w:tc>
           <w:tcPr>
-            <w:tcW w:type="dxa" w:w="1125"/>
-            <w:tcBorders>
-              <w:top w:val="single" w:color="BFBFBF" w:sz="4"/>
-              <w:left w:val="single" w:color="BFBFBF" w:sz="4"/>
-              <w:bottom w:val="single" w:color="BFBFBF" w:sz="4"/>
-              <w:right w:val="single" w:color="BFBFBF" w:sz="4"/>
-            </w:tcBorders>
-            <w:shd w:fill="E8F3EC" w:color="auto" w:val="clear"/>
+            <w:tcW w:type="dxa" w:w="1344"/>
+            <w:tcBorders>
+              <w:top w:val="single" w:color="BFBFBF" w:sz="4"/>
+              <w:left w:val="single" w:color="BFBFBF" w:sz="4"/>
+              <w:bottom w:val="single" w:color="BFBFBF" w:sz="4"/>
+              <w:right w:val="single" w:color="BFBFBF" w:sz="4"/>
+            </w:tcBorders>
+            <w:shd w:fill="E8F0EA" w:color="auto" w:val="clear"/>
             <w:tcMar>
               <w:top w:type="dxa" w:w="50"/>
               <w:left w:type="dxa" w:w="80"/>
@@ -11082,8 +10753,8 @@
             </w:pPr>
             <w:r>
               <w:rPr>
-                <w:sz w:val="15"/>
-                <w:szCs w:val="15"/>
+                <w:sz w:val="14"/>
+                <w:szCs w:val="14"/>
               </w:rPr>
               <w:t xml:space="preserve">100 % / 0.00 %</w:t>
             </w:r>
@@ -11091,14 +10762,14 @@
         </w:tc>
         <w:tc>
           <w:tcPr>
-            <w:tcW w:type="dxa" w:w="1125"/>
-            <w:tcBorders>
-              <w:top w:val="single" w:color="BFBFBF" w:sz="4"/>
-              <w:left w:val="single" w:color="BFBFBF" w:sz="4"/>
-              <w:bottom w:val="single" w:color="BFBFBF" w:sz="4"/>
-              <w:right w:val="single" w:color="BFBFBF" w:sz="4"/>
-            </w:tcBorders>
-            <w:shd w:fill="E8F3EC" w:color="auto" w:val="clear"/>
+            <w:tcW w:type="dxa" w:w="1344"/>
+            <w:tcBorders>
+              <w:top w:val="single" w:color="BFBFBF" w:sz="4"/>
+              <w:left w:val="single" w:color="BFBFBF" w:sz="4"/>
+              <w:bottom w:val="single" w:color="BFBFBF" w:sz="4"/>
+              <w:right w:val="single" w:color="BFBFBF" w:sz="4"/>
+            </w:tcBorders>
+            <w:shd w:fill="E8F0EA" w:color="auto" w:val="clear"/>
             <w:tcMar>
               <w:top w:type="dxa" w:w="50"/>
               <w:left w:type="dxa" w:w="80"/>
@@ -11114,8 +10785,8 @@
             </w:pPr>
             <w:r>
               <w:rPr>
-                <w:sz w:val="15"/>
-                <w:szCs w:val="15"/>
+                <w:sz w:val="14"/>
+                <w:szCs w:val="14"/>
               </w:rPr>
               <w:t xml:space="preserve">100 % / 0.00 %</w:t>
             </w:r>
@@ -11123,14 +10794,14 @@
         </w:tc>
         <w:tc>
           <w:tcPr>
-            <w:tcW w:type="dxa" w:w="1125"/>
-            <w:tcBorders>
-              <w:top w:val="single" w:color="BFBFBF" w:sz="4"/>
-              <w:left w:val="single" w:color="BFBFBF" w:sz="4"/>
-              <w:bottom w:val="single" w:color="BFBFBF" w:sz="4"/>
-              <w:right w:val="single" w:color="BFBFBF" w:sz="4"/>
-            </w:tcBorders>
-            <w:shd w:fill="E8F3EC" w:color="auto" w:val="clear"/>
+            <w:tcW w:type="dxa" w:w="1344"/>
+            <w:tcBorders>
+              <w:top w:val="single" w:color="BFBFBF" w:sz="4"/>
+              <w:left w:val="single" w:color="BFBFBF" w:sz="4"/>
+              <w:bottom w:val="single" w:color="BFBFBF" w:sz="4"/>
+              <w:right w:val="single" w:color="BFBFBF" w:sz="4"/>
+            </w:tcBorders>
+            <w:shd w:fill="E8F0EA" w:color="auto" w:val="clear"/>
             <w:tcMar>
               <w:top w:type="dxa" w:w="50"/>
               <w:left w:type="dxa" w:w="80"/>
@@ -11146,8 +10817,8 @@
             </w:pPr>
             <w:r>
               <w:rPr>
-                <w:sz w:val="15"/>
-                <w:szCs w:val="15"/>
+                <w:sz w:val="14"/>
+                <w:szCs w:val="14"/>
               </w:rPr>
               <w:t xml:space="preserve">100 % / 0.00 %</w:t>
             </w:r>
@@ -11155,14 +10826,14 @@
         </w:tc>
         <w:tc>
           <w:tcPr>
-            <w:tcW w:type="dxa" w:w="1127"/>
-            <w:tcBorders>
-              <w:top w:val="single" w:color="BFBFBF" w:sz="4"/>
-              <w:left w:val="single" w:color="BFBFBF" w:sz="4"/>
-              <w:bottom w:val="single" w:color="BFBFBF" w:sz="4"/>
-              <w:right w:val="single" w:color="BFBFBF" w:sz="4"/>
-            </w:tcBorders>
-            <w:shd w:fill="E8F3EC" w:color="auto" w:val="clear"/>
+            <w:tcW w:type="dxa" w:w="1347"/>
+            <w:tcBorders>
+              <w:top w:val="single" w:color="BFBFBF" w:sz="4"/>
+              <w:left w:val="single" w:color="BFBFBF" w:sz="4"/>
+              <w:bottom w:val="single" w:color="BFBFBF" w:sz="4"/>
+              <w:right w:val="single" w:color="BFBFBF" w:sz="4"/>
+            </w:tcBorders>
+            <w:shd w:fill="E8F0EA" w:color="auto" w:val="clear"/>
             <w:tcMar>
               <w:top w:type="dxa" w:w="50"/>
               <w:left w:type="dxa" w:w="80"/>
@@ -11178,8 +10849,8 @@
             </w:pPr>
             <w:r>
               <w:rPr>
-                <w:sz w:val="15"/>
-                <w:szCs w:val="15"/>
+                <w:sz w:val="14"/>
+                <w:szCs w:val="14"/>
               </w:rPr>
               <w:t xml:space="preserve">100 % / 0.00 %</w:t>
             </w:r>
@@ -11193,30 +10864,30 @@
         </w:trPr>
         <w:tc>
           <w:tcPr>
-            <w:tcW w:type="dxa" w:w="3478"/>
-            <w:tcBorders>
-              <w:top w:val="single" w:color="BFBFBF" w:sz="4"/>
-              <w:left w:val="single" w:color="BFBFBF" w:sz="4"/>
-              <w:bottom w:val="single" w:color="BFBFBF" w:sz="4"/>
-              <w:right w:val="single" w:color="BFBFBF" w:sz="4"/>
-            </w:tcBorders>
-            <w:tcMar>
-              <w:top w:type="dxa" w:w="50"/>
-              <w:left w:type="dxa" w:w="80"/>
-              <w:bottom w:type="dxa" w:w="50"/>
-              <w:right w:type="dxa" w:w="80"/>
-            </w:tcMar>
-            <w:vAlign w:val="center"/>
-          </w:tcPr>
-          <w:p>
-            <w:pPr>
-              <w:keepNext w:val="false"/>
-              <w:jc w:val="left"/>
-            </w:pPr>
-            <w:r>
-              <w:rPr>
-                <w:sz w:val="15"/>
-                <w:szCs w:val="15"/>
+            <w:tcW w:type="dxa" w:w="2497"/>
+            <w:tcBorders>
+              <w:top w:val="single" w:color="BFBFBF" w:sz="4"/>
+              <w:left w:val="single" w:color="BFBFBF" w:sz="4"/>
+              <w:bottom w:val="single" w:color="BFBFBF" w:sz="4"/>
+              <w:right w:val="single" w:color="BFBFBF" w:sz="4"/>
+            </w:tcBorders>
+            <w:tcMar>
+              <w:top w:type="dxa" w:w="50"/>
+              <w:left w:type="dxa" w:w="80"/>
+              <w:bottom w:type="dxa" w:w="50"/>
+              <w:right w:type="dxa" w:w="80"/>
+            </w:tcMar>
+            <w:vAlign w:val="center"/>
+          </w:tcPr>
+          <w:p>
+            <w:pPr>
+              <w:keepNext w:val="false"/>
+              <w:jc w:val="left"/>
+            </w:pPr>
+            <w:r>
+              <w:rPr>
+                <w:sz w:val="14"/>
+                <w:szCs w:val="14"/>
               </w:rPr>
               <w:t xml:space="preserve">(c) Sin heurística (beta = 0), tabú original (sin poda ni retroceso)</w:t>
             </w:r>
@@ -11224,30 +10895,30 @@
         </w:tc>
         <w:tc>
           <w:tcPr>
-            <w:tcW w:type="dxa" w:w="1432"/>
-            <w:tcBorders>
-              <w:top w:val="single" w:color="BFBFBF" w:sz="4"/>
-              <w:left w:val="single" w:color="BFBFBF" w:sz="4"/>
-              <w:bottom w:val="single" w:color="BFBFBF" w:sz="4"/>
-              <w:right w:val="single" w:color="BFBFBF" w:sz="4"/>
-            </w:tcBorders>
-            <w:tcMar>
-              <w:top w:type="dxa" w:w="50"/>
-              <w:left w:type="dxa" w:w="80"/>
-              <w:bottom w:type="dxa" w:w="50"/>
-              <w:right w:type="dxa" w:w="80"/>
-            </w:tcMar>
-            <w:vAlign w:val="center"/>
-          </w:tcPr>
-          <w:p>
-            <w:pPr>
-              <w:keepNext w:val="false"/>
-              <w:jc w:val="center"/>
-            </w:pPr>
-            <w:r>
-              <w:rPr>
-                <w:sz w:val="15"/>
-                <w:szCs w:val="15"/>
+            <w:tcW w:type="dxa" w:w="1536"/>
+            <w:tcBorders>
+              <w:top w:val="single" w:color="BFBFBF" w:sz="4"/>
+              <w:left w:val="single" w:color="BFBFBF" w:sz="4"/>
+              <w:bottom w:val="single" w:color="BFBFBF" w:sz="4"/>
+              <w:right w:val="single" w:color="BFBFBF" w:sz="4"/>
+            </w:tcBorders>
+            <w:tcMar>
+              <w:top w:type="dxa" w:w="50"/>
+              <w:left w:type="dxa" w:w="80"/>
+              <w:bottom w:type="dxa" w:w="50"/>
+              <w:right w:type="dxa" w:w="80"/>
+            </w:tcMar>
+            <w:vAlign w:val="center"/>
+          </w:tcPr>
+          <w:p>
+            <w:pPr>
+              <w:keepNext w:val="false"/>
+              <w:jc w:val="center"/>
+            </w:pPr>
+            <w:r>
+              <w:rPr>
+                <w:sz w:val="14"/>
+                <w:szCs w:val="14"/>
               </w:rPr>
               <w:t xml:space="preserve">100 % / 0.00 %</w:t>
             </w:r>
@@ -11255,30 +10926,30 @@
         </w:tc>
         <w:tc>
           <w:tcPr>
-            <w:tcW w:type="dxa" w:w="1125"/>
-            <w:tcBorders>
-              <w:top w:val="single" w:color="BFBFBF" w:sz="4"/>
-              <w:left w:val="single" w:color="BFBFBF" w:sz="4"/>
-              <w:bottom w:val="single" w:color="BFBFBF" w:sz="4"/>
-              <w:right w:val="single" w:color="BFBFBF" w:sz="4"/>
-            </w:tcBorders>
-            <w:tcMar>
-              <w:top w:type="dxa" w:w="50"/>
-              <w:left w:type="dxa" w:w="80"/>
-              <w:bottom w:type="dxa" w:w="50"/>
-              <w:right w:type="dxa" w:w="80"/>
-            </w:tcMar>
-            <w:vAlign w:val="center"/>
-          </w:tcPr>
-          <w:p>
-            <w:pPr>
-              <w:keepNext w:val="false"/>
-              <w:jc w:val="center"/>
-            </w:pPr>
-            <w:r>
-              <w:rPr>
-                <w:sz w:val="15"/>
-                <w:szCs w:val="15"/>
+            <w:tcW w:type="dxa" w:w="1344"/>
+            <w:tcBorders>
+              <w:top w:val="single" w:color="BFBFBF" w:sz="4"/>
+              <w:left w:val="single" w:color="BFBFBF" w:sz="4"/>
+              <w:bottom w:val="single" w:color="BFBFBF" w:sz="4"/>
+              <w:right w:val="single" w:color="BFBFBF" w:sz="4"/>
+            </w:tcBorders>
+            <w:tcMar>
+              <w:top w:type="dxa" w:w="50"/>
+              <w:left w:type="dxa" w:w="80"/>
+              <w:bottom w:type="dxa" w:w="50"/>
+              <w:right w:type="dxa" w:w="80"/>
+            </w:tcMar>
+            <w:vAlign w:val="center"/>
+          </w:tcPr>
+          <w:p>
+            <w:pPr>
+              <w:keepNext w:val="false"/>
+              <w:jc w:val="center"/>
+            </w:pPr>
+            <w:r>
+              <w:rPr>
+                <w:sz w:val="14"/>
+                <w:szCs w:val="14"/>
               </w:rPr>
               <w:t xml:space="preserve">100 % / 0.00 %</w:t>
             </w:r>
@@ -11286,30 +10957,30 @@
         </w:tc>
         <w:tc>
           <w:tcPr>
-            <w:tcW w:type="dxa" w:w="1125"/>
-            <w:tcBorders>
-              <w:top w:val="single" w:color="BFBFBF" w:sz="4"/>
-              <w:left w:val="single" w:color="BFBFBF" w:sz="4"/>
-              <w:bottom w:val="single" w:color="BFBFBF" w:sz="4"/>
-              <w:right w:val="single" w:color="BFBFBF" w:sz="4"/>
-            </w:tcBorders>
-            <w:tcMar>
-              <w:top w:type="dxa" w:w="50"/>
-              <w:left w:type="dxa" w:w="80"/>
-              <w:bottom w:type="dxa" w:w="50"/>
-              <w:right w:type="dxa" w:w="80"/>
-            </w:tcMar>
-            <w:vAlign w:val="center"/>
-          </w:tcPr>
-          <w:p>
-            <w:pPr>
-              <w:keepNext w:val="false"/>
-              <w:jc w:val="center"/>
-            </w:pPr>
-            <w:r>
-              <w:rPr>
-                <w:sz w:val="15"/>
-                <w:szCs w:val="15"/>
+            <w:tcW w:type="dxa" w:w="1344"/>
+            <w:tcBorders>
+              <w:top w:val="single" w:color="BFBFBF" w:sz="4"/>
+              <w:left w:val="single" w:color="BFBFBF" w:sz="4"/>
+              <w:bottom w:val="single" w:color="BFBFBF" w:sz="4"/>
+              <w:right w:val="single" w:color="BFBFBF" w:sz="4"/>
+            </w:tcBorders>
+            <w:tcMar>
+              <w:top w:type="dxa" w:w="50"/>
+              <w:left w:type="dxa" w:w="80"/>
+              <w:bottom w:type="dxa" w:w="50"/>
+              <w:right w:type="dxa" w:w="80"/>
+            </w:tcMar>
+            <w:vAlign w:val="center"/>
+          </w:tcPr>
+          <w:p>
+            <w:pPr>
+              <w:keepNext w:val="false"/>
+              <w:jc w:val="center"/>
+            </w:pPr>
+            <w:r>
+              <w:rPr>
+                <w:sz w:val="14"/>
+                <w:szCs w:val="14"/>
               </w:rPr>
               <w:t xml:space="preserve">100 % / 0.00 %</w:t>
             </w:r>
@@ -11317,30 +10988,30 @@
         </w:tc>
         <w:tc>
           <w:tcPr>
-            <w:tcW w:type="dxa" w:w="1125"/>
-            <w:tcBorders>
-              <w:top w:val="single" w:color="BFBFBF" w:sz="4"/>
-              <w:left w:val="single" w:color="BFBFBF" w:sz="4"/>
-              <w:bottom w:val="single" w:color="BFBFBF" w:sz="4"/>
-              <w:right w:val="single" w:color="BFBFBF" w:sz="4"/>
-            </w:tcBorders>
-            <w:tcMar>
-              <w:top w:type="dxa" w:w="50"/>
-              <w:left w:type="dxa" w:w="80"/>
-              <w:bottom w:type="dxa" w:w="50"/>
-              <w:right w:type="dxa" w:w="80"/>
-            </w:tcMar>
-            <w:vAlign w:val="center"/>
-          </w:tcPr>
-          <w:p>
-            <w:pPr>
-              <w:keepNext w:val="false"/>
-              <w:jc w:val="center"/>
-            </w:pPr>
-            <w:r>
-              <w:rPr>
-                <w:sz w:val="15"/>
-                <w:szCs w:val="15"/>
+            <w:tcW w:type="dxa" w:w="1344"/>
+            <w:tcBorders>
+              <w:top w:val="single" w:color="BFBFBF" w:sz="4"/>
+              <w:left w:val="single" w:color="BFBFBF" w:sz="4"/>
+              <w:bottom w:val="single" w:color="BFBFBF" w:sz="4"/>
+              <w:right w:val="single" w:color="BFBFBF" w:sz="4"/>
+            </w:tcBorders>
+            <w:tcMar>
+              <w:top w:type="dxa" w:w="50"/>
+              <w:left w:type="dxa" w:w="80"/>
+              <w:bottom w:type="dxa" w:w="50"/>
+              <w:right w:type="dxa" w:w="80"/>
+            </w:tcMar>
+            <w:vAlign w:val="center"/>
+          </w:tcPr>
+          <w:p>
+            <w:pPr>
+              <w:keepNext w:val="false"/>
+              <w:jc w:val="center"/>
+            </w:pPr>
+            <w:r>
+              <w:rPr>
+                <w:sz w:val="14"/>
+                <w:szCs w:val="14"/>
               </w:rPr>
               <w:t xml:space="preserve">100 % / 7.54 %</w:t>
             </w:r>
@@ -11348,30 +11019,30 @@
         </w:tc>
         <w:tc>
           <w:tcPr>
-            <w:tcW w:type="dxa" w:w="1127"/>
-            <w:tcBorders>
-              <w:top w:val="single" w:color="BFBFBF" w:sz="4"/>
-              <w:left w:val="single" w:color="BFBFBF" w:sz="4"/>
-              <w:bottom w:val="single" w:color="BFBFBF" w:sz="4"/>
-              <w:right w:val="single" w:color="BFBFBF" w:sz="4"/>
-            </w:tcBorders>
-            <w:tcMar>
-              <w:top w:type="dxa" w:w="50"/>
-              <w:left w:type="dxa" w:w="80"/>
-              <w:bottom w:type="dxa" w:w="50"/>
-              <w:right w:type="dxa" w:w="80"/>
-            </w:tcMar>
-            <w:vAlign w:val="center"/>
-          </w:tcPr>
-          <w:p>
-            <w:pPr>
-              <w:keepNext w:val="false"/>
-              <w:jc w:val="center"/>
-            </w:pPr>
-            <w:r>
-              <w:rPr>
-                <w:sz w:val="15"/>
-                <w:szCs w:val="15"/>
+            <w:tcW w:type="dxa" w:w="1347"/>
+            <w:tcBorders>
+              <w:top w:val="single" w:color="BFBFBF" w:sz="4"/>
+              <w:left w:val="single" w:color="BFBFBF" w:sz="4"/>
+              <w:bottom w:val="single" w:color="BFBFBF" w:sz="4"/>
+              <w:right w:val="single" w:color="BFBFBF" w:sz="4"/>
+            </w:tcBorders>
+            <w:tcMar>
+              <w:top w:type="dxa" w:w="50"/>
+              <w:left w:type="dxa" w:w="80"/>
+              <w:bottom w:type="dxa" w:w="50"/>
+              <w:right w:type="dxa" w:w="80"/>
+            </w:tcMar>
+            <w:vAlign w:val="center"/>
+          </w:tcPr>
+          <w:p>
+            <w:pPr>
+              <w:keepNext w:val="false"/>
+              <w:jc w:val="center"/>
+            </w:pPr>
+            <w:r>
+              <w:rPr>
+                <w:sz w:val="14"/>
+                <w:szCs w:val="14"/>
               </w:rPr>
               <w:t xml:space="preserve">100 % / 5.80 %</w:t>
             </w:r>
@@ -11397,21 +11068,18 @@
       <w:pPr>
         <w:pStyle w:val="Heading1"/>
         <w:keepNext/>
-        <w:pBdr>
-          <w:bottom w:val="single" w:color="1B7F3B" w:sz="8" w:space="2"/>
-        </w:pBdr>
-        <w:spacing w:after="140" w:before="320"/>
+        <w:spacing w:after="120" w:before="280"/>
       </w:pPr>
       <w:r>
         <w:rPr>
-          <w:rFonts w:ascii="Calibri" w:cs="Calibri" w:eastAsia="Calibri" w:hAnsi="Calibri"/>
+          <w:rFonts w:ascii="Arial" w:cs="Arial" w:eastAsia="Arial" w:hAnsi="Arial"/>
           <w:b/>
           <w:bCs/>
-          <w:color w:val="1B7F3B"/>
+          <w:color w:val="1E6B3A"/>
           <w:sz w:val="28"/>
           <w:szCs w:val="28"/>
         </w:rPr>
-        <w:t xml:space="preserve">7. METODOLOGÍA EXPERIMENTAL</w:t>
+        <w:t xml:space="preserve">8. Metodología experimental</w:t>
       </w:r>
     </w:p>
     <w:p>
@@ -11583,39 +11251,36 @@
       <w:pPr>
         <w:pStyle w:val="Heading1"/>
         <w:keepNext/>
-        <w:pBdr>
-          <w:bottom w:val="single" w:color="1B7F3B" w:sz="8" w:space="2"/>
-        </w:pBdr>
-        <w:spacing w:after="140" w:before="320"/>
+        <w:spacing w:after="120" w:before="280"/>
       </w:pPr>
       <w:r>
         <w:rPr>
-          <w:rFonts w:ascii="Calibri" w:cs="Calibri" w:eastAsia="Calibri" w:hAnsi="Calibri"/>
+          <w:rFonts w:ascii="Arial" w:cs="Arial" w:eastAsia="Arial" w:hAnsi="Arial"/>
           <w:b/>
           <w:bCs/>
-          <w:color w:val="1B7F3B"/>
+          <w:color w:val="1E6B3A"/>
           <w:sz w:val="28"/>
           <w:szCs w:val="28"/>
         </w:rPr>
-        <w:t xml:space="preserve">8. RESULTADOS Y PRUEBAS</w:t>
+        <w:t xml:space="preserve">9. Resultados y pruebas</w:t>
       </w:r>
     </w:p>
     <w:p>
       <w:pPr>
         <w:pStyle w:val="Heading2"/>
         <w:keepNext/>
-        <w:spacing w:after="100" w:before="220"/>
+        <w:spacing w:after="90" w:before="200"/>
       </w:pPr>
       <w:r>
         <w:rPr>
-          <w:rFonts w:ascii="Calibri" w:cs="Calibri" w:eastAsia="Calibri" w:hAnsi="Calibri"/>
+          <w:rFonts w:ascii="Arial" w:cs="Arial" w:eastAsia="Arial" w:hAnsi="Arial"/>
           <w:b/>
           <w:bCs/>
-          <w:color w:val="1B7F3B"/>
-          <w:sz w:val="24"/>
-          <w:szCs w:val="24"/>
+          <w:color w:val="1E6B3A"/>
+          <w:sz w:val="23"/>
+          <w:szCs w:val="23"/>
         </w:rPr>
-        <w:t xml:space="preserve">8.1 Calidad de la ruta y tiempo de cómputo</w:t>
+        <w:t xml:space="preserve">9.1 Calidad de la ruta y tiempo de cómputo</w:t>
       </w:r>
     </w:p>
     <w:p>
@@ -11637,7 +11302,7 @@
         <w:rPr>
           <w:b/>
           <w:bCs/>
-          <w:color w:val="1B7F3B"/>
+          <w:color w:val="1E6B3A"/>
           <w:sz w:val="19"/>
           <w:szCs w:val="19"/>
         </w:rPr>
@@ -11683,7 +11348,7 @@
               <w:bottom w:val="single" w:color="BFBFBF" w:sz="4"/>
               <w:right w:val="single" w:color="BFBFBF" w:sz="4"/>
             </w:tcBorders>
-            <w:shd w:fill="1B7F3B" w:color="auto" w:val="clear"/>
+            <w:shd w:fill="1E6B3A" w:color="auto" w:val="clear"/>
             <w:tcMar>
               <w:top w:type="dxa" w:w="50"/>
               <w:left w:type="dxa" w:w="80"/>
@@ -11718,7 +11383,7 @@
               <w:bottom w:val="single" w:color="BFBFBF" w:sz="4"/>
               <w:right w:val="single" w:color="BFBFBF" w:sz="4"/>
             </w:tcBorders>
-            <w:shd w:fill="1B7F3B" w:color="auto" w:val="clear"/>
+            <w:shd w:fill="1E6B3A" w:color="auto" w:val="clear"/>
             <w:tcMar>
               <w:top w:type="dxa" w:w="50"/>
               <w:left w:type="dxa" w:w="80"/>
@@ -11753,7 +11418,7 @@
               <w:bottom w:val="single" w:color="BFBFBF" w:sz="4"/>
               <w:right w:val="single" w:color="BFBFBF" w:sz="4"/>
             </w:tcBorders>
-            <w:shd w:fill="1B7F3B" w:color="auto" w:val="clear"/>
+            <w:shd w:fill="1E6B3A" w:color="auto" w:val="clear"/>
             <w:tcMar>
               <w:top w:type="dxa" w:w="50"/>
               <w:left w:type="dxa" w:w="80"/>
@@ -11893,7 +11558,7 @@
               <w:bottom w:val="single" w:color="BFBFBF" w:sz="4"/>
               <w:right w:val="single" w:color="BFBFBF" w:sz="4"/>
             </w:tcBorders>
-            <w:shd w:fill="E8F3EC" w:color="auto" w:val="clear"/>
+            <w:shd w:fill="E8F0EA" w:color="auto" w:val="clear"/>
             <w:tcMar>
               <w:top w:type="dxa" w:w="50"/>
               <w:left w:type="dxa" w:w="80"/>
@@ -11925,7 +11590,7 @@
               <w:bottom w:val="single" w:color="BFBFBF" w:sz="4"/>
               <w:right w:val="single" w:color="BFBFBF" w:sz="4"/>
             </w:tcBorders>
-            <w:shd w:fill="E8F3EC" w:color="auto" w:val="clear"/>
+            <w:shd w:fill="E8F0EA" w:color="auto" w:val="clear"/>
             <w:tcMar>
               <w:top w:type="dxa" w:w="50"/>
               <w:left w:type="dxa" w:w="80"/>
@@ -11957,7 +11622,7 @@
               <w:bottom w:val="single" w:color="BFBFBF" w:sz="4"/>
               <w:right w:val="single" w:color="BFBFBF" w:sz="4"/>
             </w:tcBorders>
-            <w:shd w:fill="E8F3EC" w:color="auto" w:val="clear"/>
+            <w:shd w:fill="E8F0EA" w:color="auto" w:val="clear"/>
             <w:tcMar>
               <w:top w:type="dxa" w:w="50"/>
               <w:left w:type="dxa" w:w="80"/>
@@ -12094,7 +11759,7 @@
               <w:bottom w:val="single" w:color="BFBFBF" w:sz="4"/>
               <w:right w:val="single" w:color="BFBFBF" w:sz="4"/>
             </w:tcBorders>
-            <w:shd w:fill="E8F3EC" w:color="auto" w:val="clear"/>
+            <w:shd w:fill="E8F0EA" w:color="auto" w:val="clear"/>
             <w:tcMar>
               <w:top w:type="dxa" w:w="50"/>
               <w:left w:type="dxa" w:w="80"/>
@@ -12126,7 +11791,7 @@
               <w:bottom w:val="single" w:color="BFBFBF" w:sz="4"/>
               <w:right w:val="single" w:color="BFBFBF" w:sz="4"/>
             </w:tcBorders>
-            <w:shd w:fill="E8F3EC" w:color="auto" w:val="clear"/>
+            <w:shd w:fill="E8F0EA" w:color="auto" w:val="clear"/>
             <w:tcMar>
               <w:top w:type="dxa" w:w="50"/>
               <w:left w:type="dxa" w:w="80"/>
@@ -12158,7 +11823,7 @@
               <w:bottom w:val="single" w:color="BFBFBF" w:sz="4"/>
               <w:right w:val="single" w:color="BFBFBF" w:sz="4"/>
             </w:tcBorders>
-            <w:shd w:fill="E8F3EC" w:color="auto" w:val="clear"/>
+            <w:shd w:fill="E8F0EA" w:color="auto" w:val="clear"/>
             <w:tcMar>
               <w:top w:type="dxa" w:w="50"/>
               <w:left w:type="dxa" w:w="80"/>
@@ -12295,7 +11960,7 @@
               <w:bottom w:val="single" w:color="BFBFBF" w:sz="4"/>
               <w:right w:val="single" w:color="BFBFBF" w:sz="4"/>
             </w:tcBorders>
-            <w:shd w:fill="E8F3EC" w:color="auto" w:val="clear"/>
+            <w:shd w:fill="E8F0EA" w:color="auto" w:val="clear"/>
             <w:tcMar>
               <w:top w:type="dxa" w:w="50"/>
               <w:left w:type="dxa" w:w="80"/>
@@ -12327,7 +11992,7 @@
               <w:bottom w:val="single" w:color="BFBFBF" w:sz="4"/>
               <w:right w:val="single" w:color="BFBFBF" w:sz="4"/>
             </w:tcBorders>
-            <w:shd w:fill="E8F3EC" w:color="auto" w:val="clear"/>
+            <w:shd w:fill="E8F0EA" w:color="auto" w:val="clear"/>
             <w:tcMar>
               <w:top w:type="dxa" w:w="50"/>
               <w:left w:type="dxa" w:w="80"/>
@@ -12359,7 +12024,7 @@
               <w:bottom w:val="single" w:color="BFBFBF" w:sz="4"/>
               <w:right w:val="single" w:color="BFBFBF" w:sz="4"/>
             </w:tcBorders>
-            <w:shd w:fill="E8F3EC" w:color="auto" w:val="clear"/>
+            <w:shd w:fill="E8F0EA" w:color="auto" w:val="clear"/>
             <w:tcMar>
               <w:top w:type="dxa" w:w="50"/>
               <w:left w:type="dxa" w:w="80"/>
@@ -12399,7 +12064,7 @@
         <w:rPr>
           <w:b/>
           <w:bCs/>
-          <w:color w:val="1B7F3B"/>
+          <w:color w:val="1E6B3A"/>
           <w:sz w:val="19"/>
           <w:szCs w:val="19"/>
         </w:rPr>
@@ -12449,7 +12114,7 @@
               <w:bottom w:val="single" w:color="BFBFBF" w:sz="4"/>
               <w:right w:val="single" w:color="BFBFBF" w:sz="4"/>
             </w:tcBorders>
-            <w:shd w:fill="1B7F3B" w:color="auto" w:val="clear"/>
+            <w:shd w:fill="1E6B3A" w:color="auto" w:val="clear"/>
             <w:tcMar>
               <w:top w:type="dxa" w:w="50"/>
               <w:left w:type="dxa" w:w="80"/>
@@ -12484,7 +12149,7 @@
               <w:bottom w:val="single" w:color="BFBFBF" w:sz="4"/>
               <w:right w:val="single" w:color="BFBFBF" w:sz="4"/>
             </w:tcBorders>
-            <w:shd w:fill="1B7F3B" w:color="auto" w:val="clear"/>
+            <w:shd w:fill="1E6B3A" w:color="auto" w:val="clear"/>
             <w:tcMar>
               <w:top w:type="dxa" w:w="50"/>
               <w:left w:type="dxa" w:w="80"/>
@@ -12519,7 +12184,7 @@
               <w:bottom w:val="single" w:color="BFBFBF" w:sz="4"/>
               <w:right w:val="single" w:color="BFBFBF" w:sz="4"/>
             </w:tcBorders>
-            <w:shd w:fill="1B7F3B" w:color="auto" w:val="clear"/>
+            <w:shd w:fill="1E6B3A" w:color="auto" w:val="clear"/>
             <w:tcMar>
               <w:top w:type="dxa" w:w="50"/>
               <w:left w:type="dxa" w:w="80"/>
@@ -12554,7 +12219,7 @@
               <w:bottom w:val="single" w:color="BFBFBF" w:sz="4"/>
               <w:right w:val="single" w:color="BFBFBF" w:sz="4"/>
             </w:tcBorders>
-            <w:shd w:fill="1B7F3B" w:color="auto" w:val="clear"/>
+            <w:shd w:fill="1E6B3A" w:color="auto" w:val="clear"/>
             <w:tcMar>
               <w:top w:type="dxa" w:w="50"/>
               <w:left w:type="dxa" w:w="80"/>
@@ -12589,7 +12254,7 @@
               <w:bottom w:val="single" w:color="BFBFBF" w:sz="4"/>
               <w:right w:val="single" w:color="BFBFBF" w:sz="4"/>
             </w:tcBorders>
-            <w:shd w:fill="1B7F3B" w:color="auto" w:val="clear"/>
+            <w:shd w:fill="1E6B3A" w:color="auto" w:val="clear"/>
             <w:tcMar>
               <w:top w:type="dxa" w:w="50"/>
               <w:left w:type="dxa" w:w="80"/>
@@ -12624,7 +12289,7 @@
               <w:bottom w:val="single" w:color="BFBFBF" w:sz="4"/>
               <w:right w:val="single" w:color="BFBFBF" w:sz="4"/>
             </w:tcBorders>
-            <w:shd w:fill="1B7F3B" w:color="auto" w:val="clear"/>
+            <w:shd w:fill="1E6B3A" w:color="auto" w:val="clear"/>
             <w:tcMar>
               <w:top w:type="dxa" w:w="50"/>
               <w:left w:type="dxa" w:w="80"/>
@@ -12659,7 +12324,7 @@
               <w:bottom w:val="single" w:color="BFBFBF" w:sz="4"/>
               <w:right w:val="single" w:color="BFBFBF" w:sz="4"/>
             </w:tcBorders>
-            <w:shd w:fill="1B7F3B" w:color="auto" w:val="clear"/>
+            <w:shd w:fill="1E6B3A" w:color="auto" w:val="clear"/>
             <w:tcMar>
               <w:top w:type="dxa" w:w="50"/>
               <w:left w:type="dxa" w:w="80"/>
@@ -12923,7 +12588,7 @@
               <w:bottom w:val="single" w:color="BFBFBF" w:sz="4"/>
               <w:right w:val="single" w:color="BFBFBF" w:sz="4"/>
             </w:tcBorders>
-            <w:shd w:fill="E8F3EC" w:color="auto" w:val="clear"/>
+            <w:shd w:fill="E8F0EA" w:color="auto" w:val="clear"/>
             <w:tcMar>
               <w:top w:type="dxa" w:w="50"/>
               <w:left w:type="dxa" w:w="80"/>
@@ -12955,7 +12620,7 @@
               <w:bottom w:val="single" w:color="BFBFBF" w:sz="4"/>
               <w:right w:val="single" w:color="BFBFBF" w:sz="4"/>
             </w:tcBorders>
-            <w:shd w:fill="E8F3EC" w:color="auto" w:val="clear"/>
+            <w:shd w:fill="E8F0EA" w:color="auto" w:val="clear"/>
             <w:tcMar>
               <w:top w:type="dxa" w:w="50"/>
               <w:left w:type="dxa" w:w="80"/>
@@ -12987,7 +12652,7 @@
               <w:bottom w:val="single" w:color="BFBFBF" w:sz="4"/>
               <w:right w:val="single" w:color="BFBFBF" w:sz="4"/>
             </w:tcBorders>
-            <w:shd w:fill="E8F3EC" w:color="auto" w:val="clear"/>
+            <w:shd w:fill="E8F0EA" w:color="auto" w:val="clear"/>
             <w:tcMar>
               <w:top w:type="dxa" w:w="50"/>
               <w:left w:type="dxa" w:w="80"/>
@@ -13019,7 +12684,7 @@
               <w:bottom w:val="single" w:color="BFBFBF" w:sz="4"/>
               <w:right w:val="single" w:color="BFBFBF" w:sz="4"/>
             </w:tcBorders>
-            <w:shd w:fill="E8F3EC" w:color="auto" w:val="clear"/>
+            <w:shd w:fill="E8F0EA" w:color="auto" w:val="clear"/>
             <w:tcMar>
               <w:top w:type="dxa" w:w="50"/>
               <w:left w:type="dxa" w:w="80"/>
@@ -13051,7 +12716,7 @@
               <w:bottom w:val="single" w:color="BFBFBF" w:sz="4"/>
               <w:right w:val="single" w:color="BFBFBF" w:sz="4"/>
             </w:tcBorders>
-            <w:shd w:fill="E8F3EC" w:color="auto" w:val="clear"/>
+            <w:shd w:fill="E8F0EA" w:color="auto" w:val="clear"/>
             <w:tcMar>
               <w:top w:type="dxa" w:w="50"/>
               <w:left w:type="dxa" w:w="80"/>
@@ -13083,7 +12748,7 @@
               <w:bottom w:val="single" w:color="BFBFBF" w:sz="4"/>
               <w:right w:val="single" w:color="BFBFBF" w:sz="4"/>
             </w:tcBorders>
-            <w:shd w:fill="E8F3EC" w:color="auto" w:val="clear"/>
+            <w:shd w:fill="E8F0EA" w:color="auto" w:val="clear"/>
             <w:tcMar>
               <w:top w:type="dxa" w:w="50"/>
               <w:left w:type="dxa" w:w="80"/>
@@ -13115,7 +12780,7 @@
               <w:bottom w:val="single" w:color="BFBFBF" w:sz="4"/>
               <w:right w:val="single" w:color="BFBFBF" w:sz="4"/>
             </w:tcBorders>
-            <w:shd w:fill="E8F3EC" w:color="auto" w:val="clear"/>
+            <w:shd w:fill="E8F0EA" w:color="auto" w:val="clear"/>
             <w:tcMar>
               <w:top w:type="dxa" w:w="50"/>
               <w:left w:type="dxa" w:w="80"/>
@@ -13376,7 +13041,7 @@
               <w:bottom w:val="single" w:color="BFBFBF" w:sz="4"/>
               <w:right w:val="single" w:color="BFBFBF" w:sz="4"/>
             </w:tcBorders>
-            <w:shd w:fill="E8F3EC" w:color="auto" w:val="clear"/>
+            <w:shd w:fill="E8F0EA" w:color="auto" w:val="clear"/>
             <w:tcMar>
               <w:top w:type="dxa" w:w="50"/>
               <w:left w:type="dxa" w:w="80"/>
@@ -13408,7 +13073,7 @@
               <w:bottom w:val="single" w:color="BFBFBF" w:sz="4"/>
               <w:right w:val="single" w:color="BFBFBF" w:sz="4"/>
             </w:tcBorders>
-            <w:shd w:fill="E8F3EC" w:color="auto" w:val="clear"/>
+            <w:shd w:fill="E8F0EA" w:color="auto" w:val="clear"/>
             <w:tcMar>
               <w:top w:type="dxa" w:w="50"/>
               <w:left w:type="dxa" w:w="80"/>
@@ -13440,7 +13105,7 @@
               <w:bottom w:val="single" w:color="BFBFBF" w:sz="4"/>
               <w:right w:val="single" w:color="BFBFBF" w:sz="4"/>
             </w:tcBorders>
-            <w:shd w:fill="E8F3EC" w:color="auto" w:val="clear"/>
+            <w:shd w:fill="E8F0EA" w:color="auto" w:val="clear"/>
             <w:tcMar>
               <w:top w:type="dxa" w:w="50"/>
               <w:left w:type="dxa" w:w="80"/>
@@ -13472,7 +13137,7 @@
               <w:bottom w:val="single" w:color="BFBFBF" w:sz="4"/>
               <w:right w:val="single" w:color="BFBFBF" w:sz="4"/>
             </w:tcBorders>
-            <w:shd w:fill="E8F3EC" w:color="auto" w:val="clear"/>
+            <w:shd w:fill="E8F0EA" w:color="auto" w:val="clear"/>
             <w:tcMar>
               <w:top w:type="dxa" w:w="50"/>
               <w:left w:type="dxa" w:w="80"/>
@@ -13504,7 +13169,7 @@
               <w:bottom w:val="single" w:color="BFBFBF" w:sz="4"/>
               <w:right w:val="single" w:color="BFBFBF" w:sz="4"/>
             </w:tcBorders>
-            <w:shd w:fill="E8F3EC" w:color="auto" w:val="clear"/>
+            <w:shd w:fill="E8F0EA" w:color="auto" w:val="clear"/>
             <w:tcMar>
               <w:top w:type="dxa" w:w="50"/>
               <w:left w:type="dxa" w:w="80"/>
@@ -13536,7 +13201,7 @@
               <w:bottom w:val="single" w:color="BFBFBF" w:sz="4"/>
               <w:right w:val="single" w:color="BFBFBF" w:sz="4"/>
             </w:tcBorders>
-            <w:shd w:fill="E8F3EC" w:color="auto" w:val="clear"/>
+            <w:shd w:fill="E8F0EA" w:color="auto" w:val="clear"/>
             <w:tcMar>
               <w:top w:type="dxa" w:w="50"/>
               <w:left w:type="dxa" w:w="80"/>
@@ -13568,7 +13233,7 @@
               <w:bottom w:val="single" w:color="BFBFBF" w:sz="4"/>
               <w:right w:val="single" w:color="BFBFBF" w:sz="4"/>
             </w:tcBorders>
-            <w:shd w:fill="E8F3EC" w:color="auto" w:val="clear"/>
+            <w:shd w:fill="E8F0EA" w:color="auto" w:val="clear"/>
             <w:tcMar>
               <w:top w:type="dxa" w:w="50"/>
               <w:left w:type="dxa" w:w="80"/>
@@ -13829,7 +13494,7 @@
               <w:bottom w:val="single" w:color="BFBFBF" w:sz="4"/>
               <w:right w:val="single" w:color="BFBFBF" w:sz="4"/>
             </w:tcBorders>
-            <w:shd w:fill="E8F3EC" w:color="auto" w:val="clear"/>
+            <w:shd w:fill="E8F0EA" w:color="auto" w:val="clear"/>
             <w:tcMar>
               <w:top w:type="dxa" w:w="50"/>
               <w:left w:type="dxa" w:w="80"/>
@@ -13861,7 +13526,7 @@
               <w:bottom w:val="single" w:color="BFBFBF" w:sz="4"/>
               <w:right w:val="single" w:color="BFBFBF" w:sz="4"/>
             </w:tcBorders>
-            <w:shd w:fill="E8F3EC" w:color="auto" w:val="clear"/>
+            <w:shd w:fill="E8F0EA" w:color="auto" w:val="clear"/>
             <w:tcMar>
               <w:top w:type="dxa" w:w="50"/>
               <w:left w:type="dxa" w:w="80"/>
@@ -13893,7 +13558,7 @@
               <w:bottom w:val="single" w:color="BFBFBF" w:sz="4"/>
               <w:right w:val="single" w:color="BFBFBF" w:sz="4"/>
             </w:tcBorders>
-            <w:shd w:fill="E8F3EC" w:color="auto" w:val="clear"/>
+            <w:shd w:fill="E8F0EA" w:color="auto" w:val="clear"/>
             <w:tcMar>
               <w:top w:type="dxa" w:w="50"/>
               <w:left w:type="dxa" w:w="80"/>
@@ -13925,7 +13590,7 @@
               <w:bottom w:val="single" w:color="BFBFBF" w:sz="4"/>
               <w:right w:val="single" w:color="BFBFBF" w:sz="4"/>
             </w:tcBorders>
-            <w:shd w:fill="E8F3EC" w:color="auto" w:val="clear"/>
+            <w:shd w:fill="E8F0EA" w:color="auto" w:val="clear"/>
             <w:tcMar>
               <w:top w:type="dxa" w:w="50"/>
               <w:left w:type="dxa" w:w="80"/>
@@ -13957,7 +13622,7 @@
               <w:bottom w:val="single" w:color="BFBFBF" w:sz="4"/>
               <w:right w:val="single" w:color="BFBFBF" w:sz="4"/>
             </w:tcBorders>
-            <w:shd w:fill="E8F3EC" w:color="auto" w:val="clear"/>
+            <w:shd w:fill="E8F0EA" w:color="auto" w:val="clear"/>
             <w:tcMar>
               <w:top w:type="dxa" w:w="50"/>
               <w:left w:type="dxa" w:w="80"/>
@@ -13989,7 +13654,7 @@
               <w:bottom w:val="single" w:color="BFBFBF" w:sz="4"/>
               <w:right w:val="single" w:color="BFBFBF" w:sz="4"/>
             </w:tcBorders>
-            <w:shd w:fill="E8F3EC" w:color="auto" w:val="clear"/>
+            <w:shd w:fill="E8F0EA" w:color="auto" w:val="clear"/>
             <w:tcMar>
               <w:top w:type="dxa" w:w="50"/>
               <w:left w:type="dxa" w:w="80"/>
@@ -14021,7 +13686,7 @@
               <w:bottom w:val="single" w:color="BFBFBF" w:sz="4"/>
               <w:right w:val="single" w:color="BFBFBF" w:sz="4"/>
             </w:tcBorders>
-            <w:shd w:fill="E8F3EC" w:color="auto" w:val="clear"/>
+            <w:shd w:fill="E8F0EA" w:color="auto" w:val="clear"/>
             <w:tcMar>
               <w:top w:type="dxa" w:w="50"/>
               <w:left w:type="dxa" w:w="80"/>
@@ -14282,7 +13947,7 @@
               <w:bottom w:val="single" w:color="BFBFBF" w:sz="4"/>
               <w:right w:val="single" w:color="BFBFBF" w:sz="4"/>
             </w:tcBorders>
-            <w:shd w:fill="E8F3EC" w:color="auto" w:val="clear"/>
+            <w:shd w:fill="E8F0EA" w:color="auto" w:val="clear"/>
             <w:tcMar>
               <w:top w:type="dxa" w:w="50"/>
               <w:left w:type="dxa" w:w="80"/>
@@ -14314,7 +13979,7 @@
               <w:bottom w:val="single" w:color="BFBFBF" w:sz="4"/>
               <w:right w:val="single" w:color="BFBFBF" w:sz="4"/>
             </w:tcBorders>
-            <w:shd w:fill="E8F3EC" w:color="auto" w:val="clear"/>
+            <w:shd w:fill="E8F0EA" w:color="auto" w:val="clear"/>
             <w:tcMar>
               <w:top w:type="dxa" w:w="50"/>
               <w:left w:type="dxa" w:w="80"/>
@@ -14346,7 +14011,7 @@
               <w:bottom w:val="single" w:color="BFBFBF" w:sz="4"/>
               <w:right w:val="single" w:color="BFBFBF" w:sz="4"/>
             </w:tcBorders>
-            <w:shd w:fill="E8F3EC" w:color="auto" w:val="clear"/>
+            <w:shd w:fill="E8F0EA" w:color="auto" w:val="clear"/>
             <w:tcMar>
               <w:top w:type="dxa" w:w="50"/>
               <w:left w:type="dxa" w:w="80"/>
@@ -14378,7 +14043,7 @@
               <w:bottom w:val="single" w:color="BFBFBF" w:sz="4"/>
               <w:right w:val="single" w:color="BFBFBF" w:sz="4"/>
             </w:tcBorders>
-            <w:shd w:fill="E8F3EC" w:color="auto" w:val="clear"/>
+            <w:shd w:fill="E8F0EA" w:color="auto" w:val="clear"/>
             <w:tcMar>
               <w:top w:type="dxa" w:w="50"/>
               <w:left w:type="dxa" w:w="80"/>
@@ -14410,7 +14075,7 @@
               <w:bottom w:val="single" w:color="BFBFBF" w:sz="4"/>
               <w:right w:val="single" w:color="BFBFBF" w:sz="4"/>
             </w:tcBorders>
-            <w:shd w:fill="E8F3EC" w:color="auto" w:val="clear"/>
+            <w:shd w:fill="E8F0EA" w:color="auto" w:val="clear"/>
             <w:tcMar>
               <w:top w:type="dxa" w:w="50"/>
               <w:left w:type="dxa" w:w="80"/>
@@ -14442,7 +14107,7 @@
               <w:bottom w:val="single" w:color="BFBFBF" w:sz="4"/>
               <w:right w:val="single" w:color="BFBFBF" w:sz="4"/>
             </w:tcBorders>
-            <w:shd w:fill="E8F3EC" w:color="auto" w:val="clear"/>
+            <w:shd w:fill="E8F0EA" w:color="auto" w:val="clear"/>
             <w:tcMar>
               <w:top w:type="dxa" w:w="50"/>
               <w:left w:type="dxa" w:w="80"/>
@@ -14474,7 +14139,7 @@
               <w:bottom w:val="single" w:color="BFBFBF" w:sz="4"/>
               <w:right w:val="single" w:color="BFBFBF" w:sz="4"/>
             </w:tcBorders>
-            <w:shd w:fill="E8F3EC" w:color="auto" w:val="clear"/>
+            <w:shd w:fill="E8F0EA" w:color="auto" w:val="clear"/>
             <w:tcMar>
               <w:top w:type="dxa" w:w="50"/>
               <w:left w:type="dxa" w:w="80"/>
@@ -14735,7 +14400,7 @@
               <w:bottom w:val="single" w:color="BFBFBF" w:sz="4"/>
               <w:right w:val="single" w:color="BFBFBF" w:sz="4"/>
             </w:tcBorders>
-            <w:shd w:fill="E8F3EC" w:color="auto" w:val="clear"/>
+            <w:shd w:fill="E8F0EA" w:color="auto" w:val="clear"/>
             <w:tcMar>
               <w:top w:type="dxa" w:w="50"/>
               <w:left w:type="dxa" w:w="80"/>
@@ -14767,7 +14432,7 @@
               <w:bottom w:val="single" w:color="BFBFBF" w:sz="4"/>
               <w:right w:val="single" w:color="BFBFBF" w:sz="4"/>
             </w:tcBorders>
-            <w:shd w:fill="E8F3EC" w:color="auto" w:val="clear"/>
+            <w:shd w:fill="E8F0EA" w:color="auto" w:val="clear"/>
             <w:tcMar>
               <w:top w:type="dxa" w:w="50"/>
               <w:left w:type="dxa" w:w="80"/>
@@ -14799,7 +14464,7 @@
               <w:bottom w:val="single" w:color="BFBFBF" w:sz="4"/>
               <w:right w:val="single" w:color="BFBFBF" w:sz="4"/>
             </w:tcBorders>
-            <w:shd w:fill="E8F3EC" w:color="auto" w:val="clear"/>
+            <w:shd w:fill="E8F0EA" w:color="auto" w:val="clear"/>
             <w:tcMar>
               <w:top w:type="dxa" w:w="50"/>
               <w:left w:type="dxa" w:w="80"/>
@@ -14831,7 +14496,7 @@
               <w:bottom w:val="single" w:color="BFBFBF" w:sz="4"/>
               <w:right w:val="single" w:color="BFBFBF" w:sz="4"/>
             </w:tcBorders>
-            <w:shd w:fill="E8F3EC" w:color="auto" w:val="clear"/>
+            <w:shd w:fill="E8F0EA" w:color="auto" w:val="clear"/>
             <w:tcMar>
               <w:top w:type="dxa" w:w="50"/>
               <w:left w:type="dxa" w:w="80"/>
@@ -14863,7 +14528,7 @@
               <w:bottom w:val="single" w:color="BFBFBF" w:sz="4"/>
               <w:right w:val="single" w:color="BFBFBF" w:sz="4"/>
             </w:tcBorders>
-            <w:shd w:fill="E8F3EC" w:color="auto" w:val="clear"/>
+            <w:shd w:fill="E8F0EA" w:color="auto" w:val="clear"/>
             <w:tcMar>
               <w:top w:type="dxa" w:w="50"/>
               <w:left w:type="dxa" w:w="80"/>
@@ -14895,7 +14560,7 @@
               <w:bottom w:val="single" w:color="BFBFBF" w:sz="4"/>
               <w:right w:val="single" w:color="BFBFBF" w:sz="4"/>
             </w:tcBorders>
-            <w:shd w:fill="E8F3EC" w:color="auto" w:val="clear"/>
+            <w:shd w:fill="E8F0EA" w:color="auto" w:val="clear"/>
             <w:tcMar>
               <w:top w:type="dxa" w:w="50"/>
               <w:left w:type="dxa" w:w="80"/>
@@ -14927,7 +14592,7 @@
               <w:bottom w:val="single" w:color="BFBFBF" w:sz="4"/>
               <w:right w:val="single" w:color="BFBFBF" w:sz="4"/>
             </w:tcBorders>
-            <w:shd w:fill="E8F3EC" w:color="auto" w:val="clear"/>
+            <w:shd w:fill="E8F0EA" w:color="auto" w:val="clear"/>
             <w:tcMar>
               <w:top w:type="dxa" w:w="50"/>
               <w:left w:type="dxa" w:w="80"/>
@@ -15188,7 +14853,7 @@
               <w:bottom w:val="single" w:color="BFBFBF" w:sz="4"/>
               <w:right w:val="single" w:color="BFBFBF" w:sz="4"/>
             </w:tcBorders>
-            <w:shd w:fill="E8F3EC" w:color="auto" w:val="clear"/>
+            <w:shd w:fill="E8F0EA" w:color="auto" w:val="clear"/>
             <w:tcMar>
               <w:top w:type="dxa" w:w="50"/>
               <w:left w:type="dxa" w:w="80"/>
@@ -15220,7 +14885,7 @@
               <w:bottom w:val="single" w:color="BFBFBF" w:sz="4"/>
               <w:right w:val="single" w:color="BFBFBF" w:sz="4"/>
             </w:tcBorders>
-            <w:shd w:fill="E8F3EC" w:color="auto" w:val="clear"/>
+            <w:shd w:fill="E8F0EA" w:color="auto" w:val="clear"/>
             <w:tcMar>
               <w:top w:type="dxa" w:w="50"/>
               <w:left w:type="dxa" w:w="80"/>
@@ -15252,7 +14917,7 @@
               <w:bottom w:val="single" w:color="BFBFBF" w:sz="4"/>
               <w:right w:val="single" w:color="BFBFBF" w:sz="4"/>
             </w:tcBorders>
-            <w:shd w:fill="E8F3EC" w:color="auto" w:val="clear"/>
+            <w:shd w:fill="E8F0EA" w:color="auto" w:val="clear"/>
             <w:tcMar>
               <w:top w:type="dxa" w:w="50"/>
               <w:left w:type="dxa" w:w="80"/>
@@ -15284,7 +14949,7 @@
               <w:bottom w:val="single" w:color="BFBFBF" w:sz="4"/>
               <w:right w:val="single" w:color="BFBFBF" w:sz="4"/>
             </w:tcBorders>
-            <w:shd w:fill="E8F3EC" w:color="auto" w:val="clear"/>
+            <w:shd w:fill="E8F0EA" w:color="auto" w:val="clear"/>
             <w:tcMar>
               <w:top w:type="dxa" w:w="50"/>
               <w:left w:type="dxa" w:w="80"/>
@@ -15316,7 +14981,7 @@
               <w:bottom w:val="single" w:color="BFBFBF" w:sz="4"/>
               <w:right w:val="single" w:color="BFBFBF" w:sz="4"/>
             </w:tcBorders>
-            <w:shd w:fill="E8F3EC" w:color="auto" w:val="clear"/>
+            <w:shd w:fill="E8F0EA" w:color="auto" w:val="clear"/>
             <w:tcMar>
               <w:top w:type="dxa" w:w="50"/>
               <w:left w:type="dxa" w:w="80"/>
@@ -15348,7 +15013,7 @@
               <w:bottom w:val="single" w:color="BFBFBF" w:sz="4"/>
               <w:right w:val="single" w:color="BFBFBF" w:sz="4"/>
             </w:tcBorders>
-            <w:shd w:fill="E8F3EC" w:color="auto" w:val="clear"/>
+            <w:shd w:fill="E8F0EA" w:color="auto" w:val="clear"/>
             <w:tcMar>
               <w:top w:type="dxa" w:w="50"/>
               <w:left w:type="dxa" w:w="80"/>
@@ -15380,7 +15045,7 @@
               <w:bottom w:val="single" w:color="BFBFBF" w:sz="4"/>
               <w:right w:val="single" w:color="BFBFBF" w:sz="4"/>
             </w:tcBorders>
-            <w:shd w:fill="E8F3EC" w:color="auto" w:val="clear"/>
+            <w:shd w:fill="E8F0EA" w:color="auto" w:val="clear"/>
             <w:tcMar>
               <w:top w:type="dxa" w:w="50"/>
               <w:left w:type="dxa" w:w="80"/>
@@ -15461,7 +15126,7 @@
                     </pic:cNvPicPr>
                   </pic:nvPicPr>
                   <pic:blipFill>
-                    <a:blip r:embed="rId13" cstate="none"/>
+                    <a:blip r:embed="rId10" cstate="none"/>
                     <a:srcRect/>
                     <a:stretch>
                       <a:fillRect/>
@@ -15492,7 +15157,7 @@
         <w:rPr>
           <w:b/>
           <w:bCs/>
-          <w:color w:val="1B7F3B"/>
+          <w:color w:val="1E6B3A"/>
           <w:sz w:val="19"/>
           <w:szCs w:val="19"/>
         </w:rPr>
@@ -15532,7 +15197,7 @@
                     </pic:cNvPicPr>
                   </pic:nvPicPr>
                   <pic:blipFill>
-                    <a:blip r:embed="rId14" cstate="none"/>
+                    <a:blip r:embed="rId11" cstate="none"/>
                     <a:srcRect/>
                     <a:stretch>
                       <a:fillRect/>
@@ -15563,7 +15228,7 @@
         <w:rPr>
           <w:b/>
           <w:bCs/>
-          <w:color w:val="1B7F3B"/>
+          <w:color w:val="1E6B3A"/>
           <w:sz w:val="19"/>
           <w:szCs w:val="19"/>
         </w:rPr>
@@ -15603,7 +15268,7 @@
                     </pic:cNvPicPr>
                   </pic:nvPicPr>
                   <pic:blipFill>
-                    <a:blip r:embed="rId15" cstate="none"/>
+                    <a:blip r:embed="rId12" cstate="none"/>
                     <a:srcRect/>
                     <a:stretch>
                       <a:fillRect/>
@@ -15634,7 +15299,7 @@
         <w:rPr>
           <w:b/>
           <w:bCs/>
-          <w:color w:val="1B7F3B"/>
+          <w:color w:val="1E6B3A"/>
           <w:sz w:val="19"/>
           <w:szCs w:val="19"/>
         </w:rPr>
@@ -15674,7 +15339,7 @@
                     </pic:cNvPicPr>
                   </pic:nvPicPr>
                   <pic:blipFill>
-                    <a:blip r:embed="rId16" cstate="none"/>
+                    <a:blip r:embed="rId13" cstate="none"/>
                     <a:srcRect/>
                     <a:stretch>
                       <a:fillRect/>
@@ -15705,7 +15370,7 @@
         <w:rPr>
           <w:b/>
           <w:bCs/>
-          <w:color w:val="1B7F3B"/>
+          <w:color w:val="1E6B3A"/>
           <w:sz w:val="19"/>
           <w:szCs w:val="19"/>
         </w:rPr>
@@ -15724,18 +15389,18 @@
       <w:pPr>
         <w:pStyle w:val="Heading2"/>
         <w:keepNext/>
-        <w:spacing w:after="100" w:before="220"/>
+        <w:spacing w:after="90" w:before="200"/>
       </w:pPr>
       <w:r>
         <w:rPr>
-          <w:rFonts w:ascii="Calibri" w:cs="Calibri" w:eastAsia="Calibri" w:hAnsi="Calibri"/>
+          <w:rFonts w:ascii="Arial" w:cs="Arial" w:eastAsia="Arial" w:hAnsi="Arial"/>
           <w:b/>
           <w:bCs/>
-          <w:color w:val="1B7F3B"/>
-          <w:sz w:val="24"/>
-          <w:szCs w:val="24"/>
+          <w:color w:val="1E6B3A"/>
+          <w:sz w:val="23"/>
+          <w:szCs w:val="23"/>
         </w:rPr>
-        <w:t xml:space="preserve">8.2 Sensibilidad de los parámetros</w:t>
+        <w:t xml:space="preserve">9.2 Sensibilidad de los parámetros</w:t>
       </w:r>
     </w:p>
     <w:p>
@@ -15748,7 +15413,7 @@
         <w:rPr>
           <w:b/>
           <w:bCs/>
-          <w:color w:val="1B7F3B"/>
+          <w:color w:val="1E6B3A"/>
           <w:sz w:val="19"/>
           <w:szCs w:val="19"/>
         </w:rPr>
@@ -15797,7 +15462,7 @@
               <w:bottom w:val="single" w:color="BFBFBF" w:sz="4"/>
               <w:right w:val="single" w:color="BFBFBF" w:sz="4"/>
             </w:tcBorders>
-            <w:shd w:fill="1B7F3B" w:color="auto" w:val="clear"/>
+            <w:shd w:fill="1E6B3A" w:color="auto" w:val="clear"/>
             <w:tcMar>
               <w:top w:type="dxa" w:w="50"/>
               <w:left w:type="dxa" w:w="80"/>
@@ -15832,7 +15497,7 @@
               <w:bottom w:val="single" w:color="BFBFBF" w:sz="4"/>
               <w:right w:val="single" w:color="BFBFBF" w:sz="4"/>
             </w:tcBorders>
-            <w:shd w:fill="1B7F3B" w:color="auto" w:val="clear"/>
+            <w:shd w:fill="1E6B3A" w:color="auto" w:val="clear"/>
             <w:tcMar>
               <w:top w:type="dxa" w:w="50"/>
               <w:left w:type="dxa" w:w="80"/>
@@ -15867,7 +15532,7 @@
               <w:bottom w:val="single" w:color="BFBFBF" w:sz="4"/>
               <w:right w:val="single" w:color="BFBFBF" w:sz="4"/>
             </w:tcBorders>
-            <w:shd w:fill="1B7F3B" w:color="auto" w:val="clear"/>
+            <w:shd w:fill="1E6B3A" w:color="auto" w:val="clear"/>
             <w:tcMar>
               <w:top w:type="dxa" w:w="50"/>
               <w:left w:type="dxa" w:w="80"/>
@@ -15902,7 +15567,7 @@
               <w:bottom w:val="single" w:color="BFBFBF" w:sz="4"/>
               <w:right w:val="single" w:color="BFBFBF" w:sz="4"/>
             </w:tcBorders>
-            <w:shd w:fill="1B7F3B" w:color="auto" w:val="clear"/>
+            <w:shd w:fill="1E6B3A" w:color="auto" w:val="clear"/>
             <w:tcMar>
               <w:top w:type="dxa" w:w="50"/>
               <w:left w:type="dxa" w:w="80"/>
@@ -15937,7 +15602,7 @@
               <w:bottom w:val="single" w:color="BFBFBF" w:sz="4"/>
               <w:right w:val="single" w:color="BFBFBF" w:sz="4"/>
             </w:tcBorders>
-            <w:shd w:fill="1B7F3B" w:color="auto" w:val="clear"/>
+            <w:shd w:fill="1E6B3A" w:color="auto" w:val="clear"/>
             <w:tcMar>
               <w:top w:type="dxa" w:w="50"/>
               <w:left w:type="dxa" w:w="80"/>
@@ -15972,7 +15637,7 @@
               <w:bottom w:val="single" w:color="BFBFBF" w:sz="4"/>
               <w:right w:val="single" w:color="BFBFBF" w:sz="4"/>
             </w:tcBorders>
-            <w:shd w:fill="1B7F3B" w:color="auto" w:val="clear"/>
+            <w:shd w:fill="1E6B3A" w:color="auto" w:val="clear"/>
             <w:tcMar>
               <w:top w:type="dxa" w:w="50"/>
               <w:left w:type="dxa" w:w="80"/>
@@ -16205,7 +15870,7 @@
               <w:bottom w:val="single" w:color="BFBFBF" w:sz="4"/>
               <w:right w:val="single" w:color="BFBFBF" w:sz="4"/>
             </w:tcBorders>
-            <w:shd w:fill="E8F3EC" w:color="auto" w:val="clear"/>
+            <w:shd w:fill="E8F0EA" w:color="auto" w:val="clear"/>
             <w:tcMar>
               <w:top w:type="dxa" w:w="50"/>
               <w:left w:type="dxa" w:w="80"/>
@@ -16237,7 +15902,7 @@
               <w:bottom w:val="single" w:color="BFBFBF" w:sz="4"/>
               <w:right w:val="single" w:color="BFBFBF" w:sz="4"/>
             </w:tcBorders>
-            <w:shd w:fill="E8F3EC" w:color="auto" w:val="clear"/>
+            <w:shd w:fill="E8F0EA" w:color="auto" w:val="clear"/>
             <w:tcMar>
               <w:top w:type="dxa" w:w="50"/>
               <w:left w:type="dxa" w:w="80"/>
@@ -16269,7 +15934,7 @@
               <w:bottom w:val="single" w:color="BFBFBF" w:sz="4"/>
               <w:right w:val="single" w:color="BFBFBF" w:sz="4"/>
             </w:tcBorders>
-            <w:shd w:fill="E8F3EC" w:color="auto" w:val="clear"/>
+            <w:shd w:fill="E8F0EA" w:color="auto" w:val="clear"/>
             <w:tcMar>
               <w:top w:type="dxa" w:w="50"/>
               <w:left w:type="dxa" w:w="80"/>
@@ -16301,7 +15966,7 @@
               <w:bottom w:val="single" w:color="BFBFBF" w:sz="4"/>
               <w:right w:val="single" w:color="BFBFBF" w:sz="4"/>
             </w:tcBorders>
-            <w:shd w:fill="E8F3EC" w:color="auto" w:val="clear"/>
+            <w:shd w:fill="E8F0EA" w:color="auto" w:val="clear"/>
             <w:tcMar>
               <w:top w:type="dxa" w:w="50"/>
               <w:left w:type="dxa" w:w="80"/>
@@ -16333,7 +15998,7 @@
               <w:bottom w:val="single" w:color="BFBFBF" w:sz="4"/>
               <w:right w:val="single" w:color="BFBFBF" w:sz="4"/>
             </w:tcBorders>
-            <w:shd w:fill="E8F3EC" w:color="auto" w:val="clear"/>
+            <w:shd w:fill="E8F0EA" w:color="auto" w:val="clear"/>
             <w:tcMar>
               <w:top w:type="dxa" w:w="50"/>
               <w:left w:type="dxa" w:w="80"/>
@@ -16365,7 +16030,7 @@
               <w:bottom w:val="single" w:color="BFBFBF" w:sz="4"/>
               <w:right w:val="single" w:color="BFBFBF" w:sz="4"/>
             </w:tcBorders>
-            <w:shd w:fill="E8F3EC" w:color="auto" w:val="clear"/>
+            <w:shd w:fill="E8F0EA" w:color="auto" w:val="clear"/>
             <w:tcMar>
               <w:top w:type="dxa" w:w="50"/>
               <w:left w:type="dxa" w:w="80"/>
@@ -16595,7 +16260,7 @@
               <w:bottom w:val="single" w:color="BFBFBF" w:sz="4"/>
               <w:right w:val="single" w:color="BFBFBF" w:sz="4"/>
             </w:tcBorders>
-            <w:shd w:fill="E8F3EC" w:color="auto" w:val="clear"/>
+            <w:shd w:fill="E8F0EA" w:color="auto" w:val="clear"/>
             <w:tcMar>
               <w:top w:type="dxa" w:w="50"/>
               <w:left w:type="dxa" w:w="80"/>
@@ -16627,7 +16292,7 @@
               <w:bottom w:val="single" w:color="BFBFBF" w:sz="4"/>
               <w:right w:val="single" w:color="BFBFBF" w:sz="4"/>
             </w:tcBorders>
-            <w:shd w:fill="E8F3EC" w:color="auto" w:val="clear"/>
+            <w:shd w:fill="E8F0EA" w:color="auto" w:val="clear"/>
             <w:tcMar>
               <w:top w:type="dxa" w:w="50"/>
               <w:left w:type="dxa" w:w="80"/>
@@ -16659,7 +16324,7 @@
               <w:bottom w:val="single" w:color="BFBFBF" w:sz="4"/>
               <w:right w:val="single" w:color="BFBFBF" w:sz="4"/>
             </w:tcBorders>
-            <w:shd w:fill="E8F3EC" w:color="auto" w:val="clear"/>
+            <w:shd w:fill="E8F0EA" w:color="auto" w:val="clear"/>
             <w:tcMar>
               <w:top w:type="dxa" w:w="50"/>
               <w:left w:type="dxa" w:w="80"/>
@@ -16691,7 +16356,7 @@
               <w:bottom w:val="single" w:color="BFBFBF" w:sz="4"/>
               <w:right w:val="single" w:color="BFBFBF" w:sz="4"/>
             </w:tcBorders>
-            <w:shd w:fill="E8F3EC" w:color="auto" w:val="clear"/>
+            <w:shd w:fill="E8F0EA" w:color="auto" w:val="clear"/>
             <w:tcMar>
               <w:top w:type="dxa" w:w="50"/>
               <w:left w:type="dxa" w:w="80"/>
@@ -16723,7 +16388,7 @@
               <w:bottom w:val="single" w:color="BFBFBF" w:sz="4"/>
               <w:right w:val="single" w:color="BFBFBF" w:sz="4"/>
             </w:tcBorders>
-            <w:shd w:fill="E8F3EC" w:color="auto" w:val="clear"/>
+            <w:shd w:fill="E8F0EA" w:color="auto" w:val="clear"/>
             <w:tcMar>
               <w:top w:type="dxa" w:w="50"/>
               <w:left w:type="dxa" w:w="80"/>
@@ -16755,7 +16420,7 @@
               <w:bottom w:val="single" w:color="BFBFBF" w:sz="4"/>
               <w:right w:val="single" w:color="BFBFBF" w:sz="4"/>
             </w:tcBorders>
-            <w:shd w:fill="E8F3EC" w:color="auto" w:val="clear"/>
+            <w:shd w:fill="E8F0EA" w:color="auto" w:val="clear"/>
             <w:tcMar>
               <w:top w:type="dxa" w:w="50"/>
               <w:left w:type="dxa" w:w="80"/>
@@ -16985,7 +16650,7 @@
               <w:bottom w:val="single" w:color="BFBFBF" w:sz="4"/>
               <w:right w:val="single" w:color="BFBFBF" w:sz="4"/>
             </w:tcBorders>
-            <w:shd w:fill="E8F3EC" w:color="auto" w:val="clear"/>
+            <w:shd w:fill="E8F0EA" w:color="auto" w:val="clear"/>
             <w:tcMar>
               <w:top w:type="dxa" w:w="50"/>
               <w:left w:type="dxa" w:w="80"/>
@@ -17017,7 +16682,7 @@
               <w:bottom w:val="single" w:color="BFBFBF" w:sz="4"/>
               <w:right w:val="single" w:color="BFBFBF" w:sz="4"/>
             </w:tcBorders>
-            <w:shd w:fill="E8F3EC" w:color="auto" w:val="clear"/>
+            <w:shd w:fill="E8F0EA" w:color="auto" w:val="clear"/>
             <w:tcMar>
               <w:top w:type="dxa" w:w="50"/>
               <w:left w:type="dxa" w:w="80"/>
@@ -17049,7 +16714,7 @@
               <w:bottom w:val="single" w:color="BFBFBF" w:sz="4"/>
               <w:right w:val="single" w:color="BFBFBF" w:sz="4"/>
             </w:tcBorders>
-            <w:shd w:fill="E8F3EC" w:color="auto" w:val="clear"/>
+            <w:shd w:fill="E8F0EA" w:color="auto" w:val="clear"/>
             <w:tcMar>
               <w:top w:type="dxa" w:w="50"/>
               <w:left w:type="dxa" w:w="80"/>
@@ -17081,7 +16746,7 @@
               <w:bottom w:val="single" w:color="BFBFBF" w:sz="4"/>
               <w:right w:val="single" w:color="BFBFBF" w:sz="4"/>
             </w:tcBorders>
-            <w:shd w:fill="E8F3EC" w:color="auto" w:val="clear"/>
+            <w:shd w:fill="E8F0EA" w:color="auto" w:val="clear"/>
             <w:tcMar>
               <w:top w:type="dxa" w:w="50"/>
               <w:left w:type="dxa" w:w="80"/>
@@ -17113,7 +16778,7 @@
               <w:bottom w:val="single" w:color="BFBFBF" w:sz="4"/>
               <w:right w:val="single" w:color="BFBFBF" w:sz="4"/>
             </w:tcBorders>
-            <w:shd w:fill="E8F3EC" w:color="auto" w:val="clear"/>
+            <w:shd w:fill="E8F0EA" w:color="auto" w:val="clear"/>
             <w:tcMar>
               <w:top w:type="dxa" w:w="50"/>
               <w:left w:type="dxa" w:w="80"/>
@@ -17145,7 +16810,7 @@
               <w:bottom w:val="single" w:color="BFBFBF" w:sz="4"/>
               <w:right w:val="single" w:color="BFBFBF" w:sz="4"/>
             </w:tcBorders>
-            <w:shd w:fill="E8F3EC" w:color="auto" w:val="clear"/>
+            <w:shd w:fill="E8F0EA" w:color="auto" w:val="clear"/>
             <w:tcMar>
               <w:top w:type="dxa" w:w="50"/>
               <w:left w:type="dxa" w:w="80"/>
@@ -17375,7 +17040,7 @@
               <w:bottom w:val="single" w:color="BFBFBF" w:sz="4"/>
               <w:right w:val="single" w:color="BFBFBF" w:sz="4"/>
             </w:tcBorders>
-            <w:shd w:fill="E8F3EC" w:color="auto" w:val="clear"/>
+            <w:shd w:fill="E8F0EA" w:color="auto" w:val="clear"/>
             <w:tcMar>
               <w:top w:type="dxa" w:w="50"/>
               <w:left w:type="dxa" w:w="80"/>
@@ -17407,7 +17072,7 @@
               <w:bottom w:val="single" w:color="BFBFBF" w:sz="4"/>
               <w:right w:val="single" w:color="BFBFBF" w:sz="4"/>
             </w:tcBorders>
-            <w:shd w:fill="E8F3EC" w:color="auto" w:val="clear"/>
+            <w:shd w:fill="E8F0EA" w:color="auto" w:val="clear"/>
             <w:tcMar>
               <w:top w:type="dxa" w:w="50"/>
               <w:left w:type="dxa" w:w="80"/>
@@ -17439,7 +17104,7 @@
               <w:bottom w:val="single" w:color="BFBFBF" w:sz="4"/>
               <w:right w:val="single" w:color="BFBFBF" w:sz="4"/>
             </w:tcBorders>
-            <w:shd w:fill="E8F3EC" w:color="auto" w:val="clear"/>
+            <w:shd w:fill="E8F0EA" w:color="auto" w:val="clear"/>
             <w:tcMar>
               <w:top w:type="dxa" w:w="50"/>
               <w:left w:type="dxa" w:w="80"/>
@@ -17471,7 +17136,7 @@
               <w:bottom w:val="single" w:color="BFBFBF" w:sz="4"/>
               <w:right w:val="single" w:color="BFBFBF" w:sz="4"/>
             </w:tcBorders>
-            <w:shd w:fill="E8F3EC" w:color="auto" w:val="clear"/>
+            <w:shd w:fill="E8F0EA" w:color="auto" w:val="clear"/>
             <w:tcMar>
               <w:top w:type="dxa" w:w="50"/>
               <w:left w:type="dxa" w:w="80"/>
@@ -17503,7 +17168,7 @@
               <w:bottom w:val="single" w:color="BFBFBF" w:sz="4"/>
               <w:right w:val="single" w:color="BFBFBF" w:sz="4"/>
             </w:tcBorders>
-            <w:shd w:fill="E8F3EC" w:color="auto" w:val="clear"/>
+            <w:shd w:fill="E8F0EA" w:color="auto" w:val="clear"/>
             <w:tcMar>
               <w:top w:type="dxa" w:w="50"/>
               <w:left w:type="dxa" w:w="80"/>
@@ -17535,7 +17200,7 @@
               <w:bottom w:val="single" w:color="BFBFBF" w:sz="4"/>
               <w:right w:val="single" w:color="BFBFBF" w:sz="4"/>
             </w:tcBorders>
-            <w:shd w:fill="E8F3EC" w:color="auto" w:val="clear"/>
+            <w:shd w:fill="E8F0EA" w:color="auto" w:val="clear"/>
             <w:tcMar>
               <w:top w:type="dxa" w:w="50"/>
               <w:left w:type="dxa" w:w="80"/>
@@ -17765,7 +17430,7 @@
               <w:bottom w:val="single" w:color="BFBFBF" w:sz="4"/>
               <w:right w:val="single" w:color="BFBFBF" w:sz="4"/>
             </w:tcBorders>
-            <w:shd w:fill="E8F3EC" w:color="auto" w:val="clear"/>
+            <w:shd w:fill="E8F0EA" w:color="auto" w:val="clear"/>
             <w:tcMar>
               <w:top w:type="dxa" w:w="50"/>
               <w:left w:type="dxa" w:w="80"/>
@@ -17797,7 +17462,7 @@
               <w:bottom w:val="single" w:color="BFBFBF" w:sz="4"/>
               <w:right w:val="single" w:color="BFBFBF" w:sz="4"/>
             </w:tcBorders>
-            <w:shd w:fill="E8F3EC" w:color="auto" w:val="clear"/>
+            <w:shd w:fill="E8F0EA" w:color="auto" w:val="clear"/>
             <w:tcMar>
               <w:top w:type="dxa" w:w="50"/>
               <w:left w:type="dxa" w:w="80"/>
@@ -17829,7 +17494,7 @@
               <w:bottom w:val="single" w:color="BFBFBF" w:sz="4"/>
               <w:right w:val="single" w:color="BFBFBF" w:sz="4"/>
             </w:tcBorders>
-            <w:shd w:fill="E8F3EC" w:color="auto" w:val="clear"/>
+            <w:shd w:fill="E8F0EA" w:color="auto" w:val="clear"/>
             <w:tcMar>
               <w:top w:type="dxa" w:w="50"/>
               <w:left w:type="dxa" w:w="80"/>
@@ -17861,7 +17526,7 @@
               <w:bottom w:val="single" w:color="BFBFBF" w:sz="4"/>
               <w:right w:val="single" w:color="BFBFBF" w:sz="4"/>
             </w:tcBorders>
-            <w:shd w:fill="E8F3EC" w:color="auto" w:val="clear"/>
+            <w:shd w:fill="E8F0EA" w:color="auto" w:val="clear"/>
             <w:tcMar>
               <w:top w:type="dxa" w:w="50"/>
               <w:left w:type="dxa" w:w="80"/>
@@ -17893,7 +17558,7 @@
               <w:bottom w:val="single" w:color="BFBFBF" w:sz="4"/>
               <w:right w:val="single" w:color="BFBFBF" w:sz="4"/>
             </w:tcBorders>
-            <w:shd w:fill="E8F3EC" w:color="auto" w:val="clear"/>
+            <w:shd w:fill="E8F0EA" w:color="auto" w:val="clear"/>
             <w:tcMar>
               <w:top w:type="dxa" w:w="50"/>
               <w:left w:type="dxa" w:w="80"/>
@@ -17925,7 +17590,7 @@
               <w:bottom w:val="single" w:color="BFBFBF" w:sz="4"/>
               <w:right w:val="single" w:color="BFBFBF" w:sz="4"/>
             </w:tcBorders>
-            <w:shd w:fill="E8F3EC" w:color="auto" w:val="clear"/>
+            <w:shd w:fill="E8F0EA" w:color="auto" w:val="clear"/>
             <w:tcMar>
               <w:top w:type="dxa" w:w="50"/>
               <w:left w:type="dxa" w:w="80"/>
@@ -18155,7 +17820,7 @@
               <w:bottom w:val="single" w:color="BFBFBF" w:sz="4"/>
               <w:right w:val="single" w:color="BFBFBF" w:sz="4"/>
             </w:tcBorders>
-            <w:shd w:fill="E8F3EC" w:color="auto" w:val="clear"/>
+            <w:shd w:fill="E8F0EA" w:color="auto" w:val="clear"/>
             <w:tcMar>
               <w:top w:type="dxa" w:w="50"/>
               <w:left w:type="dxa" w:w="80"/>
@@ -18187,7 +17852,7 @@
               <w:bottom w:val="single" w:color="BFBFBF" w:sz="4"/>
               <w:right w:val="single" w:color="BFBFBF" w:sz="4"/>
             </w:tcBorders>
-            <w:shd w:fill="E8F3EC" w:color="auto" w:val="clear"/>
+            <w:shd w:fill="E8F0EA" w:color="auto" w:val="clear"/>
             <w:tcMar>
               <w:top w:type="dxa" w:w="50"/>
               <w:left w:type="dxa" w:w="80"/>
@@ -18219,7 +17884,7 @@
               <w:bottom w:val="single" w:color="BFBFBF" w:sz="4"/>
               <w:right w:val="single" w:color="BFBFBF" w:sz="4"/>
             </w:tcBorders>
-            <w:shd w:fill="E8F3EC" w:color="auto" w:val="clear"/>
+            <w:shd w:fill="E8F0EA" w:color="auto" w:val="clear"/>
             <w:tcMar>
               <w:top w:type="dxa" w:w="50"/>
               <w:left w:type="dxa" w:w="80"/>
@@ -18251,7 +17916,7 @@
               <w:bottom w:val="single" w:color="BFBFBF" w:sz="4"/>
               <w:right w:val="single" w:color="BFBFBF" w:sz="4"/>
             </w:tcBorders>
-            <w:shd w:fill="E8F3EC" w:color="auto" w:val="clear"/>
+            <w:shd w:fill="E8F0EA" w:color="auto" w:val="clear"/>
             <w:tcMar>
               <w:top w:type="dxa" w:w="50"/>
               <w:left w:type="dxa" w:w="80"/>
@@ -18283,7 +17948,7 @@
               <w:bottom w:val="single" w:color="BFBFBF" w:sz="4"/>
               <w:right w:val="single" w:color="BFBFBF" w:sz="4"/>
             </w:tcBorders>
-            <w:shd w:fill="E8F3EC" w:color="auto" w:val="clear"/>
+            <w:shd w:fill="E8F0EA" w:color="auto" w:val="clear"/>
             <w:tcMar>
               <w:top w:type="dxa" w:w="50"/>
               <w:left w:type="dxa" w:w="80"/>
@@ -18315,7 +17980,7 @@
               <w:bottom w:val="single" w:color="BFBFBF" w:sz="4"/>
               <w:right w:val="single" w:color="BFBFBF" w:sz="4"/>
             </w:tcBorders>
-            <w:shd w:fill="E8F3EC" w:color="auto" w:val="clear"/>
+            <w:shd w:fill="E8F0EA" w:color="auto" w:val="clear"/>
             <w:tcMar>
               <w:top w:type="dxa" w:w="50"/>
               <w:left w:type="dxa" w:w="80"/>
@@ -18545,7 +18210,7 @@
               <w:bottom w:val="single" w:color="BFBFBF" w:sz="4"/>
               <w:right w:val="single" w:color="BFBFBF" w:sz="4"/>
             </w:tcBorders>
-            <w:shd w:fill="E8F3EC" w:color="auto" w:val="clear"/>
+            <w:shd w:fill="E8F0EA" w:color="auto" w:val="clear"/>
             <w:tcMar>
               <w:top w:type="dxa" w:w="50"/>
               <w:left w:type="dxa" w:w="80"/>
@@ -18577,7 +18242,7 @@
               <w:bottom w:val="single" w:color="BFBFBF" w:sz="4"/>
               <w:right w:val="single" w:color="BFBFBF" w:sz="4"/>
             </w:tcBorders>
-            <w:shd w:fill="E8F3EC" w:color="auto" w:val="clear"/>
+            <w:shd w:fill="E8F0EA" w:color="auto" w:val="clear"/>
             <w:tcMar>
               <w:top w:type="dxa" w:w="50"/>
               <w:left w:type="dxa" w:w="80"/>
@@ -18609,7 +18274,7 @@
               <w:bottom w:val="single" w:color="BFBFBF" w:sz="4"/>
               <w:right w:val="single" w:color="BFBFBF" w:sz="4"/>
             </w:tcBorders>
-            <w:shd w:fill="E8F3EC" w:color="auto" w:val="clear"/>
+            <w:shd w:fill="E8F0EA" w:color="auto" w:val="clear"/>
             <w:tcMar>
               <w:top w:type="dxa" w:w="50"/>
               <w:left w:type="dxa" w:w="80"/>
@@ -18641,7 +18306,7 @@
               <w:bottom w:val="single" w:color="BFBFBF" w:sz="4"/>
               <w:right w:val="single" w:color="BFBFBF" w:sz="4"/>
             </w:tcBorders>
-            <w:shd w:fill="E8F3EC" w:color="auto" w:val="clear"/>
+            <w:shd w:fill="E8F0EA" w:color="auto" w:val="clear"/>
             <w:tcMar>
               <w:top w:type="dxa" w:w="50"/>
               <w:left w:type="dxa" w:w="80"/>
@@ -18673,7 +18338,7 @@
               <w:bottom w:val="single" w:color="BFBFBF" w:sz="4"/>
               <w:right w:val="single" w:color="BFBFBF" w:sz="4"/>
             </w:tcBorders>
-            <w:shd w:fill="E8F3EC" w:color="auto" w:val="clear"/>
+            <w:shd w:fill="E8F0EA" w:color="auto" w:val="clear"/>
             <w:tcMar>
               <w:top w:type="dxa" w:w="50"/>
               <w:left w:type="dxa" w:w="80"/>
@@ -18705,7 +18370,7 @@
               <w:bottom w:val="single" w:color="BFBFBF" w:sz="4"/>
               <w:right w:val="single" w:color="BFBFBF" w:sz="4"/>
             </w:tcBorders>
-            <w:shd w:fill="E8F3EC" w:color="auto" w:val="clear"/>
+            <w:shd w:fill="E8F0EA" w:color="auto" w:val="clear"/>
             <w:tcMar>
               <w:top w:type="dxa" w:w="50"/>
               <w:left w:type="dxa" w:w="80"/>
@@ -18935,7 +18600,7 @@
               <w:bottom w:val="single" w:color="BFBFBF" w:sz="4"/>
               <w:right w:val="single" w:color="BFBFBF" w:sz="4"/>
             </w:tcBorders>
-            <w:shd w:fill="E8F3EC" w:color="auto" w:val="clear"/>
+            <w:shd w:fill="E8F0EA" w:color="auto" w:val="clear"/>
             <w:tcMar>
               <w:top w:type="dxa" w:w="50"/>
               <w:left w:type="dxa" w:w="80"/>
@@ -18967,7 +18632,7 @@
               <w:bottom w:val="single" w:color="BFBFBF" w:sz="4"/>
               <w:right w:val="single" w:color="BFBFBF" w:sz="4"/>
             </w:tcBorders>
-            <w:shd w:fill="E8F3EC" w:color="auto" w:val="clear"/>
+            <w:shd w:fill="E8F0EA" w:color="auto" w:val="clear"/>
             <w:tcMar>
               <w:top w:type="dxa" w:w="50"/>
               <w:left w:type="dxa" w:w="80"/>
@@ -18999,7 +18664,7 @@
               <w:bottom w:val="single" w:color="BFBFBF" w:sz="4"/>
               <w:right w:val="single" w:color="BFBFBF" w:sz="4"/>
             </w:tcBorders>
-            <w:shd w:fill="E8F3EC" w:color="auto" w:val="clear"/>
+            <w:shd w:fill="E8F0EA" w:color="auto" w:val="clear"/>
             <w:tcMar>
               <w:top w:type="dxa" w:w="50"/>
               <w:left w:type="dxa" w:w="80"/>
@@ -19031,7 +18696,7 @@
               <w:bottom w:val="single" w:color="BFBFBF" w:sz="4"/>
               <w:right w:val="single" w:color="BFBFBF" w:sz="4"/>
             </w:tcBorders>
-            <w:shd w:fill="E8F3EC" w:color="auto" w:val="clear"/>
+            <w:shd w:fill="E8F0EA" w:color="auto" w:val="clear"/>
             <w:tcMar>
               <w:top w:type="dxa" w:w="50"/>
               <w:left w:type="dxa" w:w="80"/>
@@ -19063,7 +18728,7 @@
               <w:bottom w:val="single" w:color="BFBFBF" w:sz="4"/>
               <w:right w:val="single" w:color="BFBFBF" w:sz="4"/>
             </w:tcBorders>
-            <w:shd w:fill="E8F3EC" w:color="auto" w:val="clear"/>
+            <w:shd w:fill="E8F0EA" w:color="auto" w:val="clear"/>
             <w:tcMar>
               <w:top w:type="dxa" w:w="50"/>
               <w:left w:type="dxa" w:w="80"/>
@@ -19095,7 +18760,7 @@
               <w:bottom w:val="single" w:color="BFBFBF" w:sz="4"/>
               <w:right w:val="single" w:color="BFBFBF" w:sz="4"/>
             </w:tcBorders>
-            <w:shd w:fill="E8F3EC" w:color="auto" w:val="clear"/>
+            <w:shd w:fill="E8F0EA" w:color="auto" w:val="clear"/>
             <w:tcMar>
               <w:top w:type="dxa" w:w="50"/>
               <w:left w:type="dxa" w:w="80"/>
@@ -19325,7 +18990,7 @@
               <w:bottom w:val="single" w:color="BFBFBF" w:sz="4"/>
               <w:right w:val="single" w:color="BFBFBF" w:sz="4"/>
             </w:tcBorders>
-            <w:shd w:fill="E8F3EC" w:color="auto" w:val="clear"/>
+            <w:shd w:fill="E8F0EA" w:color="auto" w:val="clear"/>
             <w:tcMar>
               <w:top w:type="dxa" w:w="50"/>
               <w:left w:type="dxa" w:w="80"/>
@@ -19357,7 +19022,7 @@
               <w:bottom w:val="single" w:color="BFBFBF" w:sz="4"/>
               <w:right w:val="single" w:color="BFBFBF" w:sz="4"/>
             </w:tcBorders>
-            <w:shd w:fill="E8F3EC" w:color="auto" w:val="clear"/>
+            <w:shd w:fill="E8F0EA" w:color="auto" w:val="clear"/>
             <w:tcMar>
               <w:top w:type="dxa" w:w="50"/>
               <w:left w:type="dxa" w:w="80"/>
@@ -19389,7 +19054,7 @@
               <w:bottom w:val="single" w:color="BFBFBF" w:sz="4"/>
               <w:right w:val="single" w:color="BFBFBF" w:sz="4"/>
             </w:tcBorders>
-            <w:shd w:fill="E8F3EC" w:color="auto" w:val="clear"/>
+            <w:shd w:fill="E8F0EA" w:color="auto" w:val="clear"/>
             <w:tcMar>
               <w:top w:type="dxa" w:w="50"/>
               <w:left w:type="dxa" w:w="80"/>
@@ -19421,7 +19086,7 @@
               <w:bottom w:val="single" w:color="BFBFBF" w:sz="4"/>
               <w:right w:val="single" w:color="BFBFBF" w:sz="4"/>
             </w:tcBorders>
-            <w:shd w:fill="E8F3EC" w:color="auto" w:val="clear"/>
+            <w:shd w:fill="E8F0EA" w:color="auto" w:val="clear"/>
             <w:tcMar>
               <w:top w:type="dxa" w:w="50"/>
               <w:left w:type="dxa" w:w="80"/>
@@ -19453,7 +19118,7 @@
               <w:bottom w:val="single" w:color="BFBFBF" w:sz="4"/>
               <w:right w:val="single" w:color="BFBFBF" w:sz="4"/>
             </w:tcBorders>
-            <w:shd w:fill="E8F3EC" w:color="auto" w:val="clear"/>
+            <w:shd w:fill="E8F0EA" w:color="auto" w:val="clear"/>
             <w:tcMar>
               <w:top w:type="dxa" w:w="50"/>
               <w:left w:type="dxa" w:w="80"/>
@@ -19485,7 +19150,7 @@
               <w:bottom w:val="single" w:color="BFBFBF" w:sz="4"/>
               <w:right w:val="single" w:color="BFBFBF" w:sz="4"/>
             </w:tcBorders>
-            <w:shd w:fill="E8F3EC" w:color="auto" w:val="clear"/>
+            <w:shd w:fill="E8F0EA" w:color="auto" w:val="clear"/>
             <w:tcMar>
               <w:top w:type="dxa" w:w="50"/>
               <w:left w:type="dxa" w:w="80"/>
@@ -19715,7 +19380,7 @@
               <w:bottom w:val="single" w:color="BFBFBF" w:sz="4"/>
               <w:right w:val="single" w:color="BFBFBF" w:sz="4"/>
             </w:tcBorders>
-            <w:shd w:fill="E8F3EC" w:color="auto" w:val="clear"/>
+            <w:shd w:fill="E8F0EA" w:color="auto" w:val="clear"/>
             <w:tcMar>
               <w:top w:type="dxa" w:w="50"/>
               <w:left w:type="dxa" w:w="80"/>
@@ -19747,7 +19412,7 @@
               <w:bottom w:val="single" w:color="BFBFBF" w:sz="4"/>
               <w:right w:val="single" w:color="BFBFBF" w:sz="4"/>
             </w:tcBorders>
-            <w:shd w:fill="E8F3EC" w:color="auto" w:val="clear"/>
+            <w:shd w:fill="E8F0EA" w:color="auto" w:val="clear"/>
             <w:tcMar>
               <w:top w:type="dxa" w:w="50"/>
               <w:left w:type="dxa" w:w="80"/>
@@ -19779,7 +19444,7 @@
               <w:bottom w:val="single" w:color="BFBFBF" w:sz="4"/>
               <w:right w:val="single" w:color="BFBFBF" w:sz="4"/>
             </w:tcBorders>
-            <w:shd w:fill="E8F3EC" w:color="auto" w:val="clear"/>
+            <w:shd w:fill="E8F0EA" w:color="auto" w:val="clear"/>
             <w:tcMar>
               <w:top w:type="dxa" w:w="50"/>
               <w:left w:type="dxa" w:w="80"/>
@@ -19811,7 +19476,7 @@
               <w:bottom w:val="single" w:color="BFBFBF" w:sz="4"/>
               <w:right w:val="single" w:color="BFBFBF" w:sz="4"/>
             </w:tcBorders>
-            <w:shd w:fill="E8F3EC" w:color="auto" w:val="clear"/>
+            <w:shd w:fill="E8F0EA" w:color="auto" w:val="clear"/>
             <w:tcMar>
               <w:top w:type="dxa" w:w="50"/>
               <w:left w:type="dxa" w:w="80"/>
@@ -19843,7 +19508,7 @@
               <w:bottom w:val="single" w:color="BFBFBF" w:sz="4"/>
               <w:right w:val="single" w:color="BFBFBF" w:sz="4"/>
             </w:tcBorders>
-            <w:shd w:fill="E8F3EC" w:color="auto" w:val="clear"/>
+            <w:shd w:fill="E8F0EA" w:color="auto" w:val="clear"/>
             <w:tcMar>
               <w:top w:type="dxa" w:w="50"/>
               <w:left w:type="dxa" w:w="80"/>
@@ -19875,7 +19540,7 @@
               <w:bottom w:val="single" w:color="BFBFBF" w:sz="4"/>
               <w:right w:val="single" w:color="BFBFBF" w:sz="4"/>
             </w:tcBorders>
-            <w:shd w:fill="E8F3EC" w:color="auto" w:val="clear"/>
+            <w:shd w:fill="E8F0EA" w:color="auto" w:val="clear"/>
             <w:tcMar>
               <w:top w:type="dxa" w:w="50"/>
               <w:left w:type="dxa" w:w="80"/>
@@ -19930,7 +19595,7 @@
                     </pic:cNvPicPr>
                   </pic:nvPicPr>
                   <pic:blipFill>
-                    <a:blip r:embed="rId17" cstate="none"/>
+                    <a:blip r:embed="rId14" cstate="none"/>
                     <a:srcRect/>
                     <a:stretch>
                       <a:fillRect/>
@@ -19961,7 +19626,7 @@
         <w:rPr>
           <w:b/>
           <w:bCs/>
-          <w:color w:val="1B7F3B"/>
+          <w:color w:val="1E6B3A"/>
           <w:sz w:val="19"/>
           <w:szCs w:val="19"/>
         </w:rPr>
@@ -20015,7 +19680,7 @@
         <w:rPr>
           <w:b/>
           <w:bCs/>
-          <w:color w:val="1B7F3B"/>
+          <w:color w:val="1E6B3A"/>
           <w:sz w:val="19"/>
           <w:szCs w:val="19"/>
         </w:rPr>
@@ -20064,7 +19729,7 @@
               <w:bottom w:val="single" w:color="BFBFBF" w:sz="4"/>
               <w:right w:val="single" w:color="BFBFBF" w:sz="4"/>
             </w:tcBorders>
-            <w:shd w:fill="1B7F3B" w:color="auto" w:val="clear"/>
+            <w:shd w:fill="1E6B3A" w:color="auto" w:val="clear"/>
             <w:tcMar>
               <w:top w:type="dxa" w:w="50"/>
               <w:left w:type="dxa" w:w="80"/>
@@ -20099,7 +19764,7 @@
               <w:bottom w:val="single" w:color="BFBFBF" w:sz="4"/>
               <w:right w:val="single" w:color="BFBFBF" w:sz="4"/>
             </w:tcBorders>
-            <w:shd w:fill="1B7F3B" w:color="auto" w:val="clear"/>
+            <w:shd w:fill="1E6B3A" w:color="auto" w:val="clear"/>
             <w:tcMar>
               <w:top w:type="dxa" w:w="50"/>
               <w:left w:type="dxa" w:w="80"/>
@@ -20134,7 +19799,7 @@
               <w:bottom w:val="single" w:color="BFBFBF" w:sz="4"/>
               <w:right w:val="single" w:color="BFBFBF" w:sz="4"/>
             </w:tcBorders>
-            <w:shd w:fill="1B7F3B" w:color="auto" w:val="clear"/>
+            <w:shd w:fill="1E6B3A" w:color="auto" w:val="clear"/>
             <w:tcMar>
               <w:top w:type="dxa" w:w="50"/>
               <w:left w:type="dxa" w:w="80"/>
@@ -20169,7 +19834,7 @@
               <w:bottom w:val="single" w:color="BFBFBF" w:sz="4"/>
               <w:right w:val="single" w:color="BFBFBF" w:sz="4"/>
             </w:tcBorders>
-            <w:shd w:fill="1B7F3B" w:color="auto" w:val="clear"/>
+            <w:shd w:fill="1E6B3A" w:color="auto" w:val="clear"/>
             <w:tcMar>
               <w:top w:type="dxa" w:w="50"/>
               <w:left w:type="dxa" w:w="80"/>
@@ -20204,7 +19869,7 @@
               <w:bottom w:val="single" w:color="BFBFBF" w:sz="4"/>
               <w:right w:val="single" w:color="BFBFBF" w:sz="4"/>
             </w:tcBorders>
-            <w:shd w:fill="1B7F3B" w:color="auto" w:val="clear"/>
+            <w:shd w:fill="1E6B3A" w:color="auto" w:val="clear"/>
             <w:tcMar>
               <w:top w:type="dxa" w:w="50"/>
               <w:left w:type="dxa" w:w="80"/>
@@ -20239,7 +19904,7 @@
               <w:bottom w:val="single" w:color="BFBFBF" w:sz="4"/>
               <w:right w:val="single" w:color="BFBFBF" w:sz="4"/>
             </w:tcBorders>
-            <w:shd w:fill="1B7F3B" w:color="auto" w:val="clear"/>
+            <w:shd w:fill="1E6B3A" w:color="auto" w:val="clear"/>
             <w:tcMar>
               <w:top w:type="dxa" w:w="50"/>
               <w:left w:type="dxa" w:w="80"/>
@@ -20472,7 +20137,7 @@
               <w:bottom w:val="single" w:color="BFBFBF" w:sz="4"/>
               <w:right w:val="single" w:color="BFBFBF" w:sz="4"/>
             </w:tcBorders>
-            <w:shd w:fill="E8F3EC" w:color="auto" w:val="clear"/>
+            <w:shd w:fill="E8F0EA" w:color="auto" w:val="clear"/>
             <w:tcMar>
               <w:top w:type="dxa" w:w="50"/>
               <w:left w:type="dxa" w:w="80"/>
@@ -20504,7 +20169,7 @@
               <w:bottom w:val="single" w:color="BFBFBF" w:sz="4"/>
               <w:right w:val="single" w:color="BFBFBF" w:sz="4"/>
             </w:tcBorders>
-            <w:shd w:fill="E8F3EC" w:color="auto" w:val="clear"/>
+            <w:shd w:fill="E8F0EA" w:color="auto" w:val="clear"/>
             <w:tcMar>
               <w:top w:type="dxa" w:w="50"/>
               <w:left w:type="dxa" w:w="80"/>
@@ -20536,7 +20201,7 @@
               <w:bottom w:val="single" w:color="BFBFBF" w:sz="4"/>
               <w:right w:val="single" w:color="BFBFBF" w:sz="4"/>
             </w:tcBorders>
-            <w:shd w:fill="E8F3EC" w:color="auto" w:val="clear"/>
+            <w:shd w:fill="E8F0EA" w:color="auto" w:val="clear"/>
             <w:tcMar>
               <w:top w:type="dxa" w:w="50"/>
               <w:left w:type="dxa" w:w="80"/>
@@ -20568,7 +20233,7 @@
               <w:bottom w:val="single" w:color="BFBFBF" w:sz="4"/>
               <w:right w:val="single" w:color="BFBFBF" w:sz="4"/>
             </w:tcBorders>
-            <w:shd w:fill="E8F3EC" w:color="auto" w:val="clear"/>
+            <w:shd w:fill="E8F0EA" w:color="auto" w:val="clear"/>
             <w:tcMar>
               <w:top w:type="dxa" w:w="50"/>
               <w:left w:type="dxa" w:w="80"/>
@@ -20600,7 +20265,7 @@
               <w:bottom w:val="single" w:color="BFBFBF" w:sz="4"/>
               <w:right w:val="single" w:color="BFBFBF" w:sz="4"/>
             </w:tcBorders>
-            <w:shd w:fill="E8F3EC" w:color="auto" w:val="clear"/>
+            <w:shd w:fill="E8F0EA" w:color="auto" w:val="clear"/>
             <w:tcMar>
               <w:top w:type="dxa" w:w="50"/>
               <w:left w:type="dxa" w:w="80"/>
@@ -20632,7 +20297,7 @@
               <w:bottom w:val="single" w:color="BFBFBF" w:sz="4"/>
               <w:right w:val="single" w:color="BFBFBF" w:sz="4"/>
             </w:tcBorders>
-            <w:shd w:fill="E8F3EC" w:color="auto" w:val="clear"/>
+            <w:shd w:fill="E8F0EA" w:color="auto" w:val="clear"/>
             <w:tcMar>
               <w:top w:type="dxa" w:w="50"/>
               <w:left w:type="dxa" w:w="80"/>
@@ -20862,7 +20527,7 @@
               <w:bottom w:val="single" w:color="BFBFBF" w:sz="4"/>
               <w:right w:val="single" w:color="BFBFBF" w:sz="4"/>
             </w:tcBorders>
-            <w:shd w:fill="E8F3EC" w:color="auto" w:val="clear"/>
+            <w:shd w:fill="E8F0EA" w:color="auto" w:val="clear"/>
             <w:tcMar>
               <w:top w:type="dxa" w:w="50"/>
               <w:left w:type="dxa" w:w="80"/>
@@ -20894,7 +20559,7 @@
               <w:bottom w:val="single" w:color="BFBFBF" w:sz="4"/>
               <w:right w:val="single" w:color="BFBFBF" w:sz="4"/>
             </w:tcBorders>
-            <w:shd w:fill="E8F3EC" w:color="auto" w:val="clear"/>
+            <w:shd w:fill="E8F0EA" w:color="auto" w:val="clear"/>
             <w:tcMar>
               <w:top w:type="dxa" w:w="50"/>
               <w:left w:type="dxa" w:w="80"/>
@@ -20926,7 +20591,7 @@
               <w:bottom w:val="single" w:color="BFBFBF" w:sz="4"/>
               <w:right w:val="single" w:color="BFBFBF" w:sz="4"/>
             </w:tcBorders>
-            <w:shd w:fill="E8F3EC" w:color="auto" w:val="clear"/>
+            <w:shd w:fill="E8F0EA" w:color="auto" w:val="clear"/>
             <w:tcMar>
               <w:top w:type="dxa" w:w="50"/>
               <w:left w:type="dxa" w:w="80"/>
@@ -20958,7 +20623,7 @@
               <w:bottom w:val="single" w:color="BFBFBF" w:sz="4"/>
               <w:right w:val="single" w:color="BFBFBF" w:sz="4"/>
             </w:tcBorders>
-            <w:shd w:fill="E8F3EC" w:color="auto" w:val="clear"/>
+            <w:shd w:fill="E8F0EA" w:color="auto" w:val="clear"/>
             <w:tcMar>
               <w:top w:type="dxa" w:w="50"/>
               <w:left w:type="dxa" w:w="80"/>
@@ -20990,7 +20655,7 @@
               <w:bottom w:val="single" w:color="BFBFBF" w:sz="4"/>
               <w:right w:val="single" w:color="BFBFBF" w:sz="4"/>
             </w:tcBorders>
-            <w:shd w:fill="E8F3EC" w:color="auto" w:val="clear"/>
+            <w:shd w:fill="E8F0EA" w:color="auto" w:val="clear"/>
             <w:tcMar>
               <w:top w:type="dxa" w:w="50"/>
               <w:left w:type="dxa" w:w="80"/>
@@ -21022,7 +20687,7 @@
               <w:bottom w:val="single" w:color="BFBFBF" w:sz="4"/>
               <w:right w:val="single" w:color="BFBFBF" w:sz="4"/>
             </w:tcBorders>
-            <w:shd w:fill="E8F3EC" w:color="auto" w:val="clear"/>
+            <w:shd w:fill="E8F0EA" w:color="auto" w:val="clear"/>
             <w:tcMar>
               <w:top w:type="dxa" w:w="50"/>
               <w:left w:type="dxa" w:w="80"/>
@@ -21252,7 +20917,7 @@
               <w:bottom w:val="single" w:color="BFBFBF" w:sz="4"/>
               <w:right w:val="single" w:color="BFBFBF" w:sz="4"/>
             </w:tcBorders>
-            <w:shd w:fill="E8F3EC" w:color="auto" w:val="clear"/>
+            <w:shd w:fill="E8F0EA" w:color="auto" w:val="clear"/>
             <w:tcMar>
               <w:top w:type="dxa" w:w="50"/>
               <w:left w:type="dxa" w:w="80"/>
@@ -21284,7 +20949,7 @@
               <w:bottom w:val="single" w:color="BFBFBF" w:sz="4"/>
               <w:right w:val="single" w:color="BFBFBF" w:sz="4"/>
             </w:tcBorders>
-            <w:shd w:fill="E8F3EC" w:color="auto" w:val="clear"/>
+            <w:shd w:fill="E8F0EA" w:color="auto" w:val="clear"/>
             <w:tcMar>
               <w:top w:type="dxa" w:w="50"/>
               <w:left w:type="dxa" w:w="80"/>
@@ -21316,7 +20981,7 @@
               <w:bottom w:val="single" w:color="BFBFBF" w:sz="4"/>
               <w:right w:val="single" w:color="BFBFBF" w:sz="4"/>
             </w:tcBorders>
-            <w:shd w:fill="E8F3EC" w:color="auto" w:val="clear"/>
+            <w:shd w:fill="E8F0EA" w:color="auto" w:val="clear"/>
             <w:tcMar>
               <w:top w:type="dxa" w:w="50"/>
               <w:left w:type="dxa" w:w="80"/>
@@ -21348,7 +21013,7 @@
               <w:bottom w:val="single" w:color="BFBFBF" w:sz="4"/>
               <w:right w:val="single" w:color="BFBFBF" w:sz="4"/>
             </w:tcBorders>
-            <w:shd w:fill="E8F3EC" w:color="auto" w:val="clear"/>
+            <w:shd w:fill="E8F0EA" w:color="auto" w:val="clear"/>
             <w:tcMar>
               <w:top w:type="dxa" w:w="50"/>
               <w:left w:type="dxa" w:w="80"/>
@@ -21380,7 +21045,7 @@
               <w:bottom w:val="single" w:color="BFBFBF" w:sz="4"/>
               <w:right w:val="single" w:color="BFBFBF" w:sz="4"/>
             </w:tcBorders>
-            <w:shd w:fill="E8F3EC" w:color="auto" w:val="clear"/>
+            <w:shd w:fill="E8F0EA" w:color="auto" w:val="clear"/>
             <w:tcMar>
               <w:top w:type="dxa" w:w="50"/>
               <w:left w:type="dxa" w:w="80"/>
@@ -21412,7 +21077,7 @@
               <w:bottom w:val="single" w:color="BFBFBF" w:sz="4"/>
               <w:right w:val="single" w:color="BFBFBF" w:sz="4"/>
             </w:tcBorders>
-            <w:shd w:fill="E8F3EC" w:color="auto" w:val="clear"/>
+            <w:shd w:fill="E8F0EA" w:color="auto" w:val="clear"/>
             <w:tcMar>
               <w:top w:type="dxa" w:w="50"/>
               <w:left w:type="dxa" w:w="80"/>
@@ -21642,7 +21307,7 @@
               <w:bottom w:val="single" w:color="BFBFBF" w:sz="4"/>
               <w:right w:val="single" w:color="BFBFBF" w:sz="4"/>
             </w:tcBorders>
-            <w:shd w:fill="E8F3EC" w:color="auto" w:val="clear"/>
+            <w:shd w:fill="E8F0EA" w:color="auto" w:val="clear"/>
             <w:tcMar>
               <w:top w:type="dxa" w:w="50"/>
               <w:left w:type="dxa" w:w="80"/>
@@ -21674,7 +21339,7 @@
               <w:bottom w:val="single" w:color="BFBFBF" w:sz="4"/>
               <w:right w:val="single" w:color="BFBFBF" w:sz="4"/>
             </w:tcBorders>
-            <w:shd w:fill="E8F3EC" w:color="auto" w:val="clear"/>
+            <w:shd w:fill="E8F0EA" w:color="auto" w:val="clear"/>
             <w:tcMar>
               <w:top w:type="dxa" w:w="50"/>
               <w:left w:type="dxa" w:w="80"/>
@@ -21706,7 +21371,7 @@
               <w:bottom w:val="single" w:color="BFBFBF" w:sz="4"/>
               <w:right w:val="single" w:color="BFBFBF" w:sz="4"/>
             </w:tcBorders>
-            <w:shd w:fill="E8F3EC" w:color="auto" w:val="clear"/>
+            <w:shd w:fill="E8F0EA" w:color="auto" w:val="clear"/>
             <w:tcMar>
               <w:top w:type="dxa" w:w="50"/>
               <w:left w:type="dxa" w:w="80"/>
@@ -21738,7 +21403,7 @@
               <w:bottom w:val="single" w:color="BFBFBF" w:sz="4"/>
               <w:right w:val="single" w:color="BFBFBF" w:sz="4"/>
             </w:tcBorders>
-            <w:shd w:fill="E8F3EC" w:color="auto" w:val="clear"/>
+            <w:shd w:fill="E8F0EA" w:color="auto" w:val="clear"/>
             <w:tcMar>
               <w:top w:type="dxa" w:w="50"/>
               <w:left w:type="dxa" w:w="80"/>
@@ -21770,7 +21435,7 @@
               <w:bottom w:val="single" w:color="BFBFBF" w:sz="4"/>
               <w:right w:val="single" w:color="BFBFBF" w:sz="4"/>
             </w:tcBorders>
-            <w:shd w:fill="E8F3EC" w:color="auto" w:val="clear"/>
+            <w:shd w:fill="E8F0EA" w:color="auto" w:val="clear"/>
             <w:tcMar>
               <w:top w:type="dxa" w:w="50"/>
               <w:left w:type="dxa" w:w="80"/>
@@ -21802,7 +21467,7 @@
               <w:bottom w:val="single" w:color="BFBFBF" w:sz="4"/>
               <w:right w:val="single" w:color="BFBFBF" w:sz="4"/>
             </w:tcBorders>
-            <w:shd w:fill="E8F3EC" w:color="auto" w:val="clear"/>
+            <w:shd w:fill="E8F0EA" w:color="auto" w:val="clear"/>
             <w:tcMar>
               <w:top w:type="dxa" w:w="50"/>
               <w:left w:type="dxa" w:w="80"/>
@@ -21857,7 +21522,7 @@
                     </pic:cNvPicPr>
                   </pic:nvPicPr>
                   <pic:blipFill>
-                    <a:blip r:embed="rId18" cstate="none"/>
+                    <a:blip r:embed="rId15" cstate="none"/>
                     <a:srcRect/>
                     <a:stretch>
                       <a:fillRect/>
@@ -21888,7 +21553,7 @@
         <w:rPr>
           <w:b/>
           <w:bCs/>
-          <w:color w:val="1B7F3B"/>
+          <w:color w:val="1E6B3A"/>
           <w:sz w:val="19"/>
           <w:szCs w:val="19"/>
         </w:rPr>
@@ -21916,18 +21581,18 @@
       <w:pPr>
         <w:pStyle w:val="Heading2"/>
         <w:keepNext/>
-        <w:spacing w:after="100" w:before="220"/>
+        <w:spacing w:after="90" w:before="200"/>
       </w:pPr>
       <w:r>
         <w:rPr>
-          <w:rFonts w:ascii="Calibri" w:cs="Calibri" w:eastAsia="Calibri" w:hAnsi="Calibri"/>
+          <w:rFonts w:ascii="Arial" w:cs="Arial" w:eastAsia="Arial" w:hAnsi="Arial"/>
           <w:b/>
           <w:bCs/>
-          <w:color w:val="1B7F3B"/>
-          <w:sz w:val="24"/>
-          <w:szCs w:val="24"/>
+          <w:color w:val="1E6B3A"/>
+          <w:sz w:val="23"/>
+          <w:szCs w:val="23"/>
         </w:rPr>
-        <w:t xml:space="preserve">8.3 Adaptación a bloqueos y congestión</w:t>
+        <w:t xml:space="preserve">9.3 Adaptación a bloqueos y congestión</w:t>
       </w:r>
     </w:p>
     <w:p>
@@ -21940,7 +21605,7 @@
         <w:rPr>
           <w:b/>
           <w:bCs/>
-          <w:color w:val="1B7F3B"/>
+          <w:color w:val="1E6B3A"/>
           <w:sz w:val="19"/>
           <w:szCs w:val="19"/>
         </w:rPr>
@@ -21990,7 +21655,7 @@
               <w:bottom w:val="single" w:color="BFBFBF" w:sz="4"/>
               <w:right w:val="single" w:color="BFBFBF" w:sz="4"/>
             </w:tcBorders>
-            <w:shd w:fill="1B7F3B" w:color="auto" w:val="clear"/>
+            <w:shd w:fill="1E6B3A" w:color="auto" w:val="clear"/>
             <w:tcMar>
               <w:top w:type="dxa" w:w="50"/>
               <w:left w:type="dxa" w:w="80"/>
@@ -22025,7 +21690,7 @@
               <w:bottom w:val="single" w:color="BFBFBF" w:sz="4"/>
               <w:right w:val="single" w:color="BFBFBF" w:sz="4"/>
             </w:tcBorders>
-            <w:shd w:fill="1B7F3B" w:color="auto" w:val="clear"/>
+            <w:shd w:fill="1E6B3A" w:color="auto" w:val="clear"/>
             <w:tcMar>
               <w:top w:type="dxa" w:w="50"/>
               <w:left w:type="dxa" w:w="80"/>
@@ -22060,7 +21725,7 @@
               <w:bottom w:val="single" w:color="BFBFBF" w:sz="4"/>
               <w:right w:val="single" w:color="BFBFBF" w:sz="4"/>
             </w:tcBorders>
-            <w:shd w:fill="1B7F3B" w:color="auto" w:val="clear"/>
+            <w:shd w:fill="1E6B3A" w:color="auto" w:val="clear"/>
             <w:tcMar>
               <w:top w:type="dxa" w:w="50"/>
               <w:left w:type="dxa" w:w="80"/>
@@ -22095,7 +21760,7 @@
               <w:bottom w:val="single" w:color="BFBFBF" w:sz="4"/>
               <w:right w:val="single" w:color="BFBFBF" w:sz="4"/>
             </w:tcBorders>
-            <w:shd w:fill="1B7F3B" w:color="auto" w:val="clear"/>
+            <w:shd w:fill="1E6B3A" w:color="auto" w:val="clear"/>
             <w:tcMar>
               <w:top w:type="dxa" w:w="50"/>
               <w:left w:type="dxa" w:w="80"/>
@@ -22130,7 +21795,7 @@
               <w:bottom w:val="single" w:color="BFBFBF" w:sz="4"/>
               <w:right w:val="single" w:color="BFBFBF" w:sz="4"/>
             </w:tcBorders>
-            <w:shd w:fill="1B7F3B" w:color="auto" w:val="clear"/>
+            <w:shd w:fill="1E6B3A" w:color="auto" w:val="clear"/>
             <w:tcMar>
               <w:top w:type="dxa" w:w="50"/>
               <w:left w:type="dxa" w:w="80"/>
@@ -22165,7 +21830,7 @@
               <w:bottom w:val="single" w:color="BFBFBF" w:sz="4"/>
               <w:right w:val="single" w:color="BFBFBF" w:sz="4"/>
             </w:tcBorders>
-            <w:shd w:fill="1B7F3B" w:color="auto" w:val="clear"/>
+            <w:shd w:fill="1E6B3A" w:color="auto" w:val="clear"/>
             <w:tcMar>
               <w:top w:type="dxa" w:w="50"/>
               <w:left w:type="dxa" w:w="80"/>
@@ -22200,7 +21865,7 @@
               <w:bottom w:val="single" w:color="BFBFBF" w:sz="4"/>
               <w:right w:val="single" w:color="BFBFBF" w:sz="4"/>
             </w:tcBorders>
-            <w:shd w:fill="1B7F3B" w:color="auto" w:val="clear"/>
+            <w:shd w:fill="1E6B3A" w:color="auto" w:val="clear"/>
             <w:tcMar>
               <w:top w:type="dxa" w:w="50"/>
               <w:left w:type="dxa" w:w="80"/>
@@ -22464,7 +22129,7 @@
               <w:bottom w:val="single" w:color="BFBFBF" w:sz="4"/>
               <w:right w:val="single" w:color="BFBFBF" w:sz="4"/>
             </w:tcBorders>
-            <w:shd w:fill="E8F3EC" w:color="auto" w:val="clear"/>
+            <w:shd w:fill="E8F0EA" w:color="auto" w:val="clear"/>
             <w:tcMar>
               <w:top w:type="dxa" w:w="50"/>
               <w:left w:type="dxa" w:w="80"/>
@@ -22496,7 +22161,7 @@
               <w:bottom w:val="single" w:color="BFBFBF" w:sz="4"/>
               <w:right w:val="single" w:color="BFBFBF" w:sz="4"/>
             </w:tcBorders>
-            <w:shd w:fill="E8F3EC" w:color="auto" w:val="clear"/>
+            <w:shd w:fill="E8F0EA" w:color="auto" w:val="clear"/>
             <w:tcMar>
               <w:top w:type="dxa" w:w="50"/>
               <w:left w:type="dxa" w:w="80"/>
@@ -22528,7 +22193,7 @@
               <w:bottom w:val="single" w:color="BFBFBF" w:sz="4"/>
               <w:right w:val="single" w:color="BFBFBF" w:sz="4"/>
             </w:tcBorders>
-            <w:shd w:fill="E8F3EC" w:color="auto" w:val="clear"/>
+            <w:shd w:fill="E8F0EA" w:color="auto" w:val="clear"/>
             <w:tcMar>
               <w:top w:type="dxa" w:w="50"/>
               <w:left w:type="dxa" w:w="80"/>
@@ -22560,7 +22225,7 @@
               <w:bottom w:val="single" w:color="BFBFBF" w:sz="4"/>
               <w:right w:val="single" w:color="BFBFBF" w:sz="4"/>
             </w:tcBorders>
-            <w:shd w:fill="E8F3EC" w:color="auto" w:val="clear"/>
+            <w:shd w:fill="E8F0EA" w:color="auto" w:val="clear"/>
             <w:tcMar>
               <w:top w:type="dxa" w:w="50"/>
               <w:left w:type="dxa" w:w="80"/>
@@ -22592,7 +22257,7 @@
               <w:bottom w:val="single" w:color="BFBFBF" w:sz="4"/>
               <w:right w:val="single" w:color="BFBFBF" w:sz="4"/>
             </w:tcBorders>
-            <w:shd w:fill="E8F3EC" w:color="auto" w:val="clear"/>
+            <w:shd w:fill="E8F0EA" w:color="auto" w:val="clear"/>
             <w:tcMar>
               <w:top w:type="dxa" w:w="50"/>
               <w:left w:type="dxa" w:w="80"/>
@@ -22624,7 +22289,7 @@
               <w:bottom w:val="single" w:color="BFBFBF" w:sz="4"/>
               <w:right w:val="single" w:color="BFBFBF" w:sz="4"/>
             </w:tcBorders>
-            <w:shd w:fill="E8F3EC" w:color="auto" w:val="clear"/>
+            <w:shd w:fill="E8F0EA" w:color="auto" w:val="clear"/>
             <w:tcMar>
               <w:top w:type="dxa" w:w="50"/>
               <w:left w:type="dxa" w:w="80"/>
@@ -22656,7 +22321,7 @@
               <w:bottom w:val="single" w:color="BFBFBF" w:sz="4"/>
               <w:right w:val="single" w:color="BFBFBF" w:sz="4"/>
             </w:tcBorders>
-            <w:shd w:fill="E8F3EC" w:color="auto" w:val="clear"/>
+            <w:shd w:fill="E8F0EA" w:color="auto" w:val="clear"/>
             <w:tcMar>
               <w:top w:type="dxa" w:w="50"/>
               <w:left w:type="dxa" w:w="80"/>
@@ -22917,7 +22582,7 @@
               <w:bottom w:val="single" w:color="BFBFBF" w:sz="4"/>
               <w:right w:val="single" w:color="BFBFBF" w:sz="4"/>
             </w:tcBorders>
-            <w:shd w:fill="E8F3EC" w:color="auto" w:val="clear"/>
+            <w:shd w:fill="E8F0EA" w:color="auto" w:val="clear"/>
             <w:tcMar>
               <w:top w:type="dxa" w:w="50"/>
               <w:left w:type="dxa" w:w="80"/>
@@ -22949,7 +22614,7 @@
               <w:bottom w:val="single" w:color="BFBFBF" w:sz="4"/>
               <w:right w:val="single" w:color="BFBFBF" w:sz="4"/>
             </w:tcBorders>
-            <w:shd w:fill="E8F3EC" w:color="auto" w:val="clear"/>
+            <w:shd w:fill="E8F0EA" w:color="auto" w:val="clear"/>
             <w:tcMar>
               <w:top w:type="dxa" w:w="50"/>
               <w:left w:type="dxa" w:w="80"/>
@@ -22981,7 +22646,7 @@
               <w:bottom w:val="single" w:color="BFBFBF" w:sz="4"/>
               <w:right w:val="single" w:color="BFBFBF" w:sz="4"/>
             </w:tcBorders>
-            <w:shd w:fill="E8F3EC" w:color="auto" w:val="clear"/>
+            <w:shd w:fill="E8F0EA" w:color="auto" w:val="clear"/>
             <w:tcMar>
               <w:top w:type="dxa" w:w="50"/>
               <w:left w:type="dxa" w:w="80"/>
@@ -23013,7 +22678,7 @@
               <w:bottom w:val="single" w:color="BFBFBF" w:sz="4"/>
               <w:right w:val="single" w:color="BFBFBF" w:sz="4"/>
             </w:tcBorders>
-            <w:shd w:fill="E8F3EC" w:color="auto" w:val="clear"/>
+            <w:shd w:fill="E8F0EA" w:color="auto" w:val="clear"/>
             <w:tcMar>
               <w:top w:type="dxa" w:w="50"/>
               <w:left w:type="dxa" w:w="80"/>
@@ -23045,7 +22710,7 @@
               <w:bottom w:val="single" w:color="BFBFBF" w:sz="4"/>
               <w:right w:val="single" w:color="BFBFBF" w:sz="4"/>
             </w:tcBorders>
-            <w:shd w:fill="E8F3EC" w:color="auto" w:val="clear"/>
+            <w:shd w:fill="E8F0EA" w:color="auto" w:val="clear"/>
             <w:tcMar>
               <w:top w:type="dxa" w:w="50"/>
               <w:left w:type="dxa" w:w="80"/>
@@ -23077,7 +22742,7 @@
               <w:bottom w:val="single" w:color="BFBFBF" w:sz="4"/>
               <w:right w:val="single" w:color="BFBFBF" w:sz="4"/>
             </w:tcBorders>
-            <w:shd w:fill="E8F3EC" w:color="auto" w:val="clear"/>
+            <w:shd w:fill="E8F0EA" w:color="auto" w:val="clear"/>
             <w:tcMar>
               <w:top w:type="dxa" w:w="50"/>
               <w:left w:type="dxa" w:w="80"/>
@@ -23109,7 +22774,7 @@
               <w:bottom w:val="single" w:color="BFBFBF" w:sz="4"/>
               <w:right w:val="single" w:color="BFBFBF" w:sz="4"/>
             </w:tcBorders>
-            <w:shd w:fill="E8F3EC" w:color="auto" w:val="clear"/>
+            <w:shd w:fill="E8F0EA" w:color="auto" w:val="clear"/>
             <w:tcMar>
               <w:top w:type="dxa" w:w="50"/>
               <w:left w:type="dxa" w:w="80"/>
@@ -23370,7 +23035,7 @@
               <w:bottom w:val="single" w:color="BFBFBF" w:sz="4"/>
               <w:right w:val="single" w:color="BFBFBF" w:sz="4"/>
             </w:tcBorders>
-            <w:shd w:fill="E8F3EC" w:color="auto" w:val="clear"/>
+            <w:shd w:fill="E8F0EA" w:color="auto" w:val="clear"/>
             <w:tcMar>
               <w:top w:type="dxa" w:w="50"/>
               <w:left w:type="dxa" w:w="80"/>
@@ -23402,7 +23067,7 @@
               <w:bottom w:val="single" w:color="BFBFBF" w:sz="4"/>
               <w:right w:val="single" w:color="BFBFBF" w:sz="4"/>
             </w:tcBorders>
-            <w:shd w:fill="E8F3EC" w:color="auto" w:val="clear"/>
+            <w:shd w:fill="E8F0EA" w:color="auto" w:val="clear"/>
             <w:tcMar>
               <w:top w:type="dxa" w:w="50"/>
               <w:left w:type="dxa" w:w="80"/>
@@ -23434,7 +23099,7 @@
               <w:bottom w:val="single" w:color="BFBFBF" w:sz="4"/>
               <w:right w:val="single" w:color="BFBFBF" w:sz="4"/>
             </w:tcBorders>
-            <w:shd w:fill="E8F3EC" w:color="auto" w:val="clear"/>
+            <w:shd w:fill="E8F0EA" w:color="auto" w:val="clear"/>
             <w:tcMar>
               <w:top w:type="dxa" w:w="50"/>
               <w:left w:type="dxa" w:w="80"/>
@@ -23466,7 +23131,7 @@
               <w:bottom w:val="single" w:color="BFBFBF" w:sz="4"/>
               <w:right w:val="single" w:color="BFBFBF" w:sz="4"/>
             </w:tcBorders>
-            <w:shd w:fill="E8F3EC" w:color="auto" w:val="clear"/>
+            <w:shd w:fill="E8F0EA" w:color="auto" w:val="clear"/>
             <w:tcMar>
               <w:top w:type="dxa" w:w="50"/>
               <w:left w:type="dxa" w:w="80"/>
@@ -23498,7 +23163,7 @@
               <w:bottom w:val="single" w:color="BFBFBF" w:sz="4"/>
               <w:right w:val="single" w:color="BFBFBF" w:sz="4"/>
             </w:tcBorders>
-            <w:shd w:fill="E8F3EC" w:color="auto" w:val="clear"/>
+            <w:shd w:fill="E8F0EA" w:color="auto" w:val="clear"/>
             <w:tcMar>
               <w:top w:type="dxa" w:w="50"/>
               <w:left w:type="dxa" w:w="80"/>
@@ -23530,7 +23195,7 @@
               <w:bottom w:val="single" w:color="BFBFBF" w:sz="4"/>
               <w:right w:val="single" w:color="BFBFBF" w:sz="4"/>
             </w:tcBorders>
-            <w:shd w:fill="E8F3EC" w:color="auto" w:val="clear"/>
+            <w:shd w:fill="E8F0EA" w:color="auto" w:val="clear"/>
             <w:tcMar>
               <w:top w:type="dxa" w:w="50"/>
               <w:left w:type="dxa" w:w="80"/>
@@ -23562,7 +23227,7 @@
               <w:bottom w:val="single" w:color="BFBFBF" w:sz="4"/>
               <w:right w:val="single" w:color="BFBFBF" w:sz="4"/>
             </w:tcBorders>
-            <w:shd w:fill="E8F3EC" w:color="auto" w:val="clear"/>
+            <w:shd w:fill="E8F0EA" w:color="auto" w:val="clear"/>
             <w:tcMar>
               <w:top w:type="dxa" w:w="50"/>
               <w:left w:type="dxa" w:w="80"/>
@@ -23823,7 +23488,7 @@
               <w:bottom w:val="single" w:color="BFBFBF" w:sz="4"/>
               <w:right w:val="single" w:color="BFBFBF" w:sz="4"/>
             </w:tcBorders>
-            <w:shd w:fill="E8F3EC" w:color="auto" w:val="clear"/>
+            <w:shd w:fill="E8F0EA" w:color="auto" w:val="clear"/>
             <w:tcMar>
               <w:top w:type="dxa" w:w="50"/>
               <w:left w:type="dxa" w:w="80"/>
@@ -23855,7 +23520,7 @@
               <w:bottom w:val="single" w:color="BFBFBF" w:sz="4"/>
               <w:right w:val="single" w:color="BFBFBF" w:sz="4"/>
             </w:tcBorders>
-            <w:shd w:fill="E8F3EC" w:color="auto" w:val="clear"/>
+            <w:shd w:fill="E8F0EA" w:color="auto" w:val="clear"/>
             <w:tcMar>
               <w:top w:type="dxa" w:w="50"/>
               <w:left w:type="dxa" w:w="80"/>
@@ -23887,7 +23552,7 @@
               <w:bottom w:val="single" w:color="BFBFBF" w:sz="4"/>
               <w:right w:val="single" w:color="BFBFBF" w:sz="4"/>
             </w:tcBorders>
-            <w:shd w:fill="E8F3EC" w:color="auto" w:val="clear"/>
+            <w:shd w:fill="E8F0EA" w:color="auto" w:val="clear"/>
             <w:tcMar>
               <w:top w:type="dxa" w:w="50"/>
               <w:left w:type="dxa" w:w="80"/>
@@ -23919,7 +23584,7 @@
               <w:bottom w:val="single" w:color="BFBFBF" w:sz="4"/>
               <w:right w:val="single" w:color="BFBFBF" w:sz="4"/>
             </w:tcBorders>
-            <w:shd w:fill="E8F3EC" w:color="auto" w:val="clear"/>
+            <w:shd w:fill="E8F0EA" w:color="auto" w:val="clear"/>
             <w:tcMar>
               <w:top w:type="dxa" w:w="50"/>
               <w:left w:type="dxa" w:w="80"/>
@@ -23951,7 +23616,7 @@
               <w:bottom w:val="single" w:color="BFBFBF" w:sz="4"/>
               <w:right w:val="single" w:color="BFBFBF" w:sz="4"/>
             </w:tcBorders>
-            <w:shd w:fill="E8F3EC" w:color="auto" w:val="clear"/>
+            <w:shd w:fill="E8F0EA" w:color="auto" w:val="clear"/>
             <w:tcMar>
               <w:top w:type="dxa" w:w="50"/>
               <w:left w:type="dxa" w:w="80"/>
@@ -23983,7 +23648,7 @@
               <w:bottom w:val="single" w:color="BFBFBF" w:sz="4"/>
               <w:right w:val="single" w:color="BFBFBF" w:sz="4"/>
             </w:tcBorders>
-            <w:shd w:fill="E8F3EC" w:color="auto" w:val="clear"/>
+            <w:shd w:fill="E8F0EA" w:color="auto" w:val="clear"/>
             <w:tcMar>
               <w:top w:type="dxa" w:w="50"/>
               <w:left w:type="dxa" w:w="80"/>
@@ -24015,7 +23680,7 @@
               <w:bottom w:val="single" w:color="BFBFBF" w:sz="4"/>
               <w:right w:val="single" w:color="BFBFBF" w:sz="4"/>
             </w:tcBorders>
-            <w:shd w:fill="E8F3EC" w:color="auto" w:val="clear"/>
+            <w:shd w:fill="E8F0EA" w:color="auto" w:val="clear"/>
             <w:tcMar>
               <w:top w:type="dxa" w:w="50"/>
               <w:left w:type="dxa" w:w="80"/>
@@ -24276,7 +23941,7 @@
               <w:bottom w:val="single" w:color="BFBFBF" w:sz="4"/>
               <w:right w:val="single" w:color="BFBFBF" w:sz="4"/>
             </w:tcBorders>
-            <w:shd w:fill="E8F3EC" w:color="auto" w:val="clear"/>
+            <w:shd w:fill="E8F0EA" w:color="auto" w:val="clear"/>
             <w:tcMar>
               <w:top w:type="dxa" w:w="50"/>
               <w:left w:type="dxa" w:w="80"/>
@@ -24308,7 +23973,7 @@
               <w:bottom w:val="single" w:color="BFBFBF" w:sz="4"/>
               <w:right w:val="single" w:color="BFBFBF" w:sz="4"/>
             </w:tcBorders>
-            <w:shd w:fill="E8F3EC" w:color="auto" w:val="clear"/>
+            <w:shd w:fill="E8F0EA" w:color="auto" w:val="clear"/>
             <w:tcMar>
               <w:top w:type="dxa" w:w="50"/>
               <w:left w:type="dxa" w:w="80"/>
@@ -24340,7 +24005,7 @@
               <w:bottom w:val="single" w:color="BFBFBF" w:sz="4"/>
               <w:right w:val="single" w:color="BFBFBF" w:sz="4"/>
             </w:tcBorders>
-            <w:shd w:fill="E8F3EC" w:color="auto" w:val="clear"/>
+            <w:shd w:fill="E8F0EA" w:color="auto" w:val="clear"/>
             <w:tcMar>
               <w:top w:type="dxa" w:w="50"/>
               <w:left w:type="dxa" w:w="80"/>
@@ -24372,7 +24037,7 @@
               <w:bottom w:val="single" w:color="BFBFBF" w:sz="4"/>
               <w:right w:val="single" w:color="BFBFBF" w:sz="4"/>
             </w:tcBorders>
-            <w:shd w:fill="E8F3EC" w:color="auto" w:val="clear"/>
+            <w:shd w:fill="E8F0EA" w:color="auto" w:val="clear"/>
             <w:tcMar>
               <w:top w:type="dxa" w:w="50"/>
               <w:left w:type="dxa" w:w="80"/>
@@ -24404,7 +24069,7 @@
               <w:bottom w:val="single" w:color="BFBFBF" w:sz="4"/>
               <w:right w:val="single" w:color="BFBFBF" w:sz="4"/>
             </w:tcBorders>
-            <w:shd w:fill="E8F3EC" w:color="auto" w:val="clear"/>
+            <w:shd w:fill="E8F0EA" w:color="auto" w:val="clear"/>
             <w:tcMar>
               <w:top w:type="dxa" w:w="50"/>
               <w:left w:type="dxa" w:w="80"/>
@@ -24436,7 +24101,7 @@
               <w:bottom w:val="single" w:color="BFBFBF" w:sz="4"/>
               <w:right w:val="single" w:color="BFBFBF" w:sz="4"/>
             </w:tcBorders>
-            <w:shd w:fill="E8F3EC" w:color="auto" w:val="clear"/>
+            <w:shd w:fill="E8F0EA" w:color="auto" w:val="clear"/>
             <w:tcMar>
               <w:top w:type="dxa" w:w="50"/>
               <w:left w:type="dxa" w:w="80"/>
@@ -24468,7 +24133,7 @@
               <w:bottom w:val="single" w:color="BFBFBF" w:sz="4"/>
               <w:right w:val="single" w:color="BFBFBF" w:sz="4"/>
             </w:tcBorders>
-            <w:shd w:fill="E8F3EC" w:color="auto" w:val="clear"/>
+            <w:shd w:fill="E8F0EA" w:color="auto" w:val="clear"/>
             <w:tcMar>
               <w:top w:type="dxa" w:w="50"/>
               <w:left w:type="dxa" w:w="80"/>
@@ -24523,7 +24188,7 @@
                     </pic:cNvPicPr>
                   </pic:nvPicPr>
                   <pic:blipFill>
-                    <a:blip r:embed="rId19" cstate="none"/>
+                    <a:blip r:embed="rId16" cstate="none"/>
                     <a:srcRect/>
                     <a:stretch>
                       <a:fillRect/>
@@ -24554,7 +24219,7 @@
         <w:rPr>
           <w:b/>
           <w:bCs/>
-          <w:color w:val="1B7F3B"/>
+          <w:color w:val="1E6B3A"/>
           <w:sz w:val="19"/>
           <w:szCs w:val="19"/>
         </w:rPr>
@@ -24602,18 +24267,18 @@
       <w:pPr>
         <w:pStyle w:val="Heading2"/>
         <w:keepNext/>
-        <w:spacing w:after="100" w:before="220"/>
+        <w:spacing w:after="90" w:before="200"/>
       </w:pPr>
       <w:r>
         <w:rPr>
-          <w:rFonts w:ascii="Calibri" w:cs="Calibri" w:eastAsia="Calibri" w:hAnsi="Calibri"/>
+          <w:rFonts w:ascii="Arial" w:cs="Arial" w:eastAsia="Arial" w:hAnsi="Arial"/>
           <w:b/>
           <w:bCs/>
-          <w:color w:val="1B7F3B"/>
-          <w:sz w:val="24"/>
-          <w:szCs w:val="24"/>
+          <w:color w:val="1E6B3A"/>
+          <w:sz w:val="23"/>
+          <w:szCs w:val="23"/>
         </w:rPr>
-        <w:t xml:space="preserve">8.4 Evacuación completa</w:t>
+        <w:t xml:space="preserve">9.4 Evacuación completa</w:t>
       </w:r>
     </w:p>
     <w:p>
@@ -24626,7 +24291,7 @@
         <w:rPr>
           <w:b/>
           <w:bCs/>
-          <w:color w:val="1B7F3B"/>
+          <w:color w:val="1E6B3A"/>
           <w:sz w:val="19"/>
           <w:szCs w:val="19"/>
         </w:rPr>
@@ -24676,7 +24341,7 @@
               <w:bottom w:val="single" w:color="BFBFBF" w:sz="4"/>
               <w:right w:val="single" w:color="BFBFBF" w:sz="4"/>
             </w:tcBorders>
-            <w:shd w:fill="1B7F3B" w:color="auto" w:val="clear"/>
+            <w:shd w:fill="1E6B3A" w:color="auto" w:val="clear"/>
             <w:tcMar>
               <w:top w:type="dxa" w:w="50"/>
               <w:left w:type="dxa" w:w="80"/>
@@ -24711,7 +24376,7 @@
               <w:bottom w:val="single" w:color="BFBFBF" w:sz="4"/>
               <w:right w:val="single" w:color="BFBFBF" w:sz="4"/>
             </w:tcBorders>
-            <w:shd w:fill="1B7F3B" w:color="auto" w:val="clear"/>
+            <w:shd w:fill="1E6B3A" w:color="auto" w:val="clear"/>
             <w:tcMar>
               <w:top w:type="dxa" w:w="50"/>
               <w:left w:type="dxa" w:w="80"/>
@@ -24746,7 +24411,7 @@
               <w:bottom w:val="single" w:color="BFBFBF" w:sz="4"/>
               <w:right w:val="single" w:color="BFBFBF" w:sz="4"/>
             </w:tcBorders>
-            <w:shd w:fill="1B7F3B" w:color="auto" w:val="clear"/>
+            <w:shd w:fill="1E6B3A" w:color="auto" w:val="clear"/>
             <w:tcMar>
               <w:top w:type="dxa" w:w="50"/>
               <w:left w:type="dxa" w:w="80"/>
@@ -24781,7 +24446,7 @@
               <w:bottom w:val="single" w:color="BFBFBF" w:sz="4"/>
               <w:right w:val="single" w:color="BFBFBF" w:sz="4"/>
             </w:tcBorders>
-            <w:shd w:fill="1B7F3B" w:color="auto" w:val="clear"/>
+            <w:shd w:fill="1E6B3A" w:color="auto" w:val="clear"/>
             <w:tcMar>
               <w:top w:type="dxa" w:w="50"/>
               <w:left w:type="dxa" w:w="80"/>
@@ -24816,7 +24481,7 @@
               <w:bottom w:val="single" w:color="BFBFBF" w:sz="4"/>
               <w:right w:val="single" w:color="BFBFBF" w:sz="4"/>
             </w:tcBorders>
-            <w:shd w:fill="1B7F3B" w:color="auto" w:val="clear"/>
+            <w:shd w:fill="1E6B3A" w:color="auto" w:val="clear"/>
             <w:tcMar>
               <w:top w:type="dxa" w:w="50"/>
               <w:left w:type="dxa" w:w="80"/>
@@ -24851,7 +24516,7 @@
               <w:bottom w:val="single" w:color="BFBFBF" w:sz="4"/>
               <w:right w:val="single" w:color="BFBFBF" w:sz="4"/>
             </w:tcBorders>
-            <w:shd w:fill="1B7F3B" w:color="auto" w:val="clear"/>
+            <w:shd w:fill="1E6B3A" w:color="auto" w:val="clear"/>
             <w:tcMar>
               <w:top w:type="dxa" w:w="50"/>
               <w:left w:type="dxa" w:w="80"/>
@@ -24886,7 +24551,7 @@
               <w:bottom w:val="single" w:color="BFBFBF" w:sz="4"/>
               <w:right w:val="single" w:color="BFBFBF" w:sz="4"/>
             </w:tcBorders>
-            <w:shd w:fill="1B7F3B" w:color="auto" w:val="clear"/>
+            <w:shd w:fill="1E6B3A" w:color="auto" w:val="clear"/>
             <w:tcMar>
               <w:top w:type="dxa" w:w="50"/>
               <w:left w:type="dxa" w:w="80"/>
@@ -25150,7 +24815,7 @@
               <w:bottom w:val="single" w:color="BFBFBF" w:sz="4"/>
               <w:right w:val="single" w:color="BFBFBF" w:sz="4"/>
             </w:tcBorders>
-            <w:shd w:fill="E8F3EC" w:color="auto" w:val="clear"/>
+            <w:shd w:fill="E8F0EA" w:color="auto" w:val="clear"/>
             <w:tcMar>
               <w:top w:type="dxa" w:w="50"/>
               <w:left w:type="dxa" w:w="80"/>
@@ -25182,7 +24847,7 @@
               <w:bottom w:val="single" w:color="BFBFBF" w:sz="4"/>
               <w:right w:val="single" w:color="BFBFBF" w:sz="4"/>
             </w:tcBorders>
-            <w:shd w:fill="E8F3EC" w:color="auto" w:val="clear"/>
+            <w:shd w:fill="E8F0EA" w:color="auto" w:val="clear"/>
             <w:tcMar>
               <w:top w:type="dxa" w:w="50"/>
               <w:left w:type="dxa" w:w="80"/>
@@ -25214,7 +24879,7 @@
               <w:bottom w:val="single" w:color="BFBFBF" w:sz="4"/>
               <w:right w:val="single" w:color="BFBFBF" w:sz="4"/>
             </w:tcBorders>
-            <w:shd w:fill="E8F3EC" w:color="auto" w:val="clear"/>
+            <w:shd w:fill="E8F0EA" w:color="auto" w:val="clear"/>
             <w:tcMar>
               <w:top w:type="dxa" w:w="50"/>
               <w:left w:type="dxa" w:w="80"/>
@@ -25246,7 +24911,7 @@
               <w:bottom w:val="single" w:color="BFBFBF" w:sz="4"/>
               <w:right w:val="single" w:color="BFBFBF" w:sz="4"/>
             </w:tcBorders>
-            <w:shd w:fill="E8F3EC" w:color="auto" w:val="clear"/>
+            <w:shd w:fill="E8F0EA" w:color="auto" w:val="clear"/>
             <w:tcMar>
               <w:top w:type="dxa" w:w="50"/>
               <w:left w:type="dxa" w:w="80"/>
@@ -25278,7 +24943,7 @@
               <w:bottom w:val="single" w:color="BFBFBF" w:sz="4"/>
               <w:right w:val="single" w:color="BFBFBF" w:sz="4"/>
             </w:tcBorders>
-            <w:shd w:fill="E8F3EC" w:color="auto" w:val="clear"/>
+            <w:shd w:fill="E8F0EA" w:color="auto" w:val="clear"/>
             <w:tcMar>
               <w:top w:type="dxa" w:w="50"/>
               <w:left w:type="dxa" w:w="80"/>
@@ -25310,7 +24975,7 @@
               <w:bottom w:val="single" w:color="BFBFBF" w:sz="4"/>
               <w:right w:val="single" w:color="BFBFBF" w:sz="4"/>
             </w:tcBorders>
-            <w:shd w:fill="E8F3EC" w:color="auto" w:val="clear"/>
+            <w:shd w:fill="E8F0EA" w:color="auto" w:val="clear"/>
             <w:tcMar>
               <w:top w:type="dxa" w:w="50"/>
               <w:left w:type="dxa" w:w="80"/>
@@ -25342,7 +25007,7 @@
               <w:bottom w:val="single" w:color="BFBFBF" w:sz="4"/>
               <w:right w:val="single" w:color="BFBFBF" w:sz="4"/>
             </w:tcBorders>
-            <w:shd w:fill="E8F3EC" w:color="auto" w:val="clear"/>
+            <w:shd w:fill="E8F0EA" w:color="auto" w:val="clear"/>
             <w:tcMar>
               <w:top w:type="dxa" w:w="50"/>
               <w:left w:type="dxa" w:w="80"/>
@@ -25603,7 +25268,7 @@
               <w:bottom w:val="single" w:color="BFBFBF" w:sz="4"/>
               <w:right w:val="single" w:color="BFBFBF" w:sz="4"/>
             </w:tcBorders>
-            <w:shd w:fill="E8F3EC" w:color="auto" w:val="clear"/>
+            <w:shd w:fill="E8F0EA" w:color="auto" w:val="clear"/>
             <w:tcMar>
               <w:top w:type="dxa" w:w="50"/>
               <w:left w:type="dxa" w:w="80"/>
@@ -25635,7 +25300,7 @@
               <w:bottom w:val="single" w:color="BFBFBF" w:sz="4"/>
               <w:right w:val="single" w:color="BFBFBF" w:sz="4"/>
             </w:tcBorders>
-            <w:shd w:fill="E8F3EC" w:color="auto" w:val="clear"/>
+            <w:shd w:fill="E8F0EA" w:color="auto" w:val="clear"/>
             <w:tcMar>
               <w:top w:type="dxa" w:w="50"/>
               <w:left w:type="dxa" w:w="80"/>
@@ -25667,7 +25332,7 @@
               <w:bottom w:val="single" w:color="BFBFBF" w:sz="4"/>
               <w:right w:val="single" w:color="BFBFBF" w:sz="4"/>
             </w:tcBorders>
-            <w:shd w:fill="E8F3EC" w:color="auto" w:val="clear"/>
+            <w:shd w:fill="E8F0EA" w:color="auto" w:val="clear"/>
             <w:tcMar>
               <w:top w:type="dxa" w:w="50"/>
               <w:left w:type="dxa" w:w="80"/>
@@ -25699,7 +25364,7 @@
               <w:bottom w:val="single" w:color="BFBFBF" w:sz="4"/>
               <w:right w:val="single" w:color="BFBFBF" w:sz="4"/>
             </w:tcBorders>
-            <w:shd w:fill="E8F3EC" w:color="auto" w:val="clear"/>
+            <w:shd w:fill="E8F0EA" w:color="auto" w:val="clear"/>
             <w:tcMar>
               <w:top w:type="dxa" w:w="50"/>
               <w:left w:type="dxa" w:w="80"/>
@@ -25731,7 +25396,7 @@
               <w:bottom w:val="single" w:color="BFBFBF" w:sz="4"/>
               <w:right w:val="single" w:color="BFBFBF" w:sz="4"/>
             </w:tcBorders>
-            <w:shd w:fill="E8F3EC" w:color="auto" w:val="clear"/>
+            <w:shd w:fill="E8F0EA" w:color="auto" w:val="clear"/>
             <w:tcMar>
               <w:top w:type="dxa" w:w="50"/>
               <w:left w:type="dxa" w:w="80"/>
@@ -25763,7 +25428,7 @@
               <w:bottom w:val="single" w:color="BFBFBF" w:sz="4"/>
               <w:right w:val="single" w:color="BFBFBF" w:sz="4"/>
             </w:tcBorders>
-            <w:shd w:fill="E8F3EC" w:color="auto" w:val="clear"/>
+            <w:shd w:fill="E8F0EA" w:color="auto" w:val="clear"/>
             <w:tcMar>
               <w:top w:type="dxa" w:w="50"/>
               <w:left w:type="dxa" w:w="80"/>
@@ -25795,7 +25460,7 @@
               <w:bottom w:val="single" w:color="BFBFBF" w:sz="4"/>
               <w:right w:val="single" w:color="BFBFBF" w:sz="4"/>
             </w:tcBorders>
-            <w:shd w:fill="E8F3EC" w:color="auto" w:val="clear"/>
+            <w:shd w:fill="E8F0EA" w:color="auto" w:val="clear"/>
             <w:tcMar>
               <w:top w:type="dxa" w:w="50"/>
               <w:left w:type="dxa" w:w="80"/>
@@ -26056,7 +25721,7 @@
               <w:bottom w:val="single" w:color="BFBFBF" w:sz="4"/>
               <w:right w:val="single" w:color="BFBFBF" w:sz="4"/>
             </w:tcBorders>
-            <w:shd w:fill="E8F3EC" w:color="auto" w:val="clear"/>
+            <w:shd w:fill="E8F0EA" w:color="auto" w:val="clear"/>
             <w:tcMar>
               <w:top w:type="dxa" w:w="50"/>
               <w:left w:type="dxa" w:w="80"/>
@@ -26088,7 +25753,7 @@
               <w:bottom w:val="single" w:color="BFBFBF" w:sz="4"/>
               <w:right w:val="single" w:color="BFBFBF" w:sz="4"/>
             </w:tcBorders>
-            <w:shd w:fill="E8F3EC" w:color="auto" w:val="clear"/>
+            <w:shd w:fill="E8F0EA" w:color="auto" w:val="clear"/>
             <w:tcMar>
               <w:top w:type="dxa" w:w="50"/>
               <w:left w:type="dxa" w:w="80"/>
@@ -26120,7 +25785,7 @@
               <w:bottom w:val="single" w:color="BFBFBF" w:sz="4"/>
               <w:right w:val="single" w:color="BFBFBF" w:sz="4"/>
             </w:tcBorders>
-            <w:shd w:fill="E8F3EC" w:color="auto" w:val="clear"/>
+            <w:shd w:fill="E8F0EA" w:color="auto" w:val="clear"/>
             <w:tcMar>
               <w:top w:type="dxa" w:w="50"/>
               <w:left w:type="dxa" w:w="80"/>
@@ -26152,7 +25817,7 @@
               <w:bottom w:val="single" w:color="BFBFBF" w:sz="4"/>
               <w:right w:val="single" w:color="BFBFBF" w:sz="4"/>
             </w:tcBorders>
-            <w:shd w:fill="E8F3EC" w:color="auto" w:val="clear"/>
+            <w:shd w:fill="E8F0EA" w:color="auto" w:val="clear"/>
             <w:tcMar>
               <w:top w:type="dxa" w:w="50"/>
               <w:left w:type="dxa" w:w="80"/>
@@ -26184,7 +25849,7 @@
               <w:bottom w:val="single" w:color="BFBFBF" w:sz="4"/>
               <w:right w:val="single" w:color="BFBFBF" w:sz="4"/>
             </w:tcBorders>
-            <w:shd w:fill="E8F3EC" w:color="auto" w:val="clear"/>
+            <w:shd w:fill="E8F0EA" w:color="auto" w:val="clear"/>
             <w:tcMar>
               <w:top w:type="dxa" w:w="50"/>
               <w:left w:type="dxa" w:w="80"/>
@@ -26216,7 +25881,7 @@
               <w:bottom w:val="single" w:color="BFBFBF" w:sz="4"/>
               <w:right w:val="single" w:color="BFBFBF" w:sz="4"/>
             </w:tcBorders>
-            <w:shd w:fill="E8F3EC" w:color="auto" w:val="clear"/>
+            <w:shd w:fill="E8F0EA" w:color="auto" w:val="clear"/>
             <w:tcMar>
               <w:top w:type="dxa" w:w="50"/>
               <w:left w:type="dxa" w:w="80"/>
@@ -26248,7 +25913,7 @@
               <w:bottom w:val="single" w:color="BFBFBF" w:sz="4"/>
               <w:right w:val="single" w:color="BFBFBF" w:sz="4"/>
             </w:tcBorders>
-            <w:shd w:fill="E8F3EC" w:color="auto" w:val="clear"/>
+            <w:shd w:fill="E8F0EA" w:color="auto" w:val="clear"/>
             <w:tcMar>
               <w:top w:type="dxa" w:w="50"/>
               <w:left w:type="dxa" w:w="80"/>
@@ -26509,7 +26174,7 @@
               <w:bottom w:val="single" w:color="BFBFBF" w:sz="4"/>
               <w:right w:val="single" w:color="BFBFBF" w:sz="4"/>
             </w:tcBorders>
-            <w:shd w:fill="E8F3EC" w:color="auto" w:val="clear"/>
+            <w:shd w:fill="E8F0EA" w:color="auto" w:val="clear"/>
             <w:tcMar>
               <w:top w:type="dxa" w:w="50"/>
               <w:left w:type="dxa" w:w="80"/>
@@ -26541,7 +26206,7 @@
               <w:bottom w:val="single" w:color="BFBFBF" w:sz="4"/>
               <w:right w:val="single" w:color="BFBFBF" w:sz="4"/>
             </w:tcBorders>
-            <w:shd w:fill="E8F3EC" w:color="auto" w:val="clear"/>
+            <w:shd w:fill="E8F0EA" w:color="auto" w:val="clear"/>
             <w:tcMar>
               <w:top w:type="dxa" w:w="50"/>
               <w:left w:type="dxa" w:w="80"/>
@@ -26573,7 +26238,7 @@
               <w:bottom w:val="single" w:color="BFBFBF" w:sz="4"/>
               <w:right w:val="single" w:color="BFBFBF" w:sz="4"/>
             </w:tcBorders>
-            <w:shd w:fill="E8F3EC" w:color="auto" w:val="clear"/>
+            <w:shd w:fill="E8F0EA" w:color="auto" w:val="clear"/>
             <w:tcMar>
               <w:top w:type="dxa" w:w="50"/>
               <w:left w:type="dxa" w:w="80"/>
@@ -26605,7 +26270,7 @@
               <w:bottom w:val="single" w:color="BFBFBF" w:sz="4"/>
               <w:right w:val="single" w:color="BFBFBF" w:sz="4"/>
             </w:tcBorders>
-            <w:shd w:fill="E8F3EC" w:color="auto" w:val="clear"/>
+            <w:shd w:fill="E8F0EA" w:color="auto" w:val="clear"/>
             <w:tcMar>
               <w:top w:type="dxa" w:w="50"/>
               <w:left w:type="dxa" w:w="80"/>
@@ -26637,7 +26302,7 @@
               <w:bottom w:val="single" w:color="BFBFBF" w:sz="4"/>
               <w:right w:val="single" w:color="BFBFBF" w:sz="4"/>
             </w:tcBorders>
-            <w:shd w:fill="E8F3EC" w:color="auto" w:val="clear"/>
+            <w:shd w:fill="E8F0EA" w:color="auto" w:val="clear"/>
             <w:tcMar>
               <w:top w:type="dxa" w:w="50"/>
               <w:left w:type="dxa" w:w="80"/>
@@ -26669,7 +26334,7 @@
               <w:bottom w:val="single" w:color="BFBFBF" w:sz="4"/>
               <w:right w:val="single" w:color="BFBFBF" w:sz="4"/>
             </w:tcBorders>
-            <w:shd w:fill="E8F3EC" w:color="auto" w:val="clear"/>
+            <w:shd w:fill="E8F0EA" w:color="auto" w:val="clear"/>
             <w:tcMar>
               <w:top w:type="dxa" w:w="50"/>
               <w:left w:type="dxa" w:w="80"/>
@@ -26701,7 +26366,7 @@
               <w:bottom w:val="single" w:color="BFBFBF" w:sz="4"/>
               <w:right w:val="single" w:color="BFBFBF" w:sz="4"/>
             </w:tcBorders>
-            <w:shd w:fill="E8F3EC" w:color="auto" w:val="clear"/>
+            <w:shd w:fill="E8F0EA" w:color="auto" w:val="clear"/>
             <w:tcMar>
               <w:top w:type="dxa" w:w="50"/>
               <w:left w:type="dxa" w:w="80"/>
@@ -26962,7 +26627,7 @@
               <w:bottom w:val="single" w:color="BFBFBF" w:sz="4"/>
               <w:right w:val="single" w:color="BFBFBF" w:sz="4"/>
             </w:tcBorders>
-            <w:shd w:fill="E8F3EC" w:color="auto" w:val="clear"/>
+            <w:shd w:fill="E8F0EA" w:color="auto" w:val="clear"/>
             <w:tcMar>
               <w:top w:type="dxa" w:w="50"/>
               <w:left w:type="dxa" w:w="80"/>
@@ -26994,7 +26659,7 @@
               <w:bottom w:val="single" w:color="BFBFBF" w:sz="4"/>
               <w:right w:val="single" w:color="BFBFBF" w:sz="4"/>
             </w:tcBorders>
-            <w:shd w:fill="E8F3EC" w:color="auto" w:val="clear"/>
+            <w:shd w:fill="E8F0EA" w:color="auto" w:val="clear"/>
             <w:tcMar>
               <w:top w:type="dxa" w:w="50"/>
               <w:left w:type="dxa" w:w="80"/>
@@ -27026,7 +26691,7 @@
               <w:bottom w:val="single" w:color="BFBFBF" w:sz="4"/>
               <w:right w:val="single" w:color="BFBFBF" w:sz="4"/>
             </w:tcBorders>
-            <w:shd w:fill="E8F3EC" w:color="auto" w:val="clear"/>
+            <w:shd w:fill="E8F0EA" w:color="auto" w:val="clear"/>
             <w:tcMar>
               <w:top w:type="dxa" w:w="50"/>
               <w:left w:type="dxa" w:w="80"/>
@@ -27058,7 +26723,7 @@
               <w:bottom w:val="single" w:color="BFBFBF" w:sz="4"/>
               <w:right w:val="single" w:color="BFBFBF" w:sz="4"/>
             </w:tcBorders>
-            <w:shd w:fill="E8F3EC" w:color="auto" w:val="clear"/>
+            <w:shd w:fill="E8F0EA" w:color="auto" w:val="clear"/>
             <w:tcMar>
               <w:top w:type="dxa" w:w="50"/>
               <w:left w:type="dxa" w:w="80"/>
@@ -27090,7 +26755,7 @@
               <w:bottom w:val="single" w:color="BFBFBF" w:sz="4"/>
               <w:right w:val="single" w:color="BFBFBF" w:sz="4"/>
             </w:tcBorders>
-            <w:shd w:fill="E8F3EC" w:color="auto" w:val="clear"/>
+            <w:shd w:fill="E8F0EA" w:color="auto" w:val="clear"/>
             <w:tcMar>
               <w:top w:type="dxa" w:w="50"/>
               <w:left w:type="dxa" w:w="80"/>
@@ -27122,7 +26787,7 @@
               <w:bottom w:val="single" w:color="BFBFBF" w:sz="4"/>
               <w:right w:val="single" w:color="BFBFBF" w:sz="4"/>
             </w:tcBorders>
-            <w:shd w:fill="E8F3EC" w:color="auto" w:val="clear"/>
+            <w:shd w:fill="E8F0EA" w:color="auto" w:val="clear"/>
             <w:tcMar>
               <w:top w:type="dxa" w:w="50"/>
               <w:left w:type="dxa" w:w="80"/>
@@ -27154,7 +26819,7 @@
               <w:bottom w:val="single" w:color="BFBFBF" w:sz="4"/>
               <w:right w:val="single" w:color="BFBFBF" w:sz="4"/>
             </w:tcBorders>
-            <w:shd w:fill="E8F3EC" w:color="auto" w:val="clear"/>
+            <w:shd w:fill="E8F0EA" w:color="auto" w:val="clear"/>
             <w:tcMar>
               <w:top w:type="dxa" w:w="50"/>
               <w:left w:type="dxa" w:w="80"/>
@@ -27415,7 +27080,7 @@
               <w:bottom w:val="single" w:color="BFBFBF" w:sz="4"/>
               <w:right w:val="single" w:color="BFBFBF" w:sz="4"/>
             </w:tcBorders>
-            <w:shd w:fill="E8F3EC" w:color="auto" w:val="clear"/>
+            <w:shd w:fill="E8F0EA" w:color="auto" w:val="clear"/>
             <w:tcMar>
               <w:top w:type="dxa" w:w="50"/>
               <w:left w:type="dxa" w:w="80"/>
@@ -27447,7 +27112,7 @@
               <w:bottom w:val="single" w:color="BFBFBF" w:sz="4"/>
               <w:right w:val="single" w:color="BFBFBF" w:sz="4"/>
             </w:tcBorders>
-            <w:shd w:fill="E8F3EC" w:color="auto" w:val="clear"/>
+            <w:shd w:fill="E8F0EA" w:color="auto" w:val="clear"/>
             <w:tcMar>
               <w:top w:type="dxa" w:w="50"/>
               <w:left w:type="dxa" w:w="80"/>
@@ -27479,7 +27144,7 @@
               <w:bottom w:val="single" w:color="BFBFBF" w:sz="4"/>
               <w:right w:val="single" w:color="BFBFBF" w:sz="4"/>
             </w:tcBorders>
-            <w:shd w:fill="E8F3EC" w:color="auto" w:val="clear"/>
+            <w:shd w:fill="E8F0EA" w:color="auto" w:val="clear"/>
             <w:tcMar>
               <w:top w:type="dxa" w:w="50"/>
               <w:left w:type="dxa" w:w="80"/>
@@ -27511,7 +27176,7 @@
               <w:bottom w:val="single" w:color="BFBFBF" w:sz="4"/>
               <w:right w:val="single" w:color="BFBFBF" w:sz="4"/>
             </w:tcBorders>
-            <w:shd w:fill="E8F3EC" w:color="auto" w:val="clear"/>
+            <w:shd w:fill="E8F0EA" w:color="auto" w:val="clear"/>
             <w:tcMar>
               <w:top w:type="dxa" w:w="50"/>
               <w:left w:type="dxa" w:w="80"/>
@@ -27543,7 +27208,7 @@
               <w:bottom w:val="single" w:color="BFBFBF" w:sz="4"/>
               <w:right w:val="single" w:color="BFBFBF" w:sz="4"/>
             </w:tcBorders>
-            <w:shd w:fill="E8F3EC" w:color="auto" w:val="clear"/>
+            <w:shd w:fill="E8F0EA" w:color="auto" w:val="clear"/>
             <w:tcMar>
               <w:top w:type="dxa" w:w="50"/>
               <w:left w:type="dxa" w:w="80"/>
@@ -27575,7 +27240,7 @@
               <w:bottom w:val="single" w:color="BFBFBF" w:sz="4"/>
               <w:right w:val="single" w:color="BFBFBF" w:sz="4"/>
             </w:tcBorders>
-            <w:shd w:fill="E8F3EC" w:color="auto" w:val="clear"/>
+            <w:shd w:fill="E8F0EA" w:color="auto" w:val="clear"/>
             <w:tcMar>
               <w:top w:type="dxa" w:w="50"/>
               <w:left w:type="dxa" w:w="80"/>
@@ -27607,7 +27272,7 @@
               <w:bottom w:val="single" w:color="BFBFBF" w:sz="4"/>
               <w:right w:val="single" w:color="BFBFBF" w:sz="4"/>
             </w:tcBorders>
-            <w:shd w:fill="E8F3EC" w:color="auto" w:val="clear"/>
+            <w:shd w:fill="E8F0EA" w:color="auto" w:val="clear"/>
             <w:tcMar>
               <w:top w:type="dxa" w:w="50"/>
               <w:left w:type="dxa" w:w="80"/>
@@ -27868,7 +27533,7 @@
               <w:bottom w:val="single" w:color="BFBFBF" w:sz="4"/>
               <w:right w:val="single" w:color="BFBFBF" w:sz="4"/>
             </w:tcBorders>
-            <w:shd w:fill="E8F3EC" w:color="auto" w:val="clear"/>
+            <w:shd w:fill="E8F0EA" w:color="auto" w:val="clear"/>
             <w:tcMar>
               <w:top w:type="dxa" w:w="50"/>
               <w:left w:type="dxa" w:w="80"/>
@@ -27900,7 +27565,7 @@
               <w:bottom w:val="single" w:color="BFBFBF" w:sz="4"/>
               <w:right w:val="single" w:color="BFBFBF" w:sz="4"/>
             </w:tcBorders>
-            <w:shd w:fill="E8F3EC" w:color="auto" w:val="clear"/>
+            <w:shd w:fill="E8F0EA" w:color="auto" w:val="clear"/>
             <w:tcMar>
               <w:top w:type="dxa" w:w="50"/>
               <w:left w:type="dxa" w:w="80"/>
@@ -27932,7 +27597,7 @@
               <w:bottom w:val="single" w:color="BFBFBF" w:sz="4"/>
               <w:right w:val="single" w:color="BFBFBF" w:sz="4"/>
             </w:tcBorders>
-            <w:shd w:fill="E8F3EC" w:color="auto" w:val="clear"/>
+            <w:shd w:fill="E8F0EA" w:color="auto" w:val="clear"/>
             <w:tcMar>
               <w:top w:type="dxa" w:w="50"/>
               <w:left w:type="dxa" w:w="80"/>
@@ -27964,7 +27629,7 @@
               <w:bottom w:val="single" w:color="BFBFBF" w:sz="4"/>
               <w:right w:val="single" w:color="BFBFBF" w:sz="4"/>
             </w:tcBorders>
-            <w:shd w:fill="E8F3EC" w:color="auto" w:val="clear"/>
+            <w:shd w:fill="E8F0EA" w:color="auto" w:val="clear"/>
             <w:tcMar>
               <w:top w:type="dxa" w:w="50"/>
               <w:left w:type="dxa" w:w="80"/>
@@ -27996,7 +27661,7 @@
               <w:bottom w:val="single" w:color="BFBFBF" w:sz="4"/>
               <w:right w:val="single" w:color="BFBFBF" w:sz="4"/>
             </w:tcBorders>
-            <w:shd w:fill="E8F3EC" w:color="auto" w:val="clear"/>
+            <w:shd w:fill="E8F0EA" w:color="auto" w:val="clear"/>
             <w:tcMar>
               <w:top w:type="dxa" w:w="50"/>
               <w:left w:type="dxa" w:w="80"/>
@@ -28028,7 +27693,7 @@
               <w:bottom w:val="single" w:color="BFBFBF" w:sz="4"/>
               <w:right w:val="single" w:color="BFBFBF" w:sz="4"/>
             </w:tcBorders>
-            <w:shd w:fill="E8F3EC" w:color="auto" w:val="clear"/>
+            <w:shd w:fill="E8F0EA" w:color="auto" w:val="clear"/>
             <w:tcMar>
               <w:top w:type="dxa" w:w="50"/>
               <w:left w:type="dxa" w:w="80"/>
@@ -28060,7 +27725,7 @@
               <w:bottom w:val="single" w:color="BFBFBF" w:sz="4"/>
               <w:right w:val="single" w:color="BFBFBF" w:sz="4"/>
             </w:tcBorders>
-            <w:shd w:fill="E8F3EC" w:color="auto" w:val="clear"/>
+            <w:shd w:fill="E8F0EA" w:color="auto" w:val="clear"/>
             <w:tcMar>
               <w:top w:type="dxa" w:w="50"/>
               <w:left w:type="dxa" w:w="80"/>
@@ -28321,7 +27986,7 @@
               <w:bottom w:val="single" w:color="BFBFBF" w:sz="4"/>
               <w:right w:val="single" w:color="BFBFBF" w:sz="4"/>
             </w:tcBorders>
-            <w:shd w:fill="E8F3EC" w:color="auto" w:val="clear"/>
+            <w:shd w:fill="E8F0EA" w:color="auto" w:val="clear"/>
             <w:tcMar>
               <w:top w:type="dxa" w:w="50"/>
               <w:left w:type="dxa" w:w="80"/>
@@ -28353,7 +28018,7 @@
               <w:bottom w:val="single" w:color="BFBFBF" w:sz="4"/>
               <w:right w:val="single" w:color="BFBFBF" w:sz="4"/>
             </w:tcBorders>
-            <w:shd w:fill="E8F3EC" w:color="auto" w:val="clear"/>
+            <w:shd w:fill="E8F0EA" w:color="auto" w:val="clear"/>
             <w:tcMar>
               <w:top w:type="dxa" w:w="50"/>
               <w:left w:type="dxa" w:w="80"/>
@@ -28385,7 +28050,7 @@
               <w:bottom w:val="single" w:color="BFBFBF" w:sz="4"/>
               <w:right w:val="single" w:color="BFBFBF" w:sz="4"/>
             </w:tcBorders>
-            <w:shd w:fill="E8F3EC" w:color="auto" w:val="clear"/>
+            <w:shd w:fill="E8F0EA" w:color="auto" w:val="clear"/>
             <w:tcMar>
               <w:top w:type="dxa" w:w="50"/>
               <w:left w:type="dxa" w:w="80"/>
@@ -28417,7 +28082,7 @@
               <w:bottom w:val="single" w:color="BFBFBF" w:sz="4"/>
               <w:right w:val="single" w:color="BFBFBF" w:sz="4"/>
             </w:tcBorders>
-            <w:shd w:fill="E8F3EC" w:color="auto" w:val="clear"/>
+            <w:shd w:fill="E8F0EA" w:color="auto" w:val="clear"/>
             <w:tcMar>
               <w:top w:type="dxa" w:w="50"/>
               <w:left w:type="dxa" w:w="80"/>
@@ -28449,7 +28114,7 @@
               <w:bottom w:val="single" w:color="BFBFBF" w:sz="4"/>
               <w:right w:val="single" w:color="BFBFBF" w:sz="4"/>
             </w:tcBorders>
-            <w:shd w:fill="E8F3EC" w:color="auto" w:val="clear"/>
+            <w:shd w:fill="E8F0EA" w:color="auto" w:val="clear"/>
             <w:tcMar>
               <w:top w:type="dxa" w:w="50"/>
               <w:left w:type="dxa" w:w="80"/>
@@ -28481,7 +28146,7 @@
               <w:bottom w:val="single" w:color="BFBFBF" w:sz="4"/>
               <w:right w:val="single" w:color="BFBFBF" w:sz="4"/>
             </w:tcBorders>
-            <w:shd w:fill="E8F3EC" w:color="auto" w:val="clear"/>
+            <w:shd w:fill="E8F0EA" w:color="auto" w:val="clear"/>
             <w:tcMar>
               <w:top w:type="dxa" w:w="50"/>
               <w:left w:type="dxa" w:w="80"/>
@@ -28513,7 +28178,7 @@
               <w:bottom w:val="single" w:color="BFBFBF" w:sz="4"/>
               <w:right w:val="single" w:color="BFBFBF" w:sz="4"/>
             </w:tcBorders>
-            <w:shd w:fill="E8F3EC" w:color="auto" w:val="clear"/>
+            <w:shd w:fill="E8F0EA" w:color="auto" w:val="clear"/>
             <w:tcMar>
               <w:top w:type="dxa" w:w="50"/>
               <w:left w:type="dxa" w:w="80"/>
@@ -28774,7 +28439,7 @@
               <w:bottom w:val="single" w:color="BFBFBF" w:sz="4"/>
               <w:right w:val="single" w:color="BFBFBF" w:sz="4"/>
             </w:tcBorders>
-            <w:shd w:fill="E8F3EC" w:color="auto" w:val="clear"/>
+            <w:shd w:fill="E8F0EA" w:color="auto" w:val="clear"/>
             <w:tcMar>
               <w:top w:type="dxa" w:w="50"/>
               <w:left w:type="dxa" w:w="80"/>
@@ -28806,7 +28471,7 @@
               <w:bottom w:val="single" w:color="BFBFBF" w:sz="4"/>
               <w:right w:val="single" w:color="BFBFBF" w:sz="4"/>
             </w:tcBorders>
-            <w:shd w:fill="E8F3EC" w:color="auto" w:val="clear"/>
+            <w:shd w:fill="E8F0EA" w:color="auto" w:val="clear"/>
             <w:tcMar>
               <w:top w:type="dxa" w:w="50"/>
               <w:left w:type="dxa" w:w="80"/>
@@ -28838,7 +28503,7 @@
               <w:bottom w:val="single" w:color="BFBFBF" w:sz="4"/>
               <w:right w:val="single" w:color="BFBFBF" w:sz="4"/>
             </w:tcBorders>
-            <w:shd w:fill="E8F3EC" w:color="auto" w:val="clear"/>
+            <w:shd w:fill="E8F0EA" w:color="auto" w:val="clear"/>
             <w:tcMar>
               <w:top w:type="dxa" w:w="50"/>
               <w:left w:type="dxa" w:w="80"/>
@@ -28870,7 +28535,7 @@
               <w:bottom w:val="single" w:color="BFBFBF" w:sz="4"/>
               <w:right w:val="single" w:color="BFBFBF" w:sz="4"/>
             </w:tcBorders>
-            <w:shd w:fill="E8F3EC" w:color="auto" w:val="clear"/>
+            <w:shd w:fill="E8F0EA" w:color="auto" w:val="clear"/>
             <w:tcMar>
               <w:top w:type="dxa" w:w="50"/>
               <w:left w:type="dxa" w:w="80"/>
@@ -28902,7 +28567,7 @@
               <w:bottom w:val="single" w:color="BFBFBF" w:sz="4"/>
               <w:right w:val="single" w:color="BFBFBF" w:sz="4"/>
             </w:tcBorders>
-            <w:shd w:fill="E8F3EC" w:color="auto" w:val="clear"/>
+            <w:shd w:fill="E8F0EA" w:color="auto" w:val="clear"/>
             <w:tcMar>
               <w:top w:type="dxa" w:w="50"/>
               <w:left w:type="dxa" w:w="80"/>
@@ -28934,7 +28599,7 @@
               <w:bottom w:val="single" w:color="BFBFBF" w:sz="4"/>
               <w:right w:val="single" w:color="BFBFBF" w:sz="4"/>
             </w:tcBorders>
-            <w:shd w:fill="E8F3EC" w:color="auto" w:val="clear"/>
+            <w:shd w:fill="E8F0EA" w:color="auto" w:val="clear"/>
             <w:tcMar>
               <w:top w:type="dxa" w:w="50"/>
               <w:left w:type="dxa" w:w="80"/>
@@ -28966,7 +28631,7 @@
               <w:bottom w:val="single" w:color="BFBFBF" w:sz="4"/>
               <w:right w:val="single" w:color="BFBFBF" w:sz="4"/>
             </w:tcBorders>
-            <w:shd w:fill="E8F3EC" w:color="auto" w:val="clear"/>
+            <w:shd w:fill="E8F0EA" w:color="auto" w:val="clear"/>
             <w:tcMar>
               <w:top w:type="dxa" w:w="50"/>
               <w:left w:type="dxa" w:w="80"/>
@@ -29021,7 +28686,7 @@
                     </pic:cNvPicPr>
                   </pic:nvPicPr>
                   <pic:blipFill>
-                    <a:blip r:embed="rId20" cstate="none"/>
+                    <a:blip r:embed="rId17" cstate="none"/>
                     <a:srcRect/>
                     <a:stretch>
                       <a:fillRect/>
@@ -29052,7 +28717,7 @@
         <w:rPr>
           <w:b/>
           <w:bCs/>
-          <w:color w:val="1B7F3B"/>
+          <w:color w:val="1E6B3A"/>
           <w:sz w:val="19"/>
           <w:szCs w:val="19"/>
         </w:rPr>
@@ -29086,7 +28751,7 @@
         <w:rPr>
           <w:b/>
           <w:bCs/>
-          <w:color w:val="1B7F3B"/>
+          <w:color w:val="1E6B3A"/>
           <w:sz w:val="19"/>
           <w:szCs w:val="19"/>
         </w:rPr>
@@ -29136,7 +28801,7 @@
               <w:bottom w:val="single" w:color="BFBFBF" w:sz="4"/>
               <w:right w:val="single" w:color="BFBFBF" w:sz="4"/>
             </w:tcBorders>
-            <w:shd w:fill="1B7F3B" w:color="auto" w:val="clear"/>
+            <w:shd w:fill="1E6B3A" w:color="auto" w:val="clear"/>
             <w:tcMar>
               <w:top w:type="dxa" w:w="50"/>
               <w:left w:type="dxa" w:w="80"/>
@@ -29171,7 +28836,7 @@
               <w:bottom w:val="single" w:color="BFBFBF" w:sz="4"/>
               <w:right w:val="single" w:color="BFBFBF" w:sz="4"/>
             </w:tcBorders>
-            <w:shd w:fill="1B7F3B" w:color="auto" w:val="clear"/>
+            <w:shd w:fill="1E6B3A" w:color="auto" w:val="clear"/>
             <w:tcMar>
               <w:top w:type="dxa" w:w="50"/>
               <w:left w:type="dxa" w:w="80"/>
@@ -29206,7 +28871,7 @@
               <w:bottom w:val="single" w:color="BFBFBF" w:sz="4"/>
               <w:right w:val="single" w:color="BFBFBF" w:sz="4"/>
             </w:tcBorders>
-            <w:shd w:fill="1B7F3B" w:color="auto" w:val="clear"/>
+            <w:shd w:fill="1E6B3A" w:color="auto" w:val="clear"/>
             <w:tcMar>
               <w:top w:type="dxa" w:w="50"/>
               <w:left w:type="dxa" w:w="80"/>
@@ -29241,7 +28906,7 @@
               <w:bottom w:val="single" w:color="BFBFBF" w:sz="4"/>
               <w:right w:val="single" w:color="BFBFBF" w:sz="4"/>
             </w:tcBorders>
-            <w:shd w:fill="1B7F3B" w:color="auto" w:val="clear"/>
+            <w:shd w:fill="1E6B3A" w:color="auto" w:val="clear"/>
             <w:tcMar>
               <w:top w:type="dxa" w:w="50"/>
               <w:left w:type="dxa" w:w="80"/>
@@ -29276,7 +28941,7 @@
               <w:bottom w:val="single" w:color="BFBFBF" w:sz="4"/>
               <w:right w:val="single" w:color="BFBFBF" w:sz="4"/>
             </w:tcBorders>
-            <w:shd w:fill="1B7F3B" w:color="auto" w:val="clear"/>
+            <w:shd w:fill="1E6B3A" w:color="auto" w:val="clear"/>
             <w:tcMar>
               <w:top w:type="dxa" w:w="50"/>
               <w:left w:type="dxa" w:w="80"/>
@@ -29311,7 +28976,7 @@
               <w:bottom w:val="single" w:color="BFBFBF" w:sz="4"/>
               <w:right w:val="single" w:color="BFBFBF" w:sz="4"/>
             </w:tcBorders>
-            <w:shd w:fill="1B7F3B" w:color="auto" w:val="clear"/>
+            <w:shd w:fill="1E6B3A" w:color="auto" w:val="clear"/>
             <w:tcMar>
               <w:top w:type="dxa" w:w="50"/>
               <w:left w:type="dxa" w:w="80"/>
@@ -29346,7 +29011,7 @@
               <w:bottom w:val="single" w:color="BFBFBF" w:sz="4"/>
               <w:right w:val="single" w:color="BFBFBF" w:sz="4"/>
             </w:tcBorders>
-            <w:shd w:fill="1B7F3B" w:color="auto" w:val="clear"/>
+            <w:shd w:fill="1E6B3A" w:color="auto" w:val="clear"/>
             <w:tcMar>
               <w:top w:type="dxa" w:w="50"/>
               <w:left w:type="dxa" w:w="80"/>
@@ -29610,7 +29275,7 @@
               <w:bottom w:val="single" w:color="BFBFBF" w:sz="4"/>
               <w:right w:val="single" w:color="BFBFBF" w:sz="4"/>
             </w:tcBorders>
-            <w:shd w:fill="E8F3EC" w:color="auto" w:val="clear"/>
+            <w:shd w:fill="E8F0EA" w:color="auto" w:val="clear"/>
             <w:tcMar>
               <w:top w:type="dxa" w:w="50"/>
               <w:left w:type="dxa" w:w="80"/>
@@ -29642,7 +29307,7 @@
               <w:bottom w:val="single" w:color="BFBFBF" w:sz="4"/>
               <w:right w:val="single" w:color="BFBFBF" w:sz="4"/>
             </w:tcBorders>
-            <w:shd w:fill="E8F3EC" w:color="auto" w:val="clear"/>
+            <w:shd w:fill="E8F0EA" w:color="auto" w:val="clear"/>
             <w:tcMar>
               <w:top w:type="dxa" w:w="50"/>
               <w:left w:type="dxa" w:w="80"/>
@@ -29674,7 +29339,7 @@
               <w:bottom w:val="single" w:color="BFBFBF" w:sz="4"/>
               <w:right w:val="single" w:color="BFBFBF" w:sz="4"/>
             </w:tcBorders>
-            <w:shd w:fill="E8F3EC" w:color="auto" w:val="clear"/>
+            <w:shd w:fill="E8F0EA" w:color="auto" w:val="clear"/>
             <w:tcMar>
               <w:top w:type="dxa" w:w="50"/>
               <w:left w:type="dxa" w:w="80"/>
@@ -29706,7 +29371,7 @@
               <w:bottom w:val="single" w:color="BFBFBF" w:sz="4"/>
               <w:right w:val="single" w:color="BFBFBF" w:sz="4"/>
             </w:tcBorders>
-            <w:shd w:fill="E8F3EC" w:color="auto" w:val="clear"/>
+            <w:shd w:fill="E8F0EA" w:color="auto" w:val="clear"/>
             <w:tcMar>
               <w:top w:type="dxa" w:w="50"/>
               <w:left w:type="dxa" w:w="80"/>
@@ -29738,7 +29403,7 @@
               <w:bottom w:val="single" w:color="BFBFBF" w:sz="4"/>
               <w:right w:val="single" w:color="BFBFBF" w:sz="4"/>
             </w:tcBorders>
-            <w:shd w:fill="E8F3EC" w:color="auto" w:val="clear"/>
+            <w:shd w:fill="E8F0EA" w:color="auto" w:val="clear"/>
             <w:tcMar>
               <w:top w:type="dxa" w:w="50"/>
               <w:left w:type="dxa" w:w="80"/>
@@ -29770,7 +29435,7 @@
               <w:bottom w:val="single" w:color="BFBFBF" w:sz="4"/>
               <w:right w:val="single" w:color="BFBFBF" w:sz="4"/>
             </w:tcBorders>
-            <w:shd w:fill="E8F3EC" w:color="auto" w:val="clear"/>
+            <w:shd w:fill="E8F0EA" w:color="auto" w:val="clear"/>
             <w:tcMar>
               <w:top w:type="dxa" w:w="50"/>
               <w:left w:type="dxa" w:w="80"/>
@@ -29802,7 +29467,7 @@
               <w:bottom w:val="single" w:color="BFBFBF" w:sz="4"/>
               <w:right w:val="single" w:color="BFBFBF" w:sz="4"/>
             </w:tcBorders>
-            <w:shd w:fill="E8F3EC" w:color="auto" w:val="clear"/>
+            <w:shd w:fill="E8F0EA" w:color="auto" w:val="clear"/>
             <w:tcMar>
               <w:top w:type="dxa" w:w="50"/>
               <w:left w:type="dxa" w:w="80"/>
@@ -30063,7 +29728,7 @@
               <w:bottom w:val="single" w:color="BFBFBF" w:sz="4"/>
               <w:right w:val="single" w:color="BFBFBF" w:sz="4"/>
             </w:tcBorders>
-            <w:shd w:fill="E8F3EC" w:color="auto" w:val="clear"/>
+            <w:shd w:fill="E8F0EA" w:color="auto" w:val="clear"/>
             <w:tcMar>
               <w:top w:type="dxa" w:w="50"/>
               <w:left w:type="dxa" w:w="80"/>
@@ -30095,7 +29760,7 @@
               <w:bottom w:val="single" w:color="BFBFBF" w:sz="4"/>
               <w:right w:val="single" w:color="BFBFBF" w:sz="4"/>
             </w:tcBorders>
-            <w:shd w:fill="E8F3EC" w:color="auto" w:val="clear"/>
+            <w:shd w:fill="E8F0EA" w:color="auto" w:val="clear"/>
             <w:tcMar>
               <w:top w:type="dxa" w:w="50"/>
               <w:left w:type="dxa" w:w="80"/>
@@ -30127,7 +29792,7 @@
               <w:bottom w:val="single" w:color="BFBFBF" w:sz="4"/>
               <w:right w:val="single" w:color="BFBFBF" w:sz="4"/>
             </w:tcBorders>
-            <w:shd w:fill="E8F3EC" w:color="auto" w:val="clear"/>
+            <w:shd w:fill="E8F0EA" w:color="auto" w:val="clear"/>
             <w:tcMar>
               <w:top w:type="dxa" w:w="50"/>
               <w:left w:type="dxa" w:w="80"/>
@@ -30159,7 +29824,7 @@
               <w:bottom w:val="single" w:color="BFBFBF" w:sz="4"/>
               <w:right w:val="single" w:color="BFBFBF" w:sz="4"/>
             </w:tcBorders>
-            <w:shd w:fill="E8F3EC" w:color="auto" w:val="clear"/>
+            <w:shd w:fill="E8F0EA" w:color="auto" w:val="clear"/>
             <w:tcMar>
               <w:top w:type="dxa" w:w="50"/>
               <w:left w:type="dxa" w:w="80"/>
@@ -30191,7 +29856,7 @@
               <w:bottom w:val="single" w:color="BFBFBF" w:sz="4"/>
               <w:right w:val="single" w:color="BFBFBF" w:sz="4"/>
             </w:tcBorders>
-            <w:shd w:fill="E8F3EC" w:color="auto" w:val="clear"/>
+            <w:shd w:fill="E8F0EA" w:color="auto" w:val="clear"/>
             <w:tcMar>
               <w:top w:type="dxa" w:w="50"/>
               <w:left w:type="dxa" w:w="80"/>
@@ -30223,7 +29888,7 @@
               <w:bottom w:val="single" w:color="BFBFBF" w:sz="4"/>
               <w:right w:val="single" w:color="BFBFBF" w:sz="4"/>
             </w:tcBorders>
-            <w:shd w:fill="E8F3EC" w:color="auto" w:val="clear"/>
+            <w:shd w:fill="E8F0EA" w:color="auto" w:val="clear"/>
             <w:tcMar>
               <w:top w:type="dxa" w:w="50"/>
               <w:left w:type="dxa" w:w="80"/>
@@ -30255,7 +29920,7 @@
               <w:bottom w:val="single" w:color="BFBFBF" w:sz="4"/>
               <w:right w:val="single" w:color="BFBFBF" w:sz="4"/>
             </w:tcBorders>
-            <w:shd w:fill="E8F3EC" w:color="auto" w:val="clear"/>
+            <w:shd w:fill="E8F0EA" w:color="auto" w:val="clear"/>
             <w:tcMar>
               <w:top w:type="dxa" w:w="50"/>
               <w:left w:type="dxa" w:w="80"/>
@@ -30516,7 +30181,7 @@
               <w:bottom w:val="single" w:color="BFBFBF" w:sz="4"/>
               <w:right w:val="single" w:color="BFBFBF" w:sz="4"/>
             </w:tcBorders>
-            <w:shd w:fill="E8F3EC" w:color="auto" w:val="clear"/>
+            <w:shd w:fill="E8F0EA" w:color="auto" w:val="clear"/>
             <w:tcMar>
               <w:top w:type="dxa" w:w="50"/>
               <w:left w:type="dxa" w:w="80"/>
@@ -30548,7 +30213,7 @@
               <w:bottom w:val="single" w:color="BFBFBF" w:sz="4"/>
               <w:right w:val="single" w:color="BFBFBF" w:sz="4"/>
             </w:tcBorders>
-            <w:shd w:fill="E8F3EC" w:color="auto" w:val="clear"/>
+            <w:shd w:fill="E8F0EA" w:color="auto" w:val="clear"/>
             <w:tcMar>
               <w:top w:type="dxa" w:w="50"/>
               <w:left w:type="dxa" w:w="80"/>
@@ -30580,7 +30245,7 @@
               <w:bottom w:val="single" w:color="BFBFBF" w:sz="4"/>
               <w:right w:val="single" w:color="BFBFBF" w:sz="4"/>
             </w:tcBorders>
-            <w:shd w:fill="E8F3EC" w:color="auto" w:val="clear"/>
+            <w:shd w:fill="E8F0EA" w:color="auto" w:val="clear"/>
             <w:tcMar>
               <w:top w:type="dxa" w:w="50"/>
               <w:left w:type="dxa" w:w="80"/>
@@ -30612,7 +30277,7 @@
               <w:bottom w:val="single" w:color="BFBFBF" w:sz="4"/>
               <w:right w:val="single" w:color="BFBFBF" w:sz="4"/>
             </w:tcBorders>
-            <w:shd w:fill="E8F3EC" w:color="auto" w:val="clear"/>
+            <w:shd w:fill="E8F0EA" w:color="auto" w:val="clear"/>
             <w:tcMar>
               <w:top w:type="dxa" w:w="50"/>
               <w:left w:type="dxa" w:w="80"/>
@@ -30644,7 +30309,7 @@
               <w:bottom w:val="single" w:color="BFBFBF" w:sz="4"/>
               <w:right w:val="single" w:color="BFBFBF" w:sz="4"/>
             </w:tcBorders>
-            <w:shd w:fill="E8F3EC" w:color="auto" w:val="clear"/>
+            <w:shd w:fill="E8F0EA" w:color="auto" w:val="clear"/>
             <w:tcMar>
               <w:top w:type="dxa" w:w="50"/>
               <w:left w:type="dxa" w:w="80"/>
@@ -30676,7 +30341,7 @@
               <w:bottom w:val="single" w:color="BFBFBF" w:sz="4"/>
               <w:right w:val="single" w:color="BFBFBF" w:sz="4"/>
             </w:tcBorders>
-            <w:shd w:fill="E8F3EC" w:color="auto" w:val="clear"/>
+            <w:shd w:fill="E8F0EA" w:color="auto" w:val="clear"/>
             <w:tcMar>
               <w:top w:type="dxa" w:w="50"/>
               <w:left w:type="dxa" w:w="80"/>
@@ -30708,7 +30373,7 @@
               <w:bottom w:val="single" w:color="BFBFBF" w:sz="4"/>
               <w:right w:val="single" w:color="BFBFBF" w:sz="4"/>
             </w:tcBorders>
-            <w:shd w:fill="E8F3EC" w:color="auto" w:val="clear"/>
+            <w:shd w:fill="E8F0EA" w:color="auto" w:val="clear"/>
             <w:tcMar>
               <w:top w:type="dxa" w:w="50"/>
               <w:left w:type="dxa" w:w="80"/>
@@ -30969,7 +30634,7 @@
               <w:bottom w:val="single" w:color="BFBFBF" w:sz="4"/>
               <w:right w:val="single" w:color="BFBFBF" w:sz="4"/>
             </w:tcBorders>
-            <w:shd w:fill="E8F3EC" w:color="auto" w:val="clear"/>
+            <w:shd w:fill="E8F0EA" w:color="auto" w:val="clear"/>
             <w:tcMar>
               <w:top w:type="dxa" w:w="50"/>
               <w:left w:type="dxa" w:w="80"/>
@@ -31001,7 +30666,7 @@
               <w:bottom w:val="single" w:color="BFBFBF" w:sz="4"/>
               <w:right w:val="single" w:color="BFBFBF" w:sz="4"/>
             </w:tcBorders>
-            <w:shd w:fill="E8F3EC" w:color="auto" w:val="clear"/>
+            <w:shd w:fill="E8F0EA" w:color="auto" w:val="clear"/>
             <w:tcMar>
               <w:top w:type="dxa" w:w="50"/>
               <w:left w:type="dxa" w:w="80"/>
@@ -31033,7 +30698,7 @@
               <w:bottom w:val="single" w:color="BFBFBF" w:sz="4"/>
               <w:right w:val="single" w:color="BFBFBF" w:sz="4"/>
             </w:tcBorders>
-            <w:shd w:fill="E8F3EC" w:color="auto" w:val="clear"/>
+            <w:shd w:fill="E8F0EA" w:color="auto" w:val="clear"/>
             <w:tcMar>
               <w:top w:type="dxa" w:w="50"/>
               <w:left w:type="dxa" w:w="80"/>
@@ -31065,7 +30730,7 @@
               <w:bottom w:val="single" w:color="BFBFBF" w:sz="4"/>
               <w:right w:val="single" w:color="BFBFBF" w:sz="4"/>
             </w:tcBorders>
-            <w:shd w:fill="E8F3EC" w:color="auto" w:val="clear"/>
+            <w:shd w:fill="E8F0EA" w:color="auto" w:val="clear"/>
             <w:tcMar>
               <w:top w:type="dxa" w:w="50"/>
               <w:left w:type="dxa" w:w="80"/>
@@ -31097,7 +30762,7 @@
               <w:bottom w:val="single" w:color="BFBFBF" w:sz="4"/>
               <w:right w:val="single" w:color="BFBFBF" w:sz="4"/>
             </w:tcBorders>
-            <w:shd w:fill="E8F3EC" w:color="auto" w:val="clear"/>
+            <w:shd w:fill="E8F0EA" w:color="auto" w:val="clear"/>
             <w:tcMar>
               <w:top w:type="dxa" w:w="50"/>
               <w:left w:type="dxa" w:w="80"/>
@@ -31129,7 +30794,7 @@
               <w:bottom w:val="single" w:color="BFBFBF" w:sz="4"/>
               <w:right w:val="single" w:color="BFBFBF" w:sz="4"/>
             </w:tcBorders>
-            <w:shd w:fill="E8F3EC" w:color="auto" w:val="clear"/>
+            <w:shd w:fill="E8F0EA" w:color="auto" w:val="clear"/>
             <w:tcMar>
               <w:top w:type="dxa" w:w="50"/>
               <w:left w:type="dxa" w:w="80"/>
@@ -31161,7 +30826,7 @@
               <w:bottom w:val="single" w:color="BFBFBF" w:sz="4"/>
               <w:right w:val="single" w:color="BFBFBF" w:sz="4"/>
             </w:tcBorders>
-            <w:shd w:fill="E8F3EC" w:color="auto" w:val="clear"/>
+            <w:shd w:fill="E8F0EA" w:color="auto" w:val="clear"/>
             <w:tcMar>
               <w:top w:type="dxa" w:w="50"/>
               <w:left w:type="dxa" w:w="80"/>
@@ -31422,7 +31087,7 @@
               <w:bottom w:val="single" w:color="BFBFBF" w:sz="4"/>
               <w:right w:val="single" w:color="BFBFBF" w:sz="4"/>
             </w:tcBorders>
-            <w:shd w:fill="E8F3EC" w:color="auto" w:val="clear"/>
+            <w:shd w:fill="E8F0EA" w:color="auto" w:val="clear"/>
             <w:tcMar>
               <w:top w:type="dxa" w:w="50"/>
               <w:left w:type="dxa" w:w="80"/>
@@ -31454,7 +31119,7 @@
               <w:bottom w:val="single" w:color="BFBFBF" w:sz="4"/>
               <w:right w:val="single" w:color="BFBFBF" w:sz="4"/>
             </w:tcBorders>
-            <w:shd w:fill="E8F3EC" w:color="auto" w:val="clear"/>
+            <w:shd w:fill="E8F0EA" w:color="auto" w:val="clear"/>
             <w:tcMar>
               <w:top w:type="dxa" w:w="50"/>
               <w:left w:type="dxa" w:w="80"/>
@@ -31486,7 +31151,7 @@
               <w:bottom w:val="single" w:color="BFBFBF" w:sz="4"/>
               <w:right w:val="single" w:color="BFBFBF" w:sz="4"/>
             </w:tcBorders>
-            <w:shd w:fill="E8F3EC" w:color="auto" w:val="clear"/>
+            <w:shd w:fill="E8F0EA" w:color="auto" w:val="clear"/>
             <w:tcMar>
               <w:top w:type="dxa" w:w="50"/>
               <w:left w:type="dxa" w:w="80"/>
@@ -31518,7 +31183,7 @@
               <w:bottom w:val="single" w:color="BFBFBF" w:sz="4"/>
               <w:right w:val="single" w:color="BFBFBF" w:sz="4"/>
             </w:tcBorders>
-            <w:shd w:fill="E8F3EC" w:color="auto" w:val="clear"/>
+            <w:shd w:fill="E8F0EA" w:color="auto" w:val="clear"/>
             <w:tcMar>
               <w:top w:type="dxa" w:w="50"/>
               <w:left w:type="dxa" w:w="80"/>
@@ -31550,7 +31215,7 @@
               <w:bottom w:val="single" w:color="BFBFBF" w:sz="4"/>
               <w:right w:val="single" w:color="BFBFBF" w:sz="4"/>
             </w:tcBorders>
-            <w:shd w:fill="E8F3EC" w:color="auto" w:val="clear"/>
+            <w:shd w:fill="E8F0EA" w:color="auto" w:val="clear"/>
             <w:tcMar>
               <w:top w:type="dxa" w:w="50"/>
               <w:left w:type="dxa" w:w="80"/>
@@ -31582,7 +31247,7 @@
               <w:bottom w:val="single" w:color="BFBFBF" w:sz="4"/>
               <w:right w:val="single" w:color="BFBFBF" w:sz="4"/>
             </w:tcBorders>
-            <w:shd w:fill="E8F3EC" w:color="auto" w:val="clear"/>
+            <w:shd w:fill="E8F0EA" w:color="auto" w:val="clear"/>
             <w:tcMar>
               <w:top w:type="dxa" w:w="50"/>
               <w:left w:type="dxa" w:w="80"/>
@@ -31614,7 +31279,7 @@
               <w:bottom w:val="single" w:color="BFBFBF" w:sz="4"/>
               <w:right w:val="single" w:color="BFBFBF" w:sz="4"/>
             </w:tcBorders>
-            <w:shd w:fill="E8F3EC" w:color="auto" w:val="clear"/>
+            <w:shd w:fill="E8F0EA" w:color="auto" w:val="clear"/>
             <w:tcMar>
               <w:top w:type="dxa" w:w="50"/>
               <w:left w:type="dxa" w:w="80"/>
@@ -31875,7 +31540,7 @@
               <w:bottom w:val="single" w:color="BFBFBF" w:sz="4"/>
               <w:right w:val="single" w:color="BFBFBF" w:sz="4"/>
             </w:tcBorders>
-            <w:shd w:fill="E8F3EC" w:color="auto" w:val="clear"/>
+            <w:shd w:fill="E8F0EA" w:color="auto" w:val="clear"/>
             <w:tcMar>
               <w:top w:type="dxa" w:w="50"/>
               <w:left w:type="dxa" w:w="80"/>
@@ -31907,7 +31572,7 @@
               <w:bottom w:val="single" w:color="BFBFBF" w:sz="4"/>
               <w:right w:val="single" w:color="BFBFBF" w:sz="4"/>
             </w:tcBorders>
-            <w:shd w:fill="E8F3EC" w:color="auto" w:val="clear"/>
+            <w:shd w:fill="E8F0EA" w:color="auto" w:val="clear"/>
             <w:tcMar>
               <w:top w:type="dxa" w:w="50"/>
               <w:left w:type="dxa" w:w="80"/>
@@ -31939,7 +31604,7 @@
               <w:bottom w:val="single" w:color="BFBFBF" w:sz="4"/>
               <w:right w:val="single" w:color="BFBFBF" w:sz="4"/>
             </w:tcBorders>
-            <w:shd w:fill="E8F3EC" w:color="auto" w:val="clear"/>
+            <w:shd w:fill="E8F0EA" w:color="auto" w:val="clear"/>
             <w:tcMar>
               <w:top w:type="dxa" w:w="50"/>
               <w:left w:type="dxa" w:w="80"/>
@@ -31971,7 +31636,7 @@
               <w:bottom w:val="single" w:color="BFBFBF" w:sz="4"/>
               <w:right w:val="single" w:color="BFBFBF" w:sz="4"/>
             </w:tcBorders>
-            <w:shd w:fill="E8F3EC" w:color="auto" w:val="clear"/>
+            <w:shd w:fill="E8F0EA" w:color="auto" w:val="clear"/>
             <w:tcMar>
               <w:top w:type="dxa" w:w="50"/>
               <w:left w:type="dxa" w:w="80"/>
@@ -32003,7 +31668,7 @@
               <w:bottom w:val="single" w:color="BFBFBF" w:sz="4"/>
               <w:right w:val="single" w:color="BFBFBF" w:sz="4"/>
             </w:tcBorders>
-            <w:shd w:fill="E8F3EC" w:color="auto" w:val="clear"/>
+            <w:shd w:fill="E8F0EA" w:color="auto" w:val="clear"/>
             <w:tcMar>
               <w:top w:type="dxa" w:w="50"/>
               <w:left w:type="dxa" w:w="80"/>
@@ -32035,7 +31700,7 @@
               <w:bottom w:val="single" w:color="BFBFBF" w:sz="4"/>
               <w:right w:val="single" w:color="BFBFBF" w:sz="4"/>
             </w:tcBorders>
-            <w:shd w:fill="E8F3EC" w:color="auto" w:val="clear"/>
+            <w:shd w:fill="E8F0EA" w:color="auto" w:val="clear"/>
             <w:tcMar>
               <w:top w:type="dxa" w:w="50"/>
               <w:left w:type="dxa" w:w="80"/>
@@ -32067,7 +31732,7 @@
               <w:bottom w:val="single" w:color="BFBFBF" w:sz="4"/>
               <w:right w:val="single" w:color="BFBFBF" w:sz="4"/>
             </w:tcBorders>
-            <w:shd w:fill="E8F3EC" w:color="auto" w:val="clear"/>
+            <w:shd w:fill="E8F0EA" w:color="auto" w:val="clear"/>
             <w:tcMar>
               <w:top w:type="dxa" w:w="50"/>
               <w:left w:type="dxa" w:w="80"/>
@@ -32328,7 +31993,7 @@
               <w:bottom w:val="single" w:color="BFBFBF" w:sz="4"/>
               <w:right w:val="single" w:color="BFBFBF" w:sz="4"/>
             </w:tcBorders>
-            <w:shd w:fill="E8F3EC" w:color="auto" w:val="clear"/>
+            <w:shd w:fill="E8F0EA" w:color="auto" w:val="clear"/>
             <w:tcMar>
               <w:top w:type="dxa" w:w="50"/>
               <w:left w:type="dxa" w:w="80"/>
@@ -32360,7 +32025,7 @@
               <w:bottom w:val="single" w:color="BFBFBF" w:sz="4"/>
               <w:right w:val="single" w:color="BFBFBF" w:sz="4"/>
             </w:tcBorders>
-            <w:shd w:fill="E8F3EC" w:color="auto" w:val="clear"/>
+            <w:shd w:fill="E8F0EA" w:color="auto" w:val="clear"/>
             <w:tcMar>
               <w:top w:type="dxa" w:w="50"/>
               <w:left w:type="dxa" w:w="80"/>
@@ -32392,7 +32057,7 @@
               <w:bottom w:val="single" w:color="BFBFBF" w:sz="4"/>
               <w:right w:val="single" w:color="BFBFBF" w:sz="4"/>
             </w:tcBorders>
-            <w:shd w:fill="E8F3EC" w:color="auto" w:val="clear"/>
+            <w:shd w:fill="E8F0EA" w:color="auto" w:val="clear"/>
             <w:tcMar>
               <w:top w:type="dxa" w:w="50"/>
               <w:left w:type="dxa" w:w="80"/>
@@ -32424,7 +32089,7 @@
               <w:bottom w:val="single" w:color="BFBFBF" w:sz="4"/>
               <w:right w:val="single" w:color="BFBFBF" w:sz="4"/>
             </w:tcBorders>
-            <w:shd w:fill="E8F3EC" w:color="auto" w:val="clear"/>
+            <w:shd w:fill="E8F0EA" w:color="auto" w:val="clear"/>
             <w:tcMar>
               <w:top w:type="dxa" w:w="50"/>
               <w:left w:type="dxa" w:w="80"/>
@@ -32456,7 +32121,7 @@
               <w:bottom w:val="single" w:color="BFBFBF" w:sz="4"/>
               <w:right w:val="single" w:color="BFBFBF" w:sz="4"/>
             </w:tcBorders>
-            <w:shd w:fill="E8F3EC" w:color="auto" w:val="clear"/>
+            <w:shd w:fill="E8F0EA" w:color="auto" w:val="clear"/>
             <w:tcMar>
               <w:top w:type="dxa" w:w="50"/>
               <w:left w:type="dxa" w:w="80"/>
@@ -32488,7 +32153,7 @@
               <w:bottom w:val="single" w:color="BFBFBF" w:sz="4"/>
               <w:right w:val="single" w:color="BFBFBF" w:sz="4"/>
             </w:tcBorders>
-            <w:shd w:fill="E8F3EC" w:color="auto" w:val="clear"/>
+            <w:shd w:fill="E8F0EA" w:color="auto" w:val="clear"/>
             <w:tcMar>
               <w:top w:type="dxa" w:w="50"/>
               <w:left w:type="dxa" w:w="80"/>
@@ -32520,7 +32185,7 @@
               <w:bottom w:val="single" w:color="BFBFBF" w:sz="4"/>
               <w:right w:val="single" w:color="BFBFBF" w:sz="4"/>
             </w:tcBorders>
-            <w:shd w:fill="E8F3EC" w:color="auto" w:val="clear"/>
+            <w:shd w:fill="E8F0EA" w:color="auto" w:val="clear"/>
             <w:tcMar>
               <w:top w:type="dxa" w:w="50"/>
               <w:left w:type="dxa" w:w="80"/>
@@ -32781,7 +32446,7 @@
               <w:bottom w:val="single" w:color="BFBFBF" w:sz="4"/>
               <w:right w:val="single" w:color="BFBFBF" w:sz="4"/>
             </w:tcBorders>
-            <w:shd w:fill="E8F3EC" w:color="auto" w:val="clear"/>
+            <w:shd w:fill="E8F0EA" w:color="auto" w:val="clear"/>
             <w:tcMar>
               <w:top w:type="dxa" w:w="50"/>
               <w:left w:type="dxa" w:w="80"/>
@@ -32813,7 +32478,7 @@
               <w:bottom w:val="single" w:color="BFBFBF" w:sz="4"/>
               <w:right w:val="single" w:color="BFBFBF" w:sz="4"/>
             </w:tcBorders>
-            <w:shd w:fill="E8F3EC" w:color="auto" w:val="clear"/>
+            <w:shd w:fill="E8F0EA" w:color="auto" w:val="clear"/>
             <w:tcMar>
               <w:top w:type="dxa" w:w="50"/>
               <w:left w:type="dxa" w:w="80"/>
@@ -32845,7 +32510,7 @@
               <w:bottom w:val="single" w:color="BFBFBF" w:sz="4"/>
               <w:right w:val="single" w:color="BFBFBF" w:sz="4"/>
             </w:tcBorders>
-            <w:shd w:fill="E8F3EC" w:color="auto" w:val="clear"/>
+            <w:shd w:fill="E8F0EA" w:color="auto" w:val="clear"/>
             <w:tcMar>
               <w:top w:type="dxa" w:w="50"/>
               <w:left w:type="dxa" w:w="80"/>
@@ -32877,7 +32542,7 @@
               <w:bottom w:val="single" w:color="BFBFBF" w:sz="4"/>
               <w:right w:val="single" w:color="BFBFBF" w:sz="4"/>
             </w:tcBorders>
-            <w:shd w:fill="E8F3EC" w:color="auto" w:val="clear"/>
+            <w:shd w:fill="E8F0EA" w:color="auto" w:val="clear"/>
             <w:tcMar>
               <w:top w:type="dxa" w:w="50"/>
               <w:left w:type="dxa" w:w="80"/>
@@ -32909,7 +32574,7 @@
               <w:bottom w:val="single" w:color="BFBFBF" w:sz="4"/>
               <w:right w:val="single" w:color="BFBFBF" w:sz="4"/>
             </w:tcBorders>
-            <w:shd w:fill="E8F3EC" w:color="auto" w:val="clear"/>
+            <w:shd w:fill="E8F0EA" w:color="auto" w:val="clear"/>
             <w:tcMar>
               <w:top w:type="dxa" w:w="50"/>
               <w:left w:type="dxa" w:w="80"/>
@@ -32941,7 +32606,7 @@
               <w:bottom w:val="single" w:color="BFBFBF" w:sz="4"/>
               <w:right w:val="single" w:color="BFBFBF" w:sz="4"/>
             </w:tcBorders>
-            <w:shd w:fill="E8F3EC" w:color="auto" w:val="clear"/>
+            <w:shd w:fill="E8F0EA" w:color="auto" w:val="clear"/>
             <w:tcMar>
               <w:top w:type="dxa" w:w="50"/>
               <w:left w:type="dxa" w:w="80"/>
@@ -32973,7 +32638,7 @@
               <w:bottom w:val="single" w:color="BFBFBF" w:sz="4"/>
               <w:right w:val="single" w:color="BFBFBF" w:sz="4"/>
             </w:tcBorders>
-            <w:shd w:fill="E8F3EC" w:color="auto" w:val="clear"/>
+            <w:shd w:fill="E8F0EA" w:color="auto" w:val="clear"/>
             <w:tcMar>
               <w:top w:type="dxa" w:w="50"/>
               <w:left w:type="dxa" w:w="80"/>
@@ -33234,7 +32899,7 @@
               <w:bottom w:val="single" w:color="BFBFBF" w:sz="4"/>
               <w:right w:val="single" w:color="BFBFBF" w:sz="4"/>
             </w:tcBorders>
-            <w:shd w:fill="E8F3EC" w:color="auto" w:val="clear"/>
+            <w:shd w:fill="E8F0EA" w:color="auto" w:val="clear"/>
             <w:tcMar>
               <w:top w:type="dxa" w:w="50"/>
               <w:left w:type="dxa" w:w="80"/>
@@ -33266,7 +32931,7 @@
               <w:bottom w:val="single" w:color="BFBFBF" w:sz="4"/>
               <w:right w:val="single" w:color="BFBFBF" w:sz="4"/>
             </w:tcBorders>
-            <w:shd w:fill="E8F3EC" w:color="auto" w:val="clear"/>
+            <w:shd w:fill="E8F0EA" w:color="auto" w:val="clear"/>
             <w:tcMar>
               <w:top w:type="dxa" w:w="50"/>
               <w:left w:type="dxa" w:w="80"/>
@@ -33298,7 +32963,7 @@
               <w:bottom w:val="single" w:color="BFBFBF" w:sz="4"/>
               <w:right w:val="single" w:color="BFBFBF" w:sz="4"/>
             </w:tcBorders>
-            <w:shd w:fill="E8F3EC" w:color="auto" w:val="clear"/>
+            <w:shd w:fill="E8F0EA" w:color="auto" w:val="clear"/>
             <w:tcMar>
               <w:top w:type="dxa" w:w="50"/>
               <w:left w:type="dxa" w:w="80"/>
@@ -33330,7 +32995,7 @@
               <w:bottom w:val="single" w:color="BFBFBF" w:sz="4"/>
               <w:right w:val="single" w:color="BFBFBF" w:sz="4"/>
             </w:tcBorders>
-            <w:shd w:fill="E8F3EC" w:color="auto" w:val="clear"/>
+            <w:shd w:fill="E8F0EA" w:color="auto" w:val="clear"/>
             <w:tcMar>
               <w:top w:type="dxa" w:w="50"/>
               <w:left w:type="dxa" w:w="80"/>
@@ -33362,7 +33027,7 @@
               <w:bottom w:val="single" w:color="BFBFBF" w:sz="4"/>
               <w:right w:val="single" w:color="BFBFBF" w:sz="4"/>
             </w:tcBorders>
-            <w:shd w:fill="E8F3EC" w:color="auto" w:val="clear"/>
+            <w:shd w:fill="E8F0EA" w:color="auto" w:val="clear"/>
             <w:tcMar>
               <w:top w:type="dxa" w:w="50"/>
               <w:left w:type="dxa" w:w="80"/>
@@ -33394,7 +33059,7 @@
               <w:bottom w:val="single" w:color="BFBFBF" w:sz="4"/>
               <w:right w:val="single" w:color="BFBFBF" w:sz="4"/>
             </w:tcBorders>
-            <w:shd w:fill="E8F3EC" w:color="auto" w:val="clear"/>
+            <w:shd w:fill="E8F0EA" w:color="auto" w:val="clear"/>
             <w:tcMar>
               <w:top w:type="dxa" w:w="50"/>
               <w:left w:type="dxa" w:w="80"/>
@@ -33426,7 +33091,7 @@
               <w:bottom w:val="single" w:color="BFBFBF" w:sz="4"/>
               <w:right w:val="single" w:color="BFBFBF" w:sz="4"/>
             </w:tcBorders>
-            <w:shd w:fill="E8F3EC" w:color="auto" w:val="clear"/>
+            <w:shd w:fill="E8F0EA" w:color="auto" w:val="clear"/>
             <w:tcMar>
               <w:top w:type="dxa" w:w="50"/>
               <w:left w:type="dxa" w:w="80"/>
@@ -33481,7 +33146,7 @@
                     </pic:cNvPicPr>
                   </pic:nvPicPr>
                   <pic:blipFill>
-                    <a:blip r:embed="rId21" cstate="none"/>
+                    <a:blip r:embed="rId18" cstate="none"/>
                     <a:srcRect/>
                     <a:stretch>
                       <a:fillRect/>
@@ -33512,7 +33177,7 @@
         <w:rPr>
           <w:b/>
           <w:bCs/>
-          <w:color w:val="1B7F3B"/>
+          <w:color w:val="1E6B3A"/>
           <w:sz w:val="19"/>
           <w:szCs w:val="19"/>
         </w:rPr>
@@ -33531,18 +33196,18 @@
       <w:pPr>
         <w:pStyle w:val="Heading2"/>
         <w:keepNext/>
-        <w:spacing w:after="100" w:before="220"/>
+        <w:spacing w:after="90" w:before="200"/>
       </w:pPr>
       <w:r>
         <w:rPr>
-          <w:rFonts w:ascii="Calibri" w:cs="Calibri" w:eastAsia="Calibri" w:hAnsi="Calibri"/>
+          <w:rFonts w:ascii="Arial" w:cs="Arial" w:eastAsia="Arial" w:hAnsi="Arial"/>
           <w:b/>
           <w:bCs/>
-          <w:color w:val="1B7F3B"/>
-          <w:sz w:val="24"/>
-          <w:szCs w:val="24"/>
+          <w:color w:val="1E6B3A"/>
+          <w:sz w:val="23"/>
+          <w:szCs w:val="23"/>
         </w:rPr>
-        <w:t xml:space="preserve">8.5 Animaciones</w:t>
+        <w:t xml:space="preserve">9.5 Animaciones</w:t>
       </w:r>
     </w:p>
     <w:p>
@@ -33558,21 +33223,18 @@
       <w:pPr>
         <w:pStyle w:val="Heading1"/>
         <w:keepNext/>
-        <w:pBdr>
-          <w:bottom w:val="single" w:color="1B7F3B" w:sz="8" w:space="2"/>
-        </w:pBdr>
-        <w:spacing w:after="140" w:before="320"/>
+        <w:spacing w:after="120" w:before="280"/>
       </w:pPr>
       <w:r>
         <w:rPr>
-          <w:rFonts w:ascii="Calibri" w:cs="Calibri" w:eastAsia="Calibri" w:hAnsi="Calibri"/>
+          <w:rFonts w:ascii="Arial" w:cs="Arial" w:eastAsia="Arial" w:hAnsi="Arial"/>
           <w:b/>
           <w:bCs/>
-          <w:color w:val="1B7F3B"/>
+          <w:color w:val="1E6B3A"/>
           <w:sz w:val="28"/>
           <w:szCs w:val="28"/>
         </w:rPr>
-        <w:t xml:space="preserve">9. DISCUSIÓN</w:t>
+        <w:t xml:space="preserve">10. Discusión</w:t>
       </w:r>
     </w:p>
     <w:p>
@@ -33606,21 +33268,18 @@
       <w:pPr>
         <w:pStyle w:val="Heading1"/>
         <w:keepNext/>
-        <w:pBdr>
-          <w:bottom w:val="single" w:color="1B7F3B" w:sz="8" w:space="2"/>
-        </w:pBdr>
-        <w:spacing w:after="140" w:before="320"/>
+        <w:spacing w:after="120" w:before="280"/>
       </w:pPr>
       <w:r>
         <w:rPr>
-          <w:rFonts w:ascii="Calibri" w:cs="Calibri" w:eastAsia="Calibri" w:hAnsi="Calibri"/>
+          <w:rFonts w:ascii="Arial" w:cs="Arial" w:eastAsia="Arial" w:hAnsi="Arial"/>
           <w:b/>
           <w:bCs/>
-          <w:color w:val="1B7F3B"/>
+          <w:color w:val="1E6B3A"/>
           <w:sz w:val="28"/>
           <w:szCs w:val="28"/>
         </w:rPr>
-        <w:t xml:space="preserve">10. CONCLUSIONES</w:t>
+        <w:t xml:space="preserve">11. Conclusiones</w:t>
       </w:r>
     </w:p>
     <w:p>
@@ -33807,21 +33466,18 @@
       <w:pPr>
         <w:pStyle w:val="Heading1"/>
         <w:keepNext/>
-        <w:pBdr>
-          <w:bottom w:val="single" w:color="1B7F3B" w:sz="8" w:space="2"/>
-        </w:pBdr>
-        <w:spacing w:after="140" w:before="320"/>
+        <w:spacing w:after="120" w:before="280"/>
       </w:pPr>
       <w:r>
         <w:rPr>
-          <w:rFonts w:ascii="Calibri" w:cs="Calibri" w:eastAsia="Calibri" w:hAnsi="Calibri"/>
+          <w:rFonts w:ascii="Arial" w:cs="Arial" w:eastAsia="Arial" w:hAnsi="Arial"/>
           <w:b/>
           <w:bCs/>
-          <w:color w:val="1B7F3B"/>
+          <w:color w:val="1E6B3A"/>
           <w:sz w:val="28"/>
           <w:szCs w:val="28"/>
         </w:rPr>
-        <w:t xml:space="preserve">11. RECOMENDACIONES Y TRABAJO FUTURO</w:t>
+        <w:t xml:space="preserve">12. Recomendaciones y trabajo futuro</w:t>
       </w:r>
     </w:p>
     <w:p>
@@ -33884,21 +33540,18 @@
       <w:pPr>
         <w:pStyle w:val="Heading1"/>
         <w:keepNext/>
-        <w:pBdr>
-          <w:bottom w:val="single" w:color="1B7F3B" w:sz="8" w:space="2"/>
-        </w:pBdr>
-        <w:spacing w:after="140" w:before="320"/>
+        <w:spacing w:after="120" w:before="280"/>
       </w:pPr>
       <w:r>
         <w:rPr>
-          <w:rFonts w:ascii="Calibri" w:cs="Calibri" w:eastAsia="Calibri" w:hAnsi="Calibri"/>
+          <w:rFonts w:ascii="Arial" w:cs="Arial" w:eastAsia="Arial" w:hAnsi="Arial"/>
           <w:b/>
           <w:bCs/>
-          <w:color w:val="1B7F3B"/>
+          <w:color w:val="1E6B3A"/>
           <w:sz w:val="28"/>
           <w:szCs w:val="28"/>
         </w:rPr>
-        <w:t xml:space="preserve">12. REFERENCIAS BIBLIOGRÁFICAS</w:t>
+        <w:t xml:space="preserve">Referencias</w:t>
       </w:r>
     </w:p>
     <w:p>
@@ -33975,21 +33628,18 @@
       <w:pPr>
         <w:pStyle w:val="Heading1"/>
         <w:keepNext/>
-        <w:pBdr>
-          <w:bottom w:val="single" w:color="1B7F3B" w:sz="8" w:space="2"/>
-        </w:pBdr>
-        <w:spacing w:after="140" w:before="320"/>
+        <w:spacing w:after="120" w:before="280"/>
       </w:pPr>
       <w:r>
         <w:rPr>
-          <w:rFonts w:ascii="Calibri" w:cs="Calibri" w:eastAsia="Calibri" w:hAnsi="Calibri"/>
+          <w:rFonts w:ascii="Arial" w:cs="Arial" w:eastAsia="Arial" w:hAnsi="Arial"/>
           <w:b/>
           <w:bCs/>
-          <w:color w:val="1B7F3B"/>
+          <w:color w:val="1E6B3A"/>
           <w:sz w:val="28"/>
           <w:szCs w:val="28"/>
         </w:rPr>
-        <w:t xml:space="preserve">A. ANEXO: REPRODUCIBILIDAD</w:t>
+        <w:t xml:space="preserve">Anexo: reproducibilidad</w:t>
       </w:r>
     </w:p>
     <w:p>
@@ -34068,13 +33718,10 @@
     </w:p>
     <w:sectPr>
       <w:headerReference w:type="default" r:id="rId7"/>
-      <w:headerReference w:type="first" r:id="rId8"/>
-      <w:footerReference w:type="default" r:id="rId9"/>
-      <w:footerReference w:type="first" r:id="rId10"/>
+      <w:footerReference w:type="default" r:id="rId8"/>
       <w:pgSz w:w="11906" w:h="16838" w:orient="portrait"/>
-      <w:pgMar w:top="1247" w:right="1247" w:bottom="1247" w:left="1247" w:header="708" w:footer="708" w:gutter="0"/>
+      <w:pgMar w:top="1500" w:right="1247" w:bottom="1134" w:left="1247" w:header="500" w:footer="500" w:gutter="0"/>
       <w:pgNumType/>
-      <w:titlePg/>
       <w:docGrid w:linePitch="360"/>
     </w:sectPr>
   </w:body>
@@ -34151,12 +33798,6 @@
 </w:ftr>
 </file>
 
-<file path=word/footer2.xml><?xml version="1.0" encoding="utf-8"?>
-<w:ftr xmlns:wpc="http://schemas.microsoft.com/office/word/2010/wordprocessingCanvas" xmlns:mc="http://schemas.openxmlformats.org/markup-compatibility/2006" xmlns:o="urn:schemas-microsoft-com:office:office" xmlns:r="http://schemas.openxmlformats.org/officeDocument/2006/relationships" xmlns:m="http://schemas.openxmlformats.org/officeDocument/2006/math" xmlns:v="urn:schemas-microsoft-com:vml" xmlns:wp14="http://schemas.microsoft.com/office/word/2010/wordprocessingDrawing" xmlns:wp="http://schemas.openxmlformats.org/drawingml/2006/wordprocessingDrawing" xmlns:w10="urn:schemas-microsoft-com:office:word" xmlns:w="http://schemas.openxmlformats.org/wordprocessingml/2006/main" xmlns:w14="http://schemas.microsoft.com/office/word/2010/wordml" xmlns:w15="http://schemas.microsoft.com/office/word/2012/wordml" xmlns:wpg="http://schemas.microsoft.com/office/word/2010/wordprocessingGroup" xmlns:wpi="http://schemas.microsoft.com/office/word/2010/wordprocessingInk" xmlns:wne="http://schemas.microsoft.com/office/word/2006/wordml" xmlns:wps="http://schemas.microsoft.com/office/word/2010/wordprocessingShape">
-  <w:p/>
-</w:ftr>
-</file>
-
 <file path=word/footnotes.xml><?xml version="1.0" encoding="utf-8"?>
 <w:footnotes xmlns:wpc="http://schemas.microsoft.com/office/word/2010/wordprocessingCanvas" xmlns:mc="http://schemas.openxmlformats.org/markup-compatibility/2006" xmlns:o="urn:schemas-microsoft-com:office:office" xmlns:r="http://schemas.openxmlformats.org/officeDocument/2006/relationships" xmlns:m="http://schemas.openxmlformats.org/officeDocument/2006/math" xmlns:v="urn:schemas-microsoft-com:vml" xmlns:wp14="http://schemas.microsoft.com/office/word/2010/wordprocessingDrawing" xmlns:wp="http://schemas.openxmlformats.org/drawingml/2006/wordprocessingDrawing" xmlns:w10="urn:schemas-microsoft-com:office:word" xmlns:w="http://schemas.openxmlformats.org/wordprocessingml/2006/main" xmlns:w14="http://schemas.microsoft.com/office/word/2010/wordml" xmlns:w15="http://schemas.microsoft.com/office/word/2012/wordml" xmlns:wpg="http://schemas.microsoft.com/office/word/2010/wordprocessingGroup" xmlns:wpi="http://schemas.microsoft.com/office/word/2010/wordprocessingInk" xmlns:wne="http://schemas.microsoft.com/office/word/2006/wordml" xmlns:wps="http://schemas.microsoft.com/office/word/2010/wordprocessingShape" mc:Ignorable="w14 w15 wp14">
   <w:footnote w:type="separator" w:id="-1">
@@ -34197,27 +33838,47 @@
 <file path=word/header1.xml><?xml version="1.0" encoding="utf-8"?>
 <w:hdr xmlns:wpc="http://schemas.microsoft.com/office/word/2010/wordprocessingCanvas" xmlns:mc="http://schemas.openxmlformats.org/markup-compatibility/2006" xmlns:o="urn:schemas-microsoft-com:office:office" xmlns:r="http://schemas.openxmlformats.org/officeDocument/2006/relationships" xmlns:m="http://schemas.openxmlformats.org/officeDocument/2006/math" xmlns:v="urn:schemas-microsoft-com:vml" xmlns:wp14="http://schemas.microsoft.com/office/word/2010/wordprocessingDrawing" xmlns:wp="http://schemas.openxmlformats.org/drawingml/2006/wordprocessingDrawing" xmlns:w10="urn:schemas-microsoft-com:office:word" xmlns:w="http://schemas.openxmlformats.org/wordprocessingml/2006/main" xmlns:w14="http://schemas.microsoft.com/office/word/2010/wordml" xmlns:w15="http://schemas.microsoft.com/office/word/2012/wordml" xmlns:wpg="http://schemas.microsoft.com/office/word/2010/wordprocessingGroup" xmlns:wpi="http://schemas.microsoft.com/office/word/2010/wordprocessingInk" xmlns:wne="http://schemas.microsoft.com/office/word/2006/wordml" xmlns:wps="http://schemas.microsoft.com/office/word/2010/wordprocessingShape" xmlns:cx="http://schemas.microsoft.com/office/drawing/2014/chartex" xmlns:cx1="http://schemas.microsoft.com/office/drawing/2015/9/8/chartex" xmlns:cx2="http://schemas.microsoft.com/office/drawing/2015/10/21/chartex" xmlns:cx3="http://schemas.microsoft.com/office/drawing/2016/5/9/chartex" xmlns:cx4="http://schemas.microsoft.com/office/drawing/2016/5/10/chartex" xmlns:cx5="http://schemas.microsoft.com/office/drawing/2016/5/11/chartex" xmlns:cx6="http://schemas.microsoft.com/office/drawing/2016/5/12/chartex" xmlns:cx7="http://schemas.microsoft.com/office/drawing/2016/5/13/chartex" xmlns:cx8="http://schemas.microsoft.com/office/drawing/2016/5/14/chartex" xmlns:w16cid="http://schemas.microsoft.com/office/word/2016/wordml/cid" xmlns:w16se="http://schemas.microsoft.com/office/word/2015/wordml/symex">
   <w:p>
-    <w:pPr>
-      <w:pBdr>
-        <w:bottom w:val="single" w:color="1B7F3B" w:sz="6" w:space="2"/>
-      </w:pBdr>
-      <w:jc w:val="right"/>
-    </w:pPr>
     <w:r>
-      <w:rPr>
-        <w:color w:val="595959"/>
-        <w:sz w:val="17"/>
-        <w:szCs w:val="17"/>
-      </w:rPr>
-      <w:t xml:space="preserve">ESPE | Aplicaciones basadas en el conocimiento | NRC 36859</w:t>
+      <w:drawing>
+        <wp:inline distT="0" distB="0" distL="0" distR="0">
+          <wp:extent cx="1123950" cy="419100"/>
+          <wp:effectExtent t="0" r="0" b="0" l="0"/>
+          <wp:docPr id="1" name="logo" descr="Logo de la Universidad de las Fuerzas Armadas ESPE" title="Logo ESPE"/>
+          <wp:cNvGraphicFramePr>
+            <a:graphicFrameLocks xmlns:a="http://schemas.openxmlformats.org/drawingml/2006/main" noChangeAspect="1"/>
+          </wp:cNvGraphicFramePr>
+          <a:graphic xmlns:a="http://schemas.openxmlformats.org/drawingml/2006/main">
+            <a:graphicData uri="http://schemas.openxmlformats.org/drawingml/2006/picture">
+              <pic:pic xmlns:pic="http://schemas.openxmlformats.org/drawingml/2006/picture">
+                <pic:nvPicPr>
+                  <pic:cNvPr id="0" name="" descr=""/>
+                  <pic:cNvPicPr>
+                    <a:picLocks noChangeAspect="1" noChangeArrowheads="1"/>
+                  </pic:cNvPicPr>
+                </pic:nvPicPr>
+                <pic:blipFill>
+                  <a:blip r:embed="rId0" cstate="none"/>
+                  <a:srcRect/>
+                  <a:stretch>
+                    <a:fillRect/>
+                  </a:stretch>
+                </pic:blipFill>
+                <pic:spPr bwMode="auto">
+                  <a:xfrm>
+                    <a:off x="0" y="0"/>
+                    <a:ext cx="1123950" cy="419100"/>
+                  </a:xfrm>
+                  <a:prstGeom prst="rect">
+                    <a:avLst/>
+                  </a:prstGeom>
+                </pic:spPr>
+              </pic:pic>
+            </a:graphicData>
+          </a:graphic>
+        </wp:inline>
+      </w:drawing>
     </w:r>
   </w:p>
-</w:hdr>
-</file>
-
-<file path=word/header2.xml><?xml version="1.0" encoding="utf-8"?>
-<w:hdr xmlns:wpc="http://schemas.microsoft.com/office/word/2010/wordprocessingCanvas" xmlns:mc="http://schemas.openxmlformats.org/markup-compatibility/2006" xmlns:o="urn:schemas-microsoft-com:office:office" xmlns:r="http://schemas.openxmlformats.org/officeDocument/2006/relationships" xmlns:m="http://schemas.openxmlformats.org/officeDocument/2006/math" xmlns:v="urn:schemas-microsoft-com:vml" xmlns:wp14="http://schemas.microsoft.com/office/word/2010/wordprocessingDrawing" xmlns:wp="http://schemas.openxmlformats.org/drawingml/2006/wordprocessingDrawing" xmlns:w10="urn:schemas-microsoft-com:office:word" xmlns:w="http://schemas.openxmlformats.org/wordprocessingml/2006/main" xmlns:w14="http://schemas.microsoft.com/office/word/2010/wordml" xmlns:w15="http://schemas.microsoft.com/office/word/2012/wordml" xmlns:wpg="http://schemas.microsoft.com/office/word/2010/wordprocessingGroup" xmlns:wpi="http://schemas.microsoft.com/office/word/2010/wordprocessingInk" xmlns:wne="http://schemas.microsoft.com/office/word/2006/wordml" xmlns:wps="http://schemas.microsoft.com/office/word/2010/wordprocessingShape" xmlns:cx="http://schemas.microsoft.com/office/drawing/2014/chartex" xmlns:cx1="http://schemas.microsoft.com/office/drawing/2015/9/8/chartex" xmlns:cx2="http://schemas.microsoft.com/office/drawing/2015/10/21/chartex" xmlns:cx3="http://schemas.microsoft.com/office/drawing/2016/5/9/chartex" xmlns:cx4="http://schemas.microsoft.com/office/drawing/2016/5/10/chartex" xmlns:cx5="http://schemas.microsoft.com/office/drawing/2016/5/11/chartex" xmlns:cx6="http://schemas.microsoft.com/office/drawing/2016/5/12/chartex" xmlns:cx7="http://schemas.microsoft.com/office/drawing/2016/5/13/chartex" xmlns:cx8="http://schemas.microsoft.com/office/drawing/2016/5/14/chartex" xmlns:w16cid="http://schemas.microsoft.com/office/word/2016/wordml/cid" xmlns:w16se="http://schemas.microsoft.com/office/word/2015/wordml/symex">
-  <w:p/>
 </w:hdr>
 </file>
 
@@ -34351,9 +34012,9 @@
   <w:docDefaults>
     <w:rPrDefault>
       <w:rPr>
-        <w:rFonts w:ascii="Calibri" w:cs="Calibri" w:eastAsia="Calibri" w:hAnsi="Calibri"/>
-        <w:sz w:val="22"/>
-        <w:szCs w:val="22"/>
+        <w:rFonts w:ascii="Arial" w:cs="Arial" w:eastAsia="Arial" w:hAnsi="Arial"/>
+        <w:sz w:val="20"/>
+        <w:szCs w:val="20"/>
       </w:rPr>
     </w:rPrDefault>
     <w:pPrDefault/>
